--- a/data/revised_2026-10_full/tracked/v2/Core_Mathematics/SS1.1_Real_Numbers/Core_Mathematics_Real_Numbers_CBE_LessonSequence_TRACKED.docx
+++ b/data/revised_2026-10_full/tracked/v2/Core_Mathematics/SS1.1_Real_Numbers/Core_Mathematics_Real_Numbers_CBE_LessonSequence_TRACKED.docx
@@ -427,7 +427,7 @@
               <w:spacing w:after="40" w:before="0"/>
               <w:jc w:val="left"/>
             </w:pPr>
-            <w:del w:id="9001" w:author="Claude (AI) - proposed" w:date="2026-10-15T20:13:39Z">
+            <w:del w:id="9001" w:author="Claude (AI) - proposed" w:date="2026-10-18T00:27:07Z">
               <w:r>
                 <w:rPr>
                   <w:rFonts w:ascii="Arial" w:cs="Arial" w:eastAsia="Arial" w:hAnsi="Arial"/>
@@ -442,7 +442,7 @@
                 <w:delText xml:space="preserve">8</w:delText>
               </w:r>
             </w:del>
-            <w:ins w:id="9002" w:author="Claude (AI) - proposed" w:date="2026-10-15T20:13:39Z">
+            <w:ins w:id="9002" w:author="Claude (AI) - proposed" w:date="2026-10-18T00:27:07Z">
               <w:r>
                 <w:rPr>
                   <w:rFonts w:ascii="Arial" w:cs="Arial" w:eastAsia="Arial" w:hAnsi="Arial"/>
@@ -470,7 +470,7 @@
               </w:rPr>
               <w:t xml:space="preserve"> lessons × 40 minutes = </w:t>
             </w:r>
-            <w:del w:id="9003" w:author="Claude (AI) - proposed" w:date="2026-10-15T20:13:39Z">
+            <w:del w:id="9003" w:author="Claude (AI) - proposed" w:date="2026-10-18T00:27:07Z">
               <w:r>
                 <w:rPr>
                   <w:rFonts w:ascii="Arial" w:cs="Arial" w:eastAsia="Arial" w:hAnsi="Arial"/>
@@ -485,7 +485,7 @@
                 <w:delText xml:space="preserve">320</w:delText>
               </w:r>
             </w:del>
-            <w:ins w:id="9004" w:author="Claude (AI) - proposed" w:date="2026-10-15T20:13:39Z">
+            <w:ins w:id="9004" w:author="Claude (AI) - proposed" w:date="2026-10-18T00:27:07Z">
               <w:r>
                 <w:rPr>
                   <w:rFonts w:ascii="Arial" w:cs="Arial" w:eastAsia="Arial" w:hAnsi="Arial"/>
@@ -568,10 +568,10 @@
               <w:ind w:left="360" w:hanging="180"/>
               <w:jc w:val="left"/>
               <w:rPr>
-                <w:ins w:id="9006" w:author="Claude (AI) - proposed" w:date="2026-10-15T20:13:39Z"/>
-              </w:rPr>
-            </w:pPr>
-            <w:ins w:id="9005" w:author="Claude (AI) - proposed" w:date="2026-10-15T20:13:39Z">
+                <w:ins w:id="9006" w:author="Claude (AI) - proposed" w:date="2026-10-18T00:27:07Z"/>
+              </w:rPr>
+            </w:pPr>
+            <w:ins w:id="9005" w:author="Claude (AI) - proposed" w:date="2026-10-18T00:27:07Z">
               <w:r>
                 <w:rPr>
                   <w:rFonts w:ascii="Arial" w:cs="Arial" w:eastAsia="Arial" w:hAnsi="Arial"/>
@@ -593,10 +593,10 @@
               <w:ind w:left="360" w:hanging="180"/>
               <w:jc w:val="left"/>
               <w:rPr>
-                <w:ins w:id="9008" w:author="Claude (AI) - proposed" w:date="2026-10-15T20:13:39Z"/>
-              </w:rPr>
-            </w:pPr>
-            <w:ins w:id="9007" w:author="Claude (AI) - proposed" w:date="2026-10-15T20:13:39Z">
+                <w:ins w:id="9008" w:author="Claude (AI) - proposed" w:date="2026-10-18T00:27:07Z"/>
+              </w:rPr>
+            </w:pPr>
+            <w:ins w:id="9007" w:author="Claude (AI) - proposed" w:date="2026-10-18T00:27:07Z">
               <w:r>
                 <w:rPr>
                   <w:rFonts w:ascii="Arial" w:cs="Arial" w:eastAsia="Arial" w:hAnsi="Arial"/>
@@ -618,10 +618,10 @@
               <w:ind w:left="360" w:hanging="180"/>
               <w:jc w:val="left"/>
               <w:rPr>
-                <w:del w:id="9010" w:author="Claude (AI) - proposed" w:date="2026-10-15T20:13:39Z"/>
-              </w:rPr>
-            </w:pPr>
-            <w:del w:id="9009" w:author="Claude (AI) - proposed" w:date="2026-10-15T20:13:39Z">
+                <w:del w:id="9010" w:author="Claude (AI) - proposed" w:date="2026-10-18T00:27:07Z"/>
+              </w:rPr>
+            </w:pPr>
+            <w:del w:id="9009" w:author="Claude (AI) - proposed" w:date="2026-10-18T00:27:07Z">
               <w:r>
                 <w:rPr>
                   <w:rFonts w:ascii="Arial" w:cs="Arial" w:eastAsia="Arial" w:hAnsi="Arial"/>
@@ -643,10 +643,10 @@
               <w:ind w:left="360" w:hanging="180"/>
               <w:jc w:val="left"/>
               <w:rPr>
-                <w:del w:id="9012" w:author="Claude (AI) - proposed" w:date="2026-10-15T20:13:39Z"/>
-              </w:rPr>
-            </w:pPr>
-            <w:del w:id="9011" w:author="Claude (AI) - proposed" w:date="2026-10-15T20:13:39Z">
+                <w:del w:id="9012" w:author="Claude (AI) - proposed" w:date="2026-10-18T00:27:07Z"/>
+              </w:rPr>
+            </w:pPr>
+            <w:del w:id="9011" w:author="Claude (AI) - proposed" w:date="2026-10-18T00:27:07Z">
               <w:r>
                 <w:rPr>
                   <w:rFonts w:ascii="Arial" w:cs="Arial" w:eastAsia="Arial" w:hAnsi="Arial"/>
@@ -668,10 +668,10 @@
               <w:ind w:left="360" w:hanging="180"/>
               <w:jc w:val="left"/>
               <w:rPr>
-                <w:del w:id="9014" w:author="Claude (AI) - proposed" w:date="2026-10-15T20:13:39Z"/>
-              </w:rPr>
-            </w:pPr>
-            <w:del w:id="9013" w:author="Claude (AI) - proposed" w:date="2026-10-15T20:13:39Z">
+                <w:del w:id="9014" w:author="Claude (AI) - proposed" w:date="2026-10-18T00:27:07Z"/>
+              </w:rPr>
+            </w:pPr>
+            <w:del w:id="9013" w:author="Claude (AI) - proposed" w:date="2026-10-18T00:27:07Z">
               <w:r>
                 <w:rPr>
                   <w:rFonts w:ascii="Arial" w:cs="Arial" w:eastAsia="Arial" w:hAnsi="Arial"/>
@@ -693,10 +693,10 @@
               <w:ind w:left="360" w:hanging="180"/>
               <w:jc w:val="left"/>
               <w:rPr>
-                <w:del w:id="9016" w:author="Claude (AI) - proposed" w:date="2026-10-15T20:13:39Z"/>
-              </w:rPr>
-            </w:pPr>
-            <w:del w:id="9015" w:author="Claude (AI) - proposed" w:date="2026-10-15T20:13:39Z">
+                <w:del w:id="9016" w:author="Claude (AI) - proposed" w:date="2026-10-18T00:27:07Z"/>
+              </w:rPr>
+            </w:pPr>
+            <w:del w:id="9015" w:author="Claude (AI) - proposed" w:date="2026-10-18T00:27:07Z">
               <w:r>
                 <w:rPr>
                   <w:rFonts w:ascii="Arial" w:cs="Arial" w:eastAsia="Arial" w:hAnsi="Arial"/>
@@ -718,10 +718,10 @@
               <w:ind w:left="360" w:hanging="180"/>
               <w:jc w:val="left"/>
               <w:rPr>
-                <w:del w:id="9018" w:author="Claude (AI) - proposed" w:date="2026-10-15T20:13:39Z"/>
-              </w:rPr>
-            </w:pPr>
-            <w:del w:id="9017" w:author="Claude (AI) - proposed" w:date="2026-10-15T20:13:39Z">
+                <w:del w:id="9018" w:author="Claude (AI) - proposed" w:date="2026-10-18T00:27:07Z"/>
+              </w:rPr>
+            </w:pPr>
+            <w:del w:id="9017" w:author="Claude (AI) - proposed" w:date="2026-10-18T00:27:07Z">
               <w:r>
                 <w:rPr>
                   <w:rFonts w:ascii="Arial" w:cs="Arial" w:eastAsia="Arial" w:hAnsi="Arial"/>
@@ -743,10 +743,10 @@
               <w:ind w:left="360" w:hanging="180"/>
               <w:jc w:val="left"/>
               <w:rPr>
-                <w:del w:id="9020" w:author="Claude (AI) - proposed" w:date="2026-10-15T20:13:39Z"/>
-              </w:rPr>
-            </w:pPr>
-            <w:del w:id="9019" w:author="Claude (AI) - proposed" w:date="2026-10-15T20:13:39Z">
+                <w:del w:id="9020" w:author="Claude (AI) - proposed" w:date="2026-10-18T00:27:07Z"/>
+              </w:rPr>
+            </w:pPr>
+            <w:del w:id="9019" w:author="Claude (AI) - proposed" w:date="2026-10-18T00:27:07Z">
               <w:r>
                 <w:rPr>
                   <w:rFonts w:ascii="Arial" w:cs="Arial" w:eastAsia="Arial" w:hAnsi="Arial"/>
@@ -768,10 +768,10 @@
               <w:ind w:left="360" w:hanging="180"/>
               <w:jc w:val="left"/>
               <w:rPr>
-                <w:del w:id="9022" w:author="Claude (AI) - proposed" w:date="2026-10-15T20:13:39Z"/>
-              </w:rPr>
-            </w:pPr>
-            <w:del w:id="9021" w:author="Claude (AI) - proposed" w:date="2026-10-15T20:13:39Z">
+                <w:del w:id="9022" w:author="Claude (AI) - proposed" w:date="2026-10-18T00:27:07Z"/>
+              </w:rPr>
+            </w:pPr>
+            <w:del w:id="9021" w:author="Claude (AI) - proposed" w:date="2026-10-18T00:27:07Z">
               <w:r>
                 <w:rPr>
                   <w:rFonts w:ascii="Arial" w:cs="Arial" w:eastAsia="Arial" w:hAnsi="Arial"/>
@@ -793,10 +793,10 @@
               <w:ind w:left="360" w:hanging="180"/>
               <w:jc w:val="left"/>
               <w:rPr>
-                <w:del w:id="9024" w:author="Claude (AI) - proposed" w:date="2026-10-15T20:13:39Z"/>
-              </w:rPr>
-            </w:pPr>
-            <w:del w:id="9023" w:author="Claude (AI) - proposed" w:date="2026-10-15T20:13:39Z">
+                <w:del w:id="9024" w:author="Claude (AI) - proposed" w:date="2026-10-18T00:27:07Z"/>
+              </w:rPr>
+            </w:pPr>
+            <w:del w:id="9023" w:author="Claude (AI) - proposed" w:date="2026-10-18T00:27:07Z">
               <w:r>
                 <w:rPr>
                   <w:rFonts w:ascii="Arial" w:cs="Arial" w:eastAsia="Arial" w:hAnsi="Arial"/>
@@ -818,10 +818,10 @@
               <w:ind w:left="360" w:hanging="180"/>
               <w:jc w:val="left"/>
               <w:rPr>
-                <w:del w:id="9026" w:author="Claude (AI) - proposed" w:date="2026-10-15T20:13:39Z"/>
-              </w:rPr>
-            </w:pPr>
-            <w:del w:id="9025" w:author="Claude (AI) - proposed" w:date="2026-10-15T20:13:39Z">
+                <w:del w:id="9026" w:author="Claude (AI) - proposed" w:date="2026-10-18T00:27:07Z"/>
+              </w:rPr>
+            </w:pPr>
+            <w:del w:id="9025" w:author="Claude (AI) - proposed" w:date="2026-10-18T00:27:07Z">
               <w:r>
                 <w:rPr>
                   <w:rFonts w:ascii="Arial" w:cs="Arial" w:eastAsia="Arial" w:hAnsi="Arial"/>
@@ -911,10 +911,10 @@
               <w:spacing w:after="40" w:before="0"/>
               <w:jc w:val="left"/>
               <w:rPr>
-                <w:ins w:id="9028" w:author="Claude (AI) - proposed" w:date="2026-10-15T20:13:39Z"/>
-              </w:rPr>
-            </w:pPr>
-            <w:ins w:id="9027" w:author="Claude (AI) - proposed" w:date="2026-10-15T20:13:39Z">
+                <w:ins w:id="9028" w:author="Claude (AI) - proposed" w:date="2026-10-18T00:27:07Z"/>
+              </w:rPr>
+            </w:pPr>
+            <w:ins w:id="9027" w:author="Claude (AI) - proposed" w:date="2026-10-18T00:27:07Z">
               <w:r>
                 <w:rPr>
                   <w:rFonts w:ascii="Arial" w:cs="Arial" w:eastAsia="Arial" w:hAnsi="Arial"/>
@@ -936,7 +936,7 @@
               <w:spacing w:after="40" w:before="0"/>
               <w:jc w:val="left"/>
             </w:pPr>
-            <w:del w:id="9029" w:author="Claude (AI) - proposed" w:date="2026-10-15T20:13:39Z">
+            <w:del w:id="9029" w:author="Claude (AI) - proposed" w:date="2026-10-18T00:27:07Z">
               <w:r>
                 <w:rPr>
                   <w:rFonts w:ascii="Arial" w:cs="Arial" w:eastAsia="Arial" w:hAnsi="Arial"/>
@@ -951,7 +951,7 @@
                 <w:delText xml:space="preserve">a) classify and describe types of real numbers and their properties</w:delText>
               </w:r>
             </w:del>
-            <w:ins w:id="9030" w:author="Claude (AI) - proposed" w:date="2026-10-15T20:13:39Z">
+            <w:ins w:id="9030" w:author="Claude (AI) - proposed" w:date="2026-10-18T00:27:07Z">
               <w:r>
                 <w:rPr>
                   <w:rFonts w:ascii="Arial" w:cs="Arial" w:eastAsia="Arial" w:hAnsi="Arial"/>
@@ -986,10 +986,10 @@
               <w:spacing w:after="40" w:before="0"/>
               <w:jc w:val="left"/>
               <w:rPr>
-                <w:del w:id="9032" w:author="Claude (AI) - proposed" w:date="2026-10-15T20:13:39Z"/>
-              </w:rPr>
-            </w:pPr>
-            <w:del w:id="9031" w:author="Claude (AI) - proposed" w:date="2026-10-15T20:13:39Z">
+                <w:del w:id="9032" w:author="Claude (AI) - proposed" w:date="2026-10-18T00:27:07Z"/>
+              </w:rPr>
+            </w:pPr>
+            <w:del w:id="9031" w:author="Claude (AI) - proposed" w:date="2026-10-18T00:27:07Z">
               <w:r>
                 <w:rPr>
                   <w:rFonts w:ascii="Arial" w:cs="Arial" w:eastAsia="Arial" w:hAnsi="Arial"/>
@@ -1011,10 +1011,10 @@
               <w:spacing w:after="40" w:before="0"/>
               <w:jc w:val="left"/>
               <w:rPr>
-                <w:del w:id="9034" w:author="Claude (AI) - proposed" w:date="2026-10-15T20:13:39Z"/>
-              </w:rPr>
-            </w:pPr>
-            <w:del w:id="9033" w:author="Claude (AI) - proposed" w:date="2026-10-15T20:13:39Z">
+                <w:del w:id="9034" w:author="Claude (AI) - proposed" w:date="2026-10-18T00:27:07Z"/>
+              </w:rPr>
+            </w:pPr>
+            <w:del w:id="9033" w:author="Claude (AI) - proposed" w:date="2026-10-18T00:27:07Z">
               <w:r>
                 <w:rPr>
                   <w:rFonts w:ascii="Arial" w:cs="Arial" w:eastAsia="Arial" w:hAnsi="Arial"/>
@@ -1036,7 +1036,7 @@
               <w:spacing w:after="40" w:before="0"/>
               <w:jc w:val="left"/>
             </w:pPr>
-            <w:del w:id="9035" w:author="Claude (AI) - proposed" w:date="2026-10-15T20:13:39Z">
+            <w:del w:id="9035" w:author="Claude (AI) - proposed" w:date="2026-10-18T00:27:07Z">
               <w:r>
                 <w:rPr>
                   <w:rFonts w:ascii="Arial" w:cs="Arial" w:eastAsia="Arial" w:hAnsi="Arial"/>
@@ -1051,7 +1051,7 @@
                 <w:delText xml:space="preserve">d</w:delText>
               </w:r>
             </w:del>
-            <w:ins w:id="9036" w:author="Claude (AI) - proposed" w:date="2026-10-15T20:13:39Z">
+            <w:ins w:id="9036" w:author="Claude (AI) - proposed" w:date="2026-10-18T00:27:07Z">
               <w:r>
                 <w:rPr>
                   <w:rFonts w:ascii="Arial" w:cs="Arial" w:eastAsia="Arial" w:hAnsi="Arial"/>
@@ -1079,7 +1079,7 @@
               </w:rPr>
               <w:t xml:space="preserve">) determine the </w:t>
             </w:r>
-            <w:del w:id="9037" w:author="Claude (AI) - proposed" w:date="2026-10-15T20:13:39Z">
+            <w:del w:id="9037" w:author="Claude (AI) - proposed" w:date="2026-10-18T00:27:07Z">
               <w:r>
                 <w:rPr>
                   <w:rFonts w:ascii="Arial" w:cs="Arial" w:eastAsia="Arial" w:hAnsi="Arial"/>
@@ -1094,7 +1094,7 @@
                 <w:delText xml:space="preserve">absolute value</w:delText>
               </w:r>
             </w:del>
-            <w:ins w:id="9038" w:author="Claude (AI) - proposed" w:date="2026-10-15T20:13:39Z">
+            <w:ins w:id="9038" w:author="Claude (AI) - proposed" w:date="2026-10-18T00:27:07Z">
               <w:r>
                 <w:rPr>
                   <w:rFonts w:ascii="Arial" w:cs="Arial" w:eastAsia="Arial" w:hAnsi="Arial"/>
@@ -1122,7 +1122,7 @@
               </w:rPr>
               <w:t xml:space="preserve"> of real numbers </w:t>
             </w:r>
-            <w:del w:id="9039" w:author="Claude (AI) - proposed" w:date="2026-10-15T20:13:39Z">
+            <w:del w:id="9039" w:author="Claude (AI) - proposed" w:date="2026-10-18T00:27:07Z">
               <w:r>
                 <w:rPr>
                   <w:rFonts w:ascii="Arial" w:cs="Arial" w:eastAsia="Arial" w:hAnsi="Arial"/>
@@ -1137,7 +1137,7 @@
                 <w:delText xml:space="preserve">and apply it in mathematical computations</w:delText>
               </w:r>
             </w:del>
-            <w:ins w:id="9040" w:author="Claude (AI) - proposed" w:date="2026-10-15T20:13:39Z">
+            <w:ins w:id="9040" w:author="Claude (AI) - proposed" w:date="2026-10-18T00:27:07Z">
               <w:r>
                 <w:rPr>
                   <w:rFonts w:ascii="Arial" w:cs="Arial" w:eastAsia="Arial" w:hAnsi="Arial"/>
@@ -1172,7 +1172,7 @@
               <w:spacing w:after="40" w:before="0"/>
               <w:jc w:val="left"/>
             </w:pPr>
-            <w:del w:id="9041" w:author="Claude (AI) - proposed" w:date="2026-10-15T20:13:39Z">
+            <w:del w:id="9041" w:author="Claude (AI) - proposed" w:date="2026-10-18T00:27:07Z">
               <w:r>
                 <w:rPr>
                   <w:rFonts w:ascii="Arial" w:cs="Arial" w:eastAsia="Arial" w:hAnsi="Arial"/>
@@ -1187,7 +1187,7 @@
                 <w:delText xml:space="preserve">e</w:delText>
               </w:r>
             </w:del>
-            <w:ins w:id="9042" w:author="Claude (AI) - proposed" w:date="2026-10-15T20:13:39Z">
+            <w:ins w:id="9042" w:author="Claude (AI) - proposed" w:date="2026-10-18T00:27:07Z">
               <w:r>
                 <w:rPr>
                   <w:rFonts w:ascii="Arial" w:cs="Arial" w:eastAsia="Arial" w:hAnsi="Arial"/>
@@ -1215,7 +1215,7 @@
               </w:rPr>
               <w:t xml:space="preserve">) determine the reciprocal of real numbers </w:t>
             </w:r>
-            <w:del w:id="9043" w:author="Claude (AI) - proposed" w:date="2026-10-15T20:13:39Z">
+            <w:del w:id="9043" w:author="Claude (AI) - proposed" w:date="2026-10-18T00:27:07Z">
               <w:r>
                 <w:rPr>
                   <w:rFonts w:ascii="Arial" w:cs="Arial" w:eastAsia="Arial" w:hAnsi="Arial"/>
@@ -1230,7 +1230,7 @@
                 <w:delText xml:space="preserve">and accurately apply the reciprocal of real numbers in mathematical computations</w:delText>
               </w:r>
             </w:del>
-            <w:ins w:id="9044" w:author="Claude (AI) - proposed" w:date="2026-10-15T20:13:39Z">
+            <w:ins w:id="9044" w:author="Claude (AI) - proposed" w:date="2026-10-18T00:27:07Z">
               <w:r>
                 <w:rPr>
                   <w:rFonts w:ascii="Arial" w:cs="Arial" w:eastAsia="Arial" w:hAnsi="Arial"/>
@@ -1265,10 +1265,10 @@
               <w:spacing w:after="40" w:before="0"/>
               <w:jc w:val="left"/>
               <w:rPr>
-                <w:del w:id="9046" w:author="Claude (AI) - proposed" w:date="2026-10-15T20:13:39Z"/>
-              </w:rPr>
-            </w:pPr>
-            <w:del w:id="9045" w:author="Claude (AI) - proposed" w:date="2026-10-15T20:13:39Z">
+                <w:del w:id="9046" w:author="Claude (AI) - proposed" w:date="2026-10-18T00:27:07Z"/>
+              </w:rPr>
+            </w:pPr>
+            <w:del w:id="9045" w:author="Claude (AI) - proposed" w:date="2026-10-18T00:27:07Z">
               <w:r>
                 <w:rPr>
                   <w:rFonts w:ascii="Arial" w:cs="Arial" w:eastAsia="Arial" w:hAnsi="Arial"/>
@@ -1290,7 +1290,7 @@
               <w:spacing w:after="40" w:before="0"/>
               <w:jc w:val="left"/>
             </w:pPr>
-            <w:del w:id="9047" w:author="Claude (AI) - proposed" w:date="2026-10-15T20:13:39Z">
+            <w:del w:id="9047" w:author="Claude (AI) - proposed" w:date="2026-10-18T00:27:07Z">
               <w:r>
                 <w:rPr>
                   <w:rFonts w:ascii="Arial" w:cs="Arial" w:eastAsia="Arial" w:hAnsi="Arial"/>
@@ -1305,7 +1305,7 @@
                 <w:delText xml:space="preserve">g) apply</w:delText>
               </w:r>
             </w:del>
-            <w:ins w:id="9048" w:author="Claude (AI) - proposed" w:date="2026-10-15T20:13:39Z">
+            <w:ins w:id="9048" w:author="Claude (AI) - proposed" w:date="2026-10-18T00:27:07Z">
               <w:r>
                 <w:rPr>
                   <w:rFonts w:ascii="Arial" w:cs="Arial" w:eastAsia="Arial" w:hAnsi="Arial"/>
@@ -1333,7 +1333,7 @@
               </w:rPr>
               <w:t xml:space="preserve"> real numbers in </w:t>
             </w:r>
-            <w:del w:id="9049" w:author="Claude (AI) - proposed" w:date="2026-10-15T20:13:39Z">
+            <w:del w:id="9049" w:author="Claude (AI) - proposed" w:date="2026-10-18T00:27:07Z">
               <w:r>
                 <w:rPr>
                   <w:rFonts w:ascii="Arial" w:cs="Arial" w:eastAsia="Arial" w:hAnsi="Arial"/>
@@ -1348,7 +1348,7 @@
                 <w:delText xml:space="preserve">solving real-life mathematical problems</w:delText>
               </w:r>
             </w:del>
-            <w:ins w:id="9050" w:author="Claude (AI) - proposed" w:date="2026-10-15T20:13:39Z">
+            <w:ins w:id="9050" w:author="Claude (AI) - proposed" w:date="2026-10-18T00:27:07Z">
               <w:r>
                 <w:rPr>
                   <w:rFonts w:ascii="Arial" w:cs="Arial" w:eastAsia="Arial" w:hAnsi="Arial"/>
@@ -1383,7 +1383,7 @@
               <w:spacing w:after="40" w:before="0"/>
               <w:jc w:val="left"/>
             </w:pPr>
-            <w:del w:id="9051" w:author="Claude (AI) - proposed" w:date="2026-10-15T20:13:39Z">
+            <w:del w:id="9051" w:author="Claude (AI) - proposed" w:date="2026-10-18T00:27:07Z">
               <w:r>
                 <w:rPr>
                   <w:rFonts w:ascii="Arial" w:cs="Arial" w:eastAsia="Arial" w:hAnsi="Arial"/>
@@ -1398,7 +1398,7 @@
                 <w:delText xml:space="preserve">h) appreciate</w:delText>
               </w:r>
             </w:del>
-            <w:ins w:id="9052" w:author="Claude (AI) - proposed" w:date="2026-10-15T20:13:39Z">
+            <w:ins w:id="9052" w:author="Claude (AI) - proposed" w:date="2026-10-18T00:27:07Z">
               <w:r>
                 <w:rPr>
                   <w:rFonts w:ascii="Arial" w:cs="Arial" w:eastAsia="Arial" w:hAnsi="Arial"/>
@@ -1426,7 +1426,7 @@
               </w:rPr>
               <w:t xml:space="preserve"> the use of real numbers in day-to-day </w:t>
             </w:r>
-            <w:del w:id="9053" w:author="Claude (AI) - proposed" w:date="2026-10-15T20:13:39Z">
+            <w:del w:id="9053" w:author="Claude (AI) - proposed" w:date="2026-10-18T00:27:07Z">
               <w:r>
                 <w:rPr>
                   <w:rFonts w:ascii="Arial" w:cs="Arial" w:eastAsia="Arial" w:hAnsi="Arial"/>
@@ -1441,7 +1441,7 @@
                 <w:delText xml:space="preserve">life situations</w:delText>
               </w:r>
             </w:del>
-            <w:ins w:id="9054" w:author="Claude (AI) - proposed" w:date="2026-10-15T20:13:39Z">
+            <w:ins w:id="9054" w:author="Claude (AI) - proposed" w:date="2026-10-18T00:27:07Z">
               <w:r>
                 <w:rPr>
                   <w:rFonts w:ascii="Arial" w:cs="Arial" w:eastAsia="Arial" w:hAnsi="Arial"/>
@@ -1524,10 +1524,10 @@
               <w:ind w:left="360" w:hanging="180"/>
               <w:jc w:val="left"/>
               <w:rPr>
-                <w:ins w:id="9056" w:author="Claude (AI) - proposed" w:date="2026-10-15T20:13:39Z"/>
-              </w:rPr>
-            </w:pPr>
-            <w:ins w:id="9055" w:author="Claude (AI) - proposed" w:date="2026-10-15T20:13:39Z">
+                <w:ins w:id="9056" w:author="Claude (AI) - proposed" w:date="2026-10-18T00:27:07Z"/>
+              </w:rPr>
+            </w:pPr>
+            <w:ins w:id="9055" w:author="Claude (AI) - proposed" w:date="2026-10-18T00:27:07Z">
               <w:r>
                 <w:rPr>
                   <w:rFonts w:ascii="Arial" w:cs="Arial" w:eastAsia="Arial" w:hAnsi="Arial"/>
@@ -1549,10 +1549,10 @@
               <w:ind w:left="360" w:hanging="180"/>
               <w:jc w:val="left"/>
               <w:rPr>
-                <w:ins w:id="9058" w:author="Claude (AI) - proposed" w:date="2026-10-15T20:13:39Z"/>
-              </w:rPr>
-            </w:pPr>
-            <w:ins w:id="9057" w:author="Claude (AI) - proposed" w:date="2026-10-15T20:13:39Z">
+                <w:ins w:id="9058" w:author="Claude (AI) - proposed" w:date="2026-10-18T00:27:07Z"/>
+              </w:rPr>
+            </w:pPr>
+            <w:ins w:id="9057" w:author="Claude (AI) - proposed" w:date="2026-10-18T00:27:07Z">
               <w:r>
                 <w:rPr>
                   <w:rFonts w:ascii="Arial" w:cs="Arial" w:eastAsia="Arial" w:hAnsi="Arial"/>
@@ -1574,10 +1574,10 @@
               <w:ind w:left="360" w:hanging="180"/>
               <w:jc w:val="left"/>
               <w:rPr>
-                <w:ins w:id="9060" w:author="Claude (AI) - proposed" w:date="2026-10-15T20:13:39Z"/>
-              </w:rPr>
-            </w:pPr>
-            <w:ins w:id="9059" w:author="Claude (AI) - proposed" w:date="2026-10-15T20:13:39Z">
+                <w:ins w:id="9060" w:author="Claude (AI) - proposed" w:date="2026-10-18T00:27:07Z"/>
+              </w:rPr>
+            </w:pPr>
+            <w:ins w:id="9059" w:author="Claude (AI) - proposed" w:date="2026-10-18T00:27:07Z">
               <w:r>
                 <w:rPr>
                   <w:rFonts w:ascii="Arial" w:cs="Arial" w:eastAsia="Arial" w:hAnsi="Arial"/>
@@ -1599,10 +1599,10 @@
               <w:ind w:left="360" w:hanging="180"/>
               <w:jc w:val="left"/>
               <w:rPr>
-                <w:del w:id="9062" w:author="Claude (AI) - proposed" w:date="2026-10-15T20:13:39Z"/>
-              </w:rPr>
-            </w:pPr>
-            <w:del w:id="9061" w:author="Claude (AI) - proposed" w:date="2026-10-15T20:13:39Z">
+                <w:del w:id="9062" w:author="Claude (AI) - proposed" w:date="2026-10-18T00:27:07Z"/>
+              </w:rPr>
+            </w:pPr>
+            <w:del w:id="9061" w:author="Claude (AI) - proposed" w:date="2026-10-18T00:27:07Z">
               <w:r>
                 <w:rPr>
                   <w:rFonts w:ascii="Arial" w:cs="Arial" w:eastAsia="Arial" w:hAnsi="Arial"/>
@@ -1624,10 +1624,10 @@
               <w:ind w:left="360" w:hanging="180"/>
               <w:jc w:val="left"/>
               <w:rPr>
-                <w:del w:id="9064" w:author="Claude (AI) - proposed" w:date="2026-10-15T20:13:39Z"/>
-              </w:rPr>
-            </w:pPr>
-            <w:del w:id="9063" w:author="Claude (AI) - proposed" w:date="2026-10-15T20:13:39Z">
+                <w:del w:id="9064" w:author="Claude (AI) - proposed" w:date="2026-10-18T00:27:07Z"/>
+              </w:rPr>
+            </w:pPr>
+            <w:del w:id="9063" w:author="Claude (AI) - proposed" w:date="2026-10-18T00:27:07Z">
               <w:r>
                 <w:rPr>
                   <w:rFonts w:ascii="Arial" w:cs="Arial" w:eastAsia="Arial" w:hAnsi="Arial"/>
@@ -1649,10 +1649,10 @@
               <w:ind w:left="360" w:hanging="180"/>
               <w:jc w:val="left"/>
               <w:rPr>
-                <w:del w:id="9066" w:author="Claude (AI) - proposed" w:date="2026-10-15T20:13:39Z"/>
-              </w:rPr>
-            </w:pPr>
-            <w:del w:id="9065" w:author="Claude (AI) - proposed" w:date="2026-10-15T20:13:39Z">
+                <w:del w:id="9066" w:author="Claude (AI) - proposed" w:date="2026-10-18T00:27:07Z"/>
+              </w:rPr>
+            </w:pPr>
+            <w:del w:id="9065" w:author="Claude (AI) - proposed" w:date="2026-10-18T00:27:07Z">
               <w:r>
                 <w:rPr>
                   <w:rFonts w:ascii="Arial" w:cs="Arial" w:eastAsia="Arial" w:hAnsi="Arial"/>
@@ -1674,10 +1674,10 @@
               <w:ind w:left="360" w:hanging="180"/>
               <w:jc w:val="left"/>
               <w:rPr>
-                <w:del w:id="9068" w:author="Claude (AI) - proposed" w:date="2026-10-15T20:13:39Z"/>
-              </w:rPr>
-            </w:pPr>
-            <w:del w:id="9067" w:author="Claude (AI) - proposed" w:date="2026-10-15T20:13:39Z">
+                <w:del w:id="9068" w:author="Claude (AI) - proposed" w:date="2026-10-18T00:27:07Z"/>
+              </w:rPr>
+            </w:pPr>
+            <w:del w:id="9067" w:author="Claude (AI) - proposed" w:date="2026-10-18T00:27:07Z">
               <w:r>
                 <w:rPr>
                   <w:rFonts w:ascii="Arial" w:cs="Arial" w:eastAsia="Arial" w:hAnsi="Arial"/>
@@ -1747,10 +1747,10 @@
               <w:ind w:left="360" w:hanging="180"/>
               <w:jc w:val="left"/>
               <w:rPr>
-                <w:ins w:id="9070" w:author="Claude (AI) - proposed" w:date="2026-10-15T20:13:39Z"/>
-              </w:rPr>
-            </w:pPr>
-            <w:ins w:id="9069" w:author="Claude (AI) - proposed" w:date="2026-10-15T20:13:39Z">
+                <w:ins w:id="9070" w:author="Claude (AI) - proposed" w:date="2026-10-18T00:27:07Z"/>
+              </w:rPr>
+            </w:pPr>
+            <w:ins w:id="9069" w:author="Claude (AI) - proposed" w:date="2026-10-18T00:27:07Z">
               <w:r>
                 <w:rPr>
                   <w:rFonts w:ascii="Arial" w:cs="Arial" w:eastAsia="Arial" w:hAnsi="Arial"/>
@@ -1772,10 +1772,10 @@
               <w:ind w:left="360" w:hanging="180"/>
               <w:jc w:val="left"/>
               <w:rPr>
-                <w:del w:id="9072" w:author="Claude (AI) - proposed" w:date="2026-10-15T20:13:39Z"/>
-              </w:rPr>
-            </w:pPr>
-            <w:del w:id="9071" w:author="Claude (AI) - proposed" w:date="2026-10-15T20:13:39Z">
+                <w:del w:id="9072" w:author="Claude (AI) - proposed" w:date="2026-10-18T00:27:07Z"/>
+              </w:rPr>
+            </w:pPr>
+            <w:del w:id="9071" w:author="Claude (AI) - proposed" w:date="2026-10-18T00:27:07Z">
               <w:r>
                 <w:rPr>
                   <w:rFonts w:ascii="Arial" w:cs="Arial" w:eastAsia="Arial" w:hAnsi="Arial"/>
@@ -1810,7 +1810,7 @@
               </w:rPr>
               <w:t xml:space="preserve">–  Responsibility: the learner takes </w:t>
             </w:r>
-            <w:del w:id="9073" w:author="Claude (AI) - proposed" w:date="2026-10-15T20:13:39Z">
+            <w:del w:id="9073" w:author="Claude (AI) - proposed" w:date="2026-10-18T00:27:07Z">
               <w:r>
                 <w:rPr>
                   <w:rFonts w:ascii="Arial" w:cs="Arial" w:eastAsia="Arial" w:hAnsi="Arial"/>
@@ -1825,7 +1825,7 @@
                 <w:delText xml:space="preserve">ownership of their mathematical reasoning, carefully checking operations on real numbers and acknowledging errors during peer-review activities</w:delText>
               </w:r>
             </w:del>
-            <w:ins w:id="9074" w:author="Claude (AI) - proposed" w:date="2026-10-15T20:13:39Z">
+            <w:ins w:id="9074" w:author="Claude (AI) - proposed" w:date="2026-10-18T00:27:07Z">
               <w:r>
                 <w:rPr>
                   <w:rFonts w:ascii="Arial" w:cs="Arial" w:eastAsia="Arial" w:hAnsi="Arial"/>
@@ -1860,10 +1860,10 @@
               <w:ind w:left="360" w:hanging="180"/>
               <w:jc w:val="left"/>
               <w:rPr>
-                <w:del w:id="9076" w:author="Claude (AI) - proposed" w:date="2026-10-15T20:13:39Z"/>
-              </w:rPr>
-            </w:pPr>
-            <w:del w:id="9075" w:author="Claude (AI) - proposed" w:date="2026-10-15T20:13:39Z">
+                <w:del w:id="9076" w:author="Claude (AI) - proposed" w:date="2026-10-18T00:27:07Z"/>
+              </w:rPr>
+            </w:pPr>
+            <w:del w:id="9075" w:author="Claude (AI) - proposed" w:date="2026-10-18T00:27:07Z">
               <w:r>
                 <w:rPr>
                   <w:rFonts w:ascii="Arial" w:cs="Arial" w:eastAsia="Arial" w:hAnsi="Arial"/>
@@ -1885,10 +1885,10 @@
               <w:ind w:left="360" w:hanging="180"/>
               <w:jc w:val="left"/>
               <w:rPr>
-                <w:del w:id="9078" w:author="Claude (AI) - proposed" w:date="2026-10-15T20:13:39Z"/>
-              </w:rPr>
-            </w:pPr>
-            <w:del w:id="9077" w:author="Claude (AI) - proposed" w:date="2026-10-15T20:13:39Z">
+                <w:del w:id="9078" w:author="Claude (AI) - proposed" w:date="2026-10-18T00:27:07Z"/>
+              </w:rPr>
+            </w:pPr>
+            <w:del w:id="9077" w:author="Claude (AI) - proposed" w:date="2026-10-18T00:27:07Z">
               <w:r>
                 <w:rPr>
                   <w:rFonts w:ascii="Arial" w:cs="Arial" w:eastAsia="Arial" w:hAnsi="Arial"/>
@@ -2086,10 +2086,10 @@
               <w:ind w:left="360" w:hanging="180"/>
               <w:jc w:val="left"/>
               <w:rPr>
-                <w:ins w:id="9080" w:author="Claude (AI) - proposed" w:date="2026-10-15T20:13:39Z"/>
-              </w:rPr>
-            </w:pPr>
-            <w:ins w:id="9079" w:author="Claude (AI) - proposed" w:date="2026-10-15T20:13:39Z">
+                <w:ins w:id="9080" w:author="Claude (AI) - proposed" w:date="2026-10-18T00:27:07Z"/>
+              </w:rPr>
+            </w:pPr>
+            <w:ins w:id="9079" w:author="Claude (AI) - proposed" w:date="2026-10-18T00:27:07Z">
               <w:r>
                 <w:rPr>
                   <w:rFonts w:ascii="Arial" w:cs="Arial" w:eastAsia="Arial" w:hAnsi="Arial"/>
@@ -2111,10 +2111,10 @@
               <w:ind w:left="360" w:hanging="180"/>
               <w:jc w:val="left"/>
               <w:rPr>
-                <w:del w:id="9082" w:author="Claude (AI) - proposed" w:date="2026-10-15T20:13:39Z"/>
-              </w:rPr>
-            </w:pPr>
-            <w:del w:id="9081" w:author="Claude (AI) - proposed" w:date="2026-10-15T20:13:39Z">
+                <w:del w:id="9082" w:author="Claude (AI) - proposed" w:date="2026-10-18T00:27:07Z"/>
+              </w:rPr>
+            </w:pPr>
+            <w:del w:id="9081" w:author="Claude (AI) - proposed" w:date="2026-10-18T00:27:07Z">
               <w:r>
                 <w:rPr>
                   <w:rFonts w:ascii="Arial" w:cs="Arial" w:eastAsia="Arial" w:hAnsi="Arial"/>
@@ -2136,10 +2136,10 @@
               <w:ind w:left="360" w:hanging="180"/>
               <w:jc w:val="left"/>
               <w:rPr>
-                <w:del w:id="9084" w:author="Claude (AI) - proposed" w:date="2026-10-15T20:13:39Z"/>
-              </w:rPr>
-            </w:pPr>
-            <w:del w:id="9083" w:author="Claude (AI) - proposed" w:date="2026-10-15T20:13:39Z">
+                <w:del w:id="9084" w:author="Claude (AI) - proposed" w:date="2026-10-18T00:27:07Z"/>
+              </w:rPr>
+            </w:pPr>
+            <w:del w:id="9083" w:author="Claude (AI) - proposed" w:date="2026-10-18T00:27:07Z">
               <w:r>
                 <w:rPr>
                   <w:rFonts w:ascii="Arial" w:cs="Arial" w:eastAsia="Arial" w:hAnsi="Arial"/>
@@ -2161,10 +2161,10 @@
               <w:ind w:left="360" w:hanging="180"/>
               <w:jc w:val="left"/>
               <w:rPr>
-                <w:del w:id="9086" w:author="Claude (AI) - proposed" w:date="2026-10-15T20:13:39Z"/>
-              </w:rPr>
-            </w:pPr>
-            <w:del w:id="9085" w:author="Claude (AI) - proposed" w:date="2026-10-15T20:13:39Z">
+                <w:del w:id="9086" w:author="Claude (AI) - proposed" w:date="2026-10-18T00:27:07Z"/>
+              </w:rPr>
+            </w:pPr>
+            <w:del w:id="9085" w:author="Claude (AI) - proposed" w:date="2026-10-18T00:27:07Z">
               <w:r>
                 <w:rPr>
                   <w:rFonts w:ascii="Arial" w:cs="Arial" w:eastAsia="Arial" w:hAnsi="Arial"/>
@@ -2186,10 +2186,10 @@
               <w:ind w:left="360" w:hanging="180"/>
               <w:jc w:val="left"/>
               <w:rPr>
-                <w:del w:id="9088" w:author="Claude (AI) - proposed" w:date="2026-10-15T20:13:39Z"/>
-              </w:rPr>
-            </w:pPr>
-            <w:del w:id="9087" w:author="Claude (AI) - proposed" w:date="2026-10-15T20:13:39Z">
+                <w:del w:id="9088" w:author="Claude (AI) - proposed" w:date="2026-10-18T00:27:07Z"/>
+              </w:rPr>
+            </w:pPr>
+            <w:del w:id="9087" w:author="Claude (AI) - proposed" w:date="2026-10-18T00:27:07Z">
               <w:r>
                 <w:rPr>
                   <w:rFonts w:ascii="Arial" w:cs="Arial" w:eastAsia="Arial" w:hAnsi="Arial"/>
@@ -2528,7 +2528,7 @@
               </w:rPr>
               <w:t xml:space="preserve">KICD KEY INQUIRY </w:t>
             </w:r>
-            <w:del w:id="9089" w:author="Claude (AI) - proposed" w:date="2026-10-15T20:13:39Z">
+            <w:del w:id="9089" w:author="Claude (AI) - proposed" w:date="2026-10-18T00:27:07Z">
               <w:r>
                 <w:rPr>
                   <w:rFonts w:ascii="Arial" w:cs="Arial" w:eastAsia="Arial" w:hAnsi="Arial"/>
@@ -2543,7 +2543,7 @@
                 <w:delText xml:space="preserve">QUESTIONS</w:delText>
               </w:r>
             </w:del>
-            <w:ins w:id="9090" w:author="Claude (AI) - proposed" w:date="2026-10-15T20:13:39Z">
+            <w:ins w:id="9090" w:author="Claude (AI) - proposed" w:date="2026-10-18T00:27:07Z">
               <w:r>
                 <w:rPr>
                   <w:rFonts w:ascii="Arial" w:cs="Arial" w:eastAsia="Arial" w:hAnsi="Arial"/>
@@ -2578,10 +2578,10 @@
               <w:spacing w:after="40" w:before="0"/>
               <w:jc w:val="left"/>
               <w:rPr>
-                <w:del w:id="9092" w:author="Claude (AI) - proposed" w:date="2026-10-15T20:13:39Z"/>
-              </w:rPr>
-            </w:pPr>
-            <w:del w:id="9091" w:author="Claude (AI) - proposed" w:date="2026-10-15T20:13:39Z">
+                <w:del w:id="9092" w:author="Claude (AI) - proposed" w:date="2026-10-18T00:27:07Z"/>
+              </w:rPr>
+            </w:pPr>
+            <w:del w:id="9091" w:author="Claude (AI) - proposed" w:date="2026-10-18T00:27:07Z">
               <w:r>
                 <w:rPr>
                   <w:rFonts w:ascii="Arial" w:cs="Arial" w:eastAsia="Arial" w:hAnsi="Arial"/>
@@ -2603,7 +2603,7 @@
               <w:spacing w:after="40" w:before="0"/>
               <w:jc w:val="left"/>
             </w:pPr>
-            <w:del w:id="9093" w:author="Claude (AI) - proposed" w:date="2026-10-15T20:13:39Z">
+            <w:del w:id="9093" w:author="Claude (AI) - proposed" w:date="2026-10-18T00:27:07Z">
               <w:r>
                 <w:rPr>
                   <w:rFonts w:ascii="Arial" w:cs="Arial" w:eastAsia="Arial" w:hAnsi="Arial"/>
@@ -2631,7 +2631,7 @@
               </w:rPr>
               <w:t xml:space="preserve">How do we use real numbers in day-to-day </w:t>
             </w:r>
-            <w:del w:id="9094" w:author="Claude (AI) - proposed" w:date="2026-10-15T20:13:39Z">
+            <w:del w:id="9094" w:author="Claude (AI) - proposed" w:date="2026-10-18T00:27:07Z">
               <w:r>
                 <w:rPr>
                   <w:rFonts w:ascii="Arial" w:cs="Arial" w:eastAsia="Arial" w:hAnsi="Arial"/>
@@ -2646,7 +2646,7 @@
                 <w:delText xml:space="preserve">situations</w:delText>
               </w:r>
             </w:del>
-            <w:ins w:id="9095" w:author="Claude (AI) - proposed" w:date="2026-10-15T20:13:39Z">
+            <w:ins w:id="9095" w:author="Claude (AI) - proposed" w:date="2026-10-18T00:27:07Z">
               <w:r>
                 <w:rPr>
                   <w:rFonts w:ascii="Arial" w:cs="Arial" w:eastAsia="Arial" w:hAnsi="Arial"/>
@@ -2930,7 +2930,7 @@
               </w:rPr>
               <w:t xml:space="preserve">Lesson 1</w:t>
             </w:r>
-            <w:ins w:id="9096" w:author="Claude (AI) - proposed" w:date="2026-10-15T20:13:39Z">
+            <w:ins w:id="9096" w:author="Claude (AI) - proposed" w:date="2026-10-18T00:27:07Z">
               <w:r>
                 <w:rPr>
                   <w:rFonts w:ascii="Arial" w:cs="Arial" w:eastAsia="Arial" w:hAnsi="Arial"/>
@@ -2965,10 +2965,10 @@
               <w:spacing w:after="40" w:before="0"/>
               <w:jc w:val="left"/>
               <w:rPr>
-                <w:ins w:id="9098" w:author="Claude (AI) - proposed" w:date="2026-10-15T20:13:39Z"/>
-              </w:rPr>
-            </w:pPr>
-            <w:ins w:id="9097" w:author="Claude (AI) - proposed" w:date="2026-10-15T20:13:39Z">
+                <w:ins w:id="9098" w:author="Claude (AI) - proposed" w:date="2026-10-18T00:27:07Z"/>
+              </w:rPr>
+            </w:pPr>
+            <w:ins w:id="9097" w:author="Claude (AI) - proposed" w:date="2026-10-18T00:27:07Z">
               <w:r>
                 <w:rPr>
                   <w:rFonts w:ascii="Arial" w:cs="Arial" w:eastAsia="Arial" w:hAnsi="Arial"/>
@@ -2990,10 +2990,10 @@
               <w:spacing w:after="40" w:before="0"/>
               <w:jc w:val="left"/>
               <w:rPr>
-                <w:del w:id="9100" w:author="Claude (AI) - proposed" w:date="2026-10-15T20:13:39Z"/>
-              </w:rPr>
-            </w:pPr>
-            <w:del w:id="9099" w:author="Claude (AI) - proposed" w:date="2026-10-15T20:13:39Z">
+                <w:del w:id="9100" w:author="Claude (AI) - proposed" w:date="2026-10-18T00:27:07Z"/>
+              </w:rPr>
+            </w:pPr>
+            <w:del w:id="9099" w:author="Claude (AI) - proposed" w:date="2026-10-18T00:27:07Z">
               <w:r>
                 <w:rPr>
                   <w:rFonts w:ascii="Arial" w:cs="Arial" w:eastAsia="Arial" w:hAnsi="Arial"/>
@@ -3035,10 +3035,10 @@
               <w:spacing w:after="40" w:before="0"/>
               <w:jc w:val="left"/>
               <w:rPr>
-                <w:ins w:id="9102" w:author="Claude (AI) - proposed" w:date="2026-10-15T20:13:39Z"/>
-              </w:rPr>
-            </w:pPr>
-            <w:ins w:id="9101" w:author="Claude (AI) - proposed" w:date="2026-10-15T20:13:39Z">
+                <w:ins w:id="9102" w:author="Claude (AI) - proposed" w:date="2026-10-18T00:27:07Z"/>
+              </w:rPr>
+            </w:pPr>
+            <w:ins w:id="9101" w:author="Claude (AI) - proposed" w:date="2026-10-18T00:27:07Z">
               <w:r>
                 <w:rPr>
                   <w:rFonts w:ascii="Arial" w:cs="Arial" w:eastAsia="Arial" w:hAnsi="Arial"/>
@@ -3060,10 +3060,10 @@
               <w:spacing w:after="40" w:before="0"/>
               <w:jc w:val="left"/>
               <w:rPr>
-                <w:ins w:id="9104" w:author="Claude (AI) - proposed" w:date="2026-10-15T20:13:39Z"/>
-              </w:rPr>
-            </w:pPr>
-            <w:ins w:id="9103" w:author="Claude (AI) - proposed" w:date="2026-10-15T20:13:39Z">
+                <w:ins w:id="9104" w:author="Claude (AI) - proposed" w:date="2026-10-18T00:27:07Z"/>
+              </w:rPr>
+            </w:pPr>
+            <w:ins w:id="9103" w:author="Claude (AI) - proposed" w:date="2026-10-18T00:27:07Z">
               <w:r>
                 <w:rPr>
                   <w:rFonts w:ascii="Arial" w:cs="Arial" w:eastAsia="Arial" w:hAnsi="Arial"/>
@@ -3085,10 +3085,10 @@
               <w:spacing w:after="40" w:before="0"/>
               <w:jc w:val="left"/>
               <w:rPr>
-                <w:del w:id="9106" w:author="Claude (AI) - proposed" w:date="2026-10-15T20:13:39Z"/>
-              </w:rPr>
-            </w:pPr>
-            <w:del w:id="9105" w:author="Claude (AI) - proposed" w:date="2026-10-15T20:13:39Z">
+                <w:del w:id="9106" w:author="Claude (AI) - proposed" w:date="2026-10-18T00:27:07Z"/>
+              </w:rPr>
+            </w:pPr>
+            <w:del w:id="9105" w:author="Claude (AI) - proposed" w:date="2026-10-18T00:27:07Z">
               <w:r>
                 <w:rPr>
                   <w:rFonts w:ascii="Arial" w:cs="Arial" w:eastAsia="Arial" w:hAnsi="Arial"/>
@@ -3110,10 +3110,10 @@
               <w:spacing w:after="40" w:before="0"/>
               <w:jc w:val="left"/>
               <w:rPr>
-                <w:del w:id="9108" w:author="Claude (AI) - proposed" w:date="2026-10-15T20:13:39Z"/>
-              </w:rPr>
-            </w:pPr>
-            <w:del w:id="9107" w:author="Claude (AI) - proposed" w:date="2026-10-15T20:13:39Z">
+                <w:del w:id="9108" w:author="Claude (AI) - proposed" w:date="2026-10-18T00:27:07Z"/>
+              </w:rPr>
+            </w:pPr>
+            <w:del w:id="9107" w:author="Claude (AI) - proposed" w:date="2026-10-18T00:27:07Z">
               <w:r>
                 <w:rPr>
                   <w:rFonts w:ascii="Arial" w:cs="Arial" w:eastAsia="Arial" w:hAnsi="Arial"/>
@@ -3168,7 +3168,7 @@
               </w:rPr>
               <w:t xml:space="preserve">Lesson 3 </w:t>
             </w:r>
-            <w:del w:id="9109" w:author="Claude (AI) - proposed" w:date="2026-10-15T20:13:39Z">
+            <w:del w:id="9109" w:author="Claude (AI) - proposed" w:date="2026-10-18T00:27:07Z">
               <w:r>
                 <w:rPr>
                   <w:rFonts w:ascii="Arial" w:cs="Arial" w:eastAsia="Arial" w:hAnsi="Arial"/>
@@ -3183,7 +3183,7 @@
                 <w:delText xml:space="preserve">— "Operating on Real Numbers" (Operations &amp; BODMAS</w:delText>
               </w:r>
             </w:del>
-            <w:ins w:id="9110" w:author="Claude (AI) - proposed" w:date="2026-10-15T20:13:39Z">
+            <w:ins w:id="9110" w:author="Claude (AI) - proposed" w:date="2026-10-18T00:27:07Z">
               <w:r>
                 <w:rPr>
                   <w:rFonts w:ascii="Arial" w:cs="Arial" w:eastAsia="Arial" w:hAnsi="Arial"/>
@@ -3218,10 +3218,10 @@
               <w:spacing w:after="40" w:before="0"/>
               <w:jc w:val="left"/>
               <w:rPr>
-                <w:ins w:id="9112" w:author="Claude (AI) - proposed" w:date="2026-10-15T20:13:39Z"/>
-              </w:rPr>
-            </w:pPr>
-            <w:ins w:id="9111" w:author="Claude (AI) - proposed" w:date="2026-10-15T20:13:39Z">
+                <w:ins w:id="9112" w:author="Claude (AI) - proposed" w:date="2026-10-18T00:27:07Z"/>
+              </w:rPr>
+            </w:pPr>
+            <w:ins w:id="9111" w:author="Claude (AI) - proposed" w:date="2026-10-18T00:27:07Z">
               <w:r>
                 <w:rPr>
                   <w:rFonts w:ascii="Arial" w:cs="Arial" w:eastAsia="Arial" w:hAnsi="Arial"/>
@@ -3243,10 +3243,10 @@
               <w:spacing w:after="40" w:before="0"/>
               <w:jc w:val="left"/>
               <w:rPr>
-                <w:del w:id="9114" w:author="Claude (AI) - proposed" w:date="2026-10-15T20:13:39Z"/>
-              </w:rPr>
-            </w:pPr>
-            <w:del w:id="9113" w:author="Claude (AI) - proposed" w:date="2026-10-15T20:13:39Z">
+                <w:del w:id="9114" w:author="Claude (AI) - proposed" w:date="2026-10-18T00:27:07Z"/>
+              </w:rPr>
+            </w:pPr>
+            <w:del w:id="9113" w:author="Claude (AI) - proposed" w:date="2026-10-18T00:27:07Z">
               <w:r>
                 <w:rPr>
                   <w:rFonts w:ascii="Arial" w:cs="Arial" w:eastAsia="Arial" w:hAnsi="Arial"/>
@@ -3288,10 +3288,10 @@
               <w:spacing w:after="40" w:before="0"/>
               <w:jc w:val="left"/>
               <w:rPr>
-                <w:ins w:id="9116" w:author="Claude (AI) - proposed" w:date="2026-10-15T20:13:39Z"/>
-              </w:rPr>
-            </w:pPr>
-            <w:ins w:id="9115" w:author="Claude (AI) - proposed" w:date="2026-10-15T20:13:39Z">
+                <w:ins w:id="9116" w:author="Claude (AI) - proposed" w:date="2026-10-18T00:27:07Z"/>
+              </w:rPr>
+            </w:pPr>
+            <w:ins w:id="9115" w:author="Claude (AI) - proposed" w:date="2026-10-18T00:27:07Z">
               <w:r>
                 <w:rPr>
                   <w:rFonts w:ascii="Arial" w:cs="Arial" w:eastAsia="Arial" w:hAnsi="Arial"/>
@@ -3313,10 +3313,10 @@
               <w:spacing w:after="40" w:before="0"/>
               <w:jc w:val="left"/>
               <w:rPr>
-                <w:ins w:id="9118" w:author="Claude (AI) - proposed" w:date="2026-10-15T20:13:39Z"/>
-              </w:rPr>
-            </w:pPr>
-            <w:ins w:id="9117" w:author="Claude (AI) - proposed" w:date="2026-10-15T20:13:39Z">
+                <w:ins w:id="9118" w:author="Claude (AI) - proposed" w:date="2026-10-18T00:27:07Z"/>
+              </w:rPr>
+            </w:pPr>
+            <w:ins w:id="9117" w:author="Claude (AI) - proposed" w:date="2026-10-18T00:27:07Z">
               <w:r>
                 <w:rPr>
                   <w:rFonts w:ascii="Arial" w:cs="Arial" w:eastAsia="Arial" w:hAnsi="Arial"/>
@@ -3338,10 +3338,10 @@
               <w:spacing w:after="40" w:before="0"/>
               <w:jc w:val="left"/>
               <w:rPr>
-                <w:del w:id="9120" w:author="Claude (AI) - proposed" w:date="2026-10-15T20:13:39Z"/>
-              </w:rPr>
-            </w:pPr>
-            <w:del w:id="9119" w:author="Claude (AI) - proposed" w:date="2026-10-15T20:13:39Z">
+                <w:del w:id="9120" w:author="Claude (AI) - proposed" w:date="2026-10-18T00:27:07Z"/>
+              </w:rPr>
+            </w:pPr>
+            <w:del w:id="9119" w:author="Claude (AI) - proposed" w:date="2026-10-18T00:27:07Z">
               <w:r>
                 <w:rPr>
                   <w:rFonts w:ascii="Arial" w:cs="Arial" w:eastAsia="Arial" w:hAnsi="Arial"/>
@@ -3363,10 +3363,10 @@
               <w:spacing w:after="40" w:before="0"/>
               <w:jc w:val="left"/>
               <w:rPr>
-                <w:del w:id="9122" w:author="Claude (AI) - proposed" w:date="2026-10-15T20:13:39Z"/>
-              </w:rPr>
-            </w:pPr>
-            <w:del w:id="9121" w:author="Claude (AI) - proposed" w:date="2026-10-15T20:13:39Z">
+                <w:del w:id="9122" w:author="Claude (AI) - proposed" w:date="2026-10-18T00:27:07Z"/>
+              </w:rPr>
+            </w:pPr>
+            <w:del w:id="9121" w:author="Claude (AI) - proposed" w:date="2026-10-18T00:27:07Z">
               <w:r>
                 <w:rPr>
                   <w:rFonts w:ascii="Arial" w:cs="Arial" w:eastAsia="Arial" w:hAnsi="Arial"/>
@@ -3408,10 +3408,10 @@
               <w:spacing w:after="40" w:before="0"/>
               <w:jc w:val="left"/>
               <w:rPr>
-                <w:ins w:id="9124" w:author="Claude (AI) - proposed" w:date="2026-10-15T20:13:39Z"/>
-              </w:rPr>
-            </w:pPr>
-            <w:ins w:id="9123" w:author="Claude (AI) - proposed" w:date="2026-10-15T20:13:39Z">
+                <w:ins w:id="9124" w:author="Claude (AI) - proposed" w:date="2026-10-18T00:27:07Z"/>
+              </w:rPr>
+            </w:pPr>
+            <w:ins w:id="9123" w:author="Claude (AI) - proposed" w:date="2026-10-18T00:27:07Z">
               <w:r>
                 <w:rPr>
                   <w:rFonts w:ascii="Arial" w:cs="Arial" w:eastAsia="Arial" w:hAnsi="Arial"/>
@@ -3433,10 +3433,10 @@
               <w:spacing w:after="40" w:before="0"/>
               <w:jc w:val="left"/>
               <w:rPr>
-                <w:ins w:id="9126" w:author="Claude (AI) - proposed" w:date="2026-10-15T20:13:39Z"/>
-              </w:rPr>
-            </w:pPr>
-            <w:ins w:id="9125" w:author="Claude (AI) - proposed" w:date="2026-10-15T20:13:39Z">
+                <w:ins w:id="9126" w:author="Claude (AI) - proposed" w:date="2026-10-18T00:27:07Z"/>
+              </w:rPr>
+            </w:pPr>
+            <w:ins w:id="9125" w:author="Claude (AI) - proposed" w:date="2026-10-18T00:27:07Z">
               <w:r>
                 <w:rPr>
                   <w:rFonts w:ascii="Arial" w:cs="Arial" w:eastAsia="Arial" w:hAnsi="Arial"/>
@@ -3458,10 +3458,10 @@
               <w:spacing w:after="40" w:before="0"/>
               <w:jc w:val="left"/>
               <w:rPr>
-                <w:del w:id="9128" w:author="Claude (AI) - proposed" w:date="2026-10-15T20:13:39Z"/>
-              </w:rPr>
-            </w:pPr>
-            <w:del w:id="9127" w:author="Claude (AI) - proposed" w:date="2026-10-15T20:13:39Z">
+                <w:del w:id="9128" w:author="Claude (AI) - proposed" w:date="2026-10-18T00:27:07Z"/>
+              </w:rPr>
+            </w:pPr>
+            <w:del w:id="9127" w:author="Claude (AI) - proposed" w:date="2026-10-18T00:27:07Z">
               <w:r>
                 <w:rPr>
                   <w:rFonts w:ascii="Arial" w:cs="Arial" w:eastAsia="Arial" w:hAnsi="Arial"/>
@@ -3483,10 +3483,10 @@
               <w:spacing w:after="40" w:before="0"/>
               <w:jc w:val="left"/>
               <w:rPr>
-                <w:del w:id="9130" w:author="Claude (AI) - proposed" w:date="2026-10-15T20:13:39Z"/>
-              </w:rPr>
-            </w:pPr>
-            <w:del w:id="9129" w:author="Claude (AI) - proposed" w:date="2026-10-15T20:13:39Z">
+                <w:del w:id="9130" w:author="Claude (AI) - proposed" w:date="2026-10-18T00:27:07Z"/>
+              </w:rPr>
+            </w:pPr>
+            <w:del w:id="9129" w:author="Claude (AI) - proposed" w:date="2026-10-18T00:27:07Z">
               <w:r>
                 <w:rPr>
                   <w:rFonts w:ascii="Arial" w:cs="Arial" w:eastAsia="Arial" w:hAnsi="Arial"/>
@@ -3528,10 +3528,10 @@
               <w:spacing w:after="40" w:before="0"/>
               <w:jc w:val="left"/>
               <w:rPr>
-                <w:ins w:id="9132" w:author="Claude (AI) - proposed" w:date="2026-10-15T20:13:39Z"/>
-              </w:rPr>
-            </w:pPr>
-            <w:ins w:id="9131" w:author="Claude (AI) - proposed" w:date="2026-10-15T20:13:39Z">
+                <w:ins w:id="9132" w:author="Claude (AI) - proposed" w:date="2026-10-18T00:27:07Z"/>
+              </w:rPr>
+            </w:pPr>
+            <w:ins w:id="9131" w:author="Claude (AI) - proposed" w:date="2026-10-18T00:27:07Z">
               <w:r>
                 <w:rPr>
                   <w:rFonts w:ascii="Arial" w:cs="Arial" w:eastAsia="Arial" w:hAnsi="Arial"/>
@@ -3553,10 +3553,10 @@
               <w:spacing w:after="40" w:before="0"/>
               <w:jc w:val="left"/>
               <w:rPr>
-                <w:ins w:id="9134" w:author="Claude (AI) - proposed" w:date="2026-10-15T20:13:39Z"/>
-              </w:rPr>
-            </w:pPr>
-            <w:ins w:id="9133" w:author="Claude (AI) - proposed" w:date="2026-10-15T20:13:39Z">
+                <w:ins w:id="9134" w:author="Claude (AI) - proposed" w:date="2026-10-18T00:27:07Z"/>
+              </w:rPr>
+            </w:pPr>
+            <w:ins w:id="9133" w:author="Claude (AI) - proposed" w:date="2026-10-18T00:27:07Z">
               <w:r>
                 <w:rPr>
                   <w:rFonts w:ascii="Arial" w:cs="Arial" w:eastAsia="Arial" w:hAnsi="Arial"/>
@@ -3578,10 +3578,10 @@
               <w:spacing w:after="40" w:before="0"/>
               <w:jc w:val="left"/>
               <w:rPr>
-                <w:del w:id="9136" w:author="Claude (AI) - proposed" w:date="2026-10-15T20:13:39Z"/>
-              </w:rPr>
-            </w:pPr>
-            <w:del w:id="9135" w:author="Claude (AI) - proposed" w:date="2026-10-15T20:13:39Z">
+                <w:del w:id="9136" w:author="Claude (AI) - proposed" w:date="2026-10-18T00:27:07Z"/>
+              </w:rPr>
+            </w:pPr>
+            <w:del w:id="9135" w:author="Claude (AI) - proposed" w:date="2026-10-18T00:27:07Z">
               <w:r>
                 <w:rPr>
                   <w:rFonts w:ascii="Arial" w:cs="Arial" w:eastAsia="Arial" w:hAnsi="Arial"/>
@@ -3603,10 +3603,10 @@
               <w:spacing w:after="40" w:before="0"/>
               <w:jc w:val="left"/>
               <w:rPr>
-                <w:del w:id="9138" w:author="Claude (AI) - proposed" w:date="2026-10-15T20:13:39Z"/>
-              </w:rPr>
-            </w:pPr>
-            <w:del w:id="9137" w:author="Claude (AI) - proposed" w:date="2026-10-15T20:13:39Z">
+                <w:del w:id="9138" w:author="Claude (AI) - proposed" w:date="2026-10-18T00:27:07Z"/>
+              </w:rPr>
+            </w:pPr>
+            <w:del w:id="9137" w:author="Claude (AI) - proposed" w:date="2026-10-18T00:27:07Z">
               <w:r>
                 <w:rPr>
                   <w:rFonts w:ascii="Arial" w:cs="Arial" w:eastAsia="Arial" w:hAnsi="Arial"/>
@@ -3648,10 +3648,10 @@
               <w:spacing w:after="40" w:before="0"/>
               <w:jc w:val="left"/>
               <w:rPr>
-                <w:ins w:id="9140" w:author="Claude (AI) - proposed" w:date="2026-10-15T20:13:39Z"/>
-              </w:rPr>
-            </w:pPr>
-            <w:ins w:id="9139" w:author="Claude (AI) - proposed" w:date="2026-10-15T20:13:39Z">
+                <w:ins w:id="9140" w:author="Claude (AI) - proposed" w:date="2026-10-18T00:27:07Z"/>
+              </w:rPr>
+            </w:pPr>
+            <w:ins w:id="9139" w:author="Claude (AI) - proposed" w:date="2026-10-18T00:27:07Z">
               <w:r>
                 <w:rPr>
                   <w:rFonts w:ascii="Arial" w:cs="Arial" w:eastAsia="Arial" w:hAnsi="Arial"/>
@@ -3673,10 +3673,10 @@
               <w:spacing w:after="40" w:before="0"/>
               <w:jc w:val="left"/>
               <w:rPr>
-                <w:ins w:id="9142" w:author="Claude (AI) - proposed" w:date="2026-10-15T20:13:39Z"/>
-              </w:rPr>
-            </w:pPr>
-            <w:ins w:id="9141" w:author="Claude (AI) - proposed" w:date="2026-10-15T20:13:39Z">
+                <w:ins w:id="9142" w:author="Claude (AI) - proposed" w:date="2026-10-18T00:27:07Z"/>
+              </w:rPr>
+            </w:pPr>
+            <w:ins w:id="9141" w:author="Claude (AI) - proposed" w:date="2026-10-18T00:27:07Z">
               <w:r>
                 <w:rPr>
                   <w:rFonts w:ascii="Arial" w:cs="Arial" w:eastAsia="Arial" w:hAnsi="Arial"/>
@@ -3698,10 +3698,10 @@
               <w:spacing w:after="40" w:before="0"/>
               <w:jc w:val="left"/>
               <w:rPr>
-                <w:del w:id="9144" w:author="Claude (AI) - proposed" w:date="2026-10-15T20:13:39Z"/>
-              </w:rPr>
-            </w:pPr>
-            <w:del w:id="9143" w:author="Claude (AI) - proposed" w:date="2026-10-15T20:13:39Z">
+                <w:del w:id="9144" w:author="Claude (AI) - proposed" w:date="2026-10-18T00:27:07Z"/>
+              </w:rPr>
+            </w:pPr>
+            <w:del w:id="9143" w:author="Claude (AI) - proposed" w:date="2026-10-18T00:27:07Z">
               <w:r>
                 <w:rPr>
                   <w:rFonts w:ascii="Arial" w:cs="Arial" w:eastAsia="Arial" w:hAnsi="Arial"/>
@@ -3723,10 +3723,10 @@
               <w:spacing w:after="40" w:before="0"/>
               <w:jc w:val="left"/>
               <w:rPr>
-                <w:del w:id="9146" w:author="Claude (AI) - proposed" w:date="2026-10-15T20:13:39Z"/>
-              </w:rPr>
-            </w:pPr>
-            <w:del w:id="9145" w:author="Claude (AI) - proposed" w:date="2026-10-15T20:13:39Z">
+                <w:del w:id="9146" w:author="Claude (AI) - proposed" w:date="2026-10-18T00:27:07Z"/>
+              </w:rPr>
+            </w:pPr>
+            <w:del w:id="9145" w:author="Claude (AI) - proposed" w:date="2026-10-18T00:27:07Z">
               <w:r>
                 <w:rPr>
                   <w:rFonts w:ascii="Arial" w:cs="Arial" w:eastAsia="Arial" w:hAnsi="Arial"/>
@@ -3768,10 +3768,10 @@
               <w:spacing w:after="40" w:before="0"/>
               <w:jc w:val="left"/>
               <w:rPr>
-                <w:ins w:id="9148" w:author="Claude (AI) - proposed" w:date="2026-10-15T20:13:39Z"/>
-              </w:rPr>
-            </w:pPr>
-            <w:ins w:id="9147" w:author="Claude (AI) - proposed" w:date="2026-10-15T20:13:39Z">
+                <w:ins w:id="9148" w:author="Claude (AI) - proposed" w:date="2026-10-18T00:27:07Z"/>
+              </w:rPr>
+            </w:pPr>
+            <w:ins w:id="9147" w:author="Claude (AI) - proposed" w:date="2026-10-18T00:27:07Z">
               <w:r>
                 <w:rPr>
                   <w:rFonts w:ascii="Arial" w:cs="Arial" w:eastAsia="Arial" w:hAnsi="Arial"/>
@@ -3793,10 +3793,10 @@
               <w:spacing w:after="40" w:before="0"/>
               <w:jc w:val="left"/>
               <w:rPr>
-                <w:ins w:id="9150" w:author="Claude (AI) - proposed" w:date="2026-10-15T20:13:39Z"/>
-              </w:rPr>
-            </w:pPr>
-            <w:ins w:id="9149" w:author="Claude (AI) - proposed" w:date="2026-10-15T20:13:39Z">
+                <w:ins w:id="9150" w:author="Claude (AI) - proposed" w:date="2026-10-18T00:27:07Z"/>
+              </w:rPr>
+            </w:pPr>
+            <w:ins w:id="9149" w:author="Claude (AI) - proposed" w:date="2026-10-18T00:27:07Z">
               <w:r>
                 <w:rPr>
                   <w:rFonts w:ascii="Arial" w:cs="Arial" w:eastAsia="Arial" w:hAnsi="Arial"/>
@@ -3818,10 +3818,10 @@
               <w:spacing w:after="40" w:before="0"/>
               <w:jc w:val="left"/>
               <w:rPr>
-                <w:del w:id="9152" w:author="Claude (AI) - proposed" w:date="2026-10-15T20:13:39Z"/>
-              </w:rPr>
-            </w:pPr>
-            <w:del w:id="9151" w:author="Claude (AI) - proposed" w:date="2026-10-15T20:13:39Z">
+                <w:del w:id="9152" w:author="Claude (AI) - proposed" w:date="2026-10-18T00:27:07Z"/>
+              </w:rPr>
+            </w:pPr>
+            <w:del w:id="9151" w:author="Claude (AI) - proposed" w:date="2026-10-18T00:27:07Z">
               <w:r>
                 <w:rPr>
                   <w:rFonts w:ascii="Arial" w:cs="Arial" w:eastAsia="Arial" w:hAnsi="Arial"/>
@@ -3843,10 +3843,10 @@
               <w:spacing w:after="40" w:before="0"/>
               <w:jc w:val="left"/>
               <w:rPr>
-                <w:del w:id="9154" w:author="Claude (AI) - proposed" w:date="2026-10-15T20:13:39Z"/>
-              </w:rPr>
-            </w:pPr>
-            <w:del w:id="9153" w:author="Claude (AI) - proposed" w:date="2026-10-15T20:13:39Z">
+                <w:del w:id="9154" w:author="Claude (AI) - proposed" w:date="2026-10-18T00:27:07Z"/>
+              </w:rPr>
+            </w:pPr>
+            <w:del w:id="9153" w:author="Claude (AI) - proposed" w:date="2026-10-18T00:27:07Z">
               <w:r>
                 <w:rPr>
                   <w:rFonts w:ascii="Arial" w:cs="Arial" w:eastAsia="Arial" w:hAnsi="Arial"/>
@@ -4111,7 +4111,7 @@
         </w:rPr>
         <w:t xml:space="preserve">© 2026 SeaVuria and ARES. This work is licensed under a </w:t>
       </w:r>
-      <w:hyperlink w:history="1" r:id="rIdo-fhoewu9p9cgyezdtiyq">
+      <w:hyperlink w:history="1" r:id="rIdittmbs8trsjkmqomo9p3_">
         <w:r>
           <w:rPr>
             <w:rFonts w:ascii="Arial" w:cs="Arial" w:eastAsia="Arial" w:hAnsi="Arial"/>
@@ -4131,7 +4131,7 @@
         </w:rPr>
         <w:t xml:space="preserve"> (</w:t>
       </w:r>
-      <w:hyperlink w:history="1" r:id="rIdvyydrtijlor9bbfl34pkn">
+      <w:hyperlink w:history="1" r:id="rId8hxyl2knc6aepjdturjas">
         <w:r>
           <w:rPr>
             <w:rFonts w:ascii="Arial" w:cs="Arial" w:eastAsia="Arial" w:hAnsi="Arial"/>
@@ -4151,7 +4151,7 @@
         </w:rPr>
         <w:t xml:space="preserve">). To view a copy of this license, visit </w:t>
       </w:r>
-      <w:hyperlink w:history="1" r:id="rId_aouhv_ztooaa7t67tpvu">
+      <w:hyperlink w:history="1" r:id="rIdustdqr1w-fopss1lbijnm">
         <w:r>
           <w:rPr>
             <w:rFonts w:ascii="Arial" w:cs="Arial" w:eastAsia="Arial" w:hAnsi="Arial"/>
@@ -4658,7 +4658,7 @@
               <w:spacing w:after="40" w:before="0"/>
               <w:jc w:val="left"/>
             </w:pPr>
-            <w:del w:id="9155" w:author="Claude (AI) - proposed" w:date="2026-10-15T20:13:39Z">
+            <w:del w:id="9155" w:author="Claude (AI) - proposed" w:date="2026-10-18T00:27:07Z">
               <w:r>
                 <w:rPr>
                   <w:rFonts w:ascii="Arial" w:cs="Arial" w:eastAsia="Arial" w:hAnsi="Arial"/>
@@ -4686,7 +4686,7 @@
               </w:rPr>
               <w:t xml:space="preserve">How do we use real numbers in day-to-day </w:t>
             </w:r>
-            <w:del w:id="9156" w:author="Claude (AI) - proposed" w:date="2026-10-15T20:13:39Z">
+            <w:del w:id="9156" w:author="Claude (AI) - proposed" w:date="2026-10-18T00:27:07Z">
               <w:r>
                 <w:rPr>
                   <w:rFonts w:ascii="Arial" w:cs="Arial" w:eastAsia="Arial" w:hAnsi="Arial"/>
@@ -4701,7 +4701,7 @@
                 <w:delText xml:space="preserve">situations</w:delText>
               </w:r>
             </w:del>
-            <w:ins w:id="9157" w:author="Claude (AI) - proposed" w:date="2026-10-15T20:13:39Z">
+            <w:ins w:id="9157" w:author="Claude (AI) - proposed" w:date="2026-10-18T00:27:07Z">
               <w:r>
                 <w:rPr>
                   <w:rFonts w:ascii="Arial" w:cs="Arial" w:eastAsia="Arial" w:hAnsi="Arial"/>
@@ -4865,7 +4865,7 @@
               </w:rPr>
               <w:t xml:space="preserve">No hazardous materials or activities in this lesson. If physical sufuria/pots are brought to class, ensure edges are not sharp. Ensure calculators or learner digital devices are handled responsibly and returned after use.</w:t>
             </w:r>
-            <w:ins w:id="9158" w:author="Claude (AI) - proposed" w:date="2026-10-15T20:13:39Z">
+            <w:ins w:id="9158" w:author="Claude (AI) - proposed" w:date="2026-10-18T00:27:07Z">
               <w:r>
                 <w:rPr>
                   <w:rFonts w:ascii="Arial" w:cs="Arial" w:eastAsia="Arial" w:hAnsi="Arial"/>
@@ -5263,7 +5263,7 @@
             <w:pPr>
               <w:spacing w:after="20" w:before="0"/>
             </w:pPr>
-            <w:hyperlink w:history="1" r:id="rIdi1v5zh9cis7ita7znsyvx">
+            <w:hyperlink w:history="1" r:id="rId-p9oyoqdamopgr5vbcrxs">
               <w:r>
                 <w:rPr>
                   <w:rFonts w:ascii="Arial" w:cs="Arial" w:eastAsia="Arial" w:hAnsi="Arial"/>
@@ -5296,7 +5296,7 @@
               <w:spacing w:after="10" w:before="0"/>
               <w:ind w:left="120"/>
             </w:pPr>
-            <w:hyperlink w:history="1" r:id="rIdsqrpordfgzysv_vmexlze">
+            <w:hyperlink w:history="1" r:id="rIdvzzlqbx16rtcty-hmdvk9">
               <w:r>
                 <w:rPr>
                   <w:rFonts w:ascii="Arial" w:cs="Arial" w:eastAsia="Arial" w:hAnsi="Arial"/>
@@ -5341,7 +5341,7 @@
             <w:pPr>
               <w:spacing w:after="20" w:before="0"/>
             </w:pPr>
-            <w:hyperlink w:history="1" r:id="rId-hc_zm69mi4bgxr9_fido">
+            <w:hyperlink w:history="1" r:id="rIdu2r7apo0m0_jtkgjweuvi">
               <w:r>
                 <w:rPr>
                   <w:rFonts w:ascii="Arial" w:cs="Arial" w:eastAsia="Arial" w:hAnsi="Arial"/>
@@ -5374,7 +5374,7 @@
               <w:spacing w:after="10" w:before="0"/>
               <w:ind w:left="120"/>
             </w:pPr>
-            <w:hyperlink w:history="1" r:id="rIdjp3t839mlp47uwpja1ug9">
+            <w:hyperlink w:history="1" r:id="rIdtntdr6u2oatfqvpmziajj">
               <w:r>
                 <w:rPr>
                   <w:rFonts w:ascii="Arial" w:cs="Arial" w:eastAsia="Arial" w:hAnsi="Arial"/>
@@ -5574,7 +5574,7 @@
             <w:pPr>
               <w:spacing w:after="20" w:before="0"/>
             </w:pPr>
-            <w:hyperlink w:history="1" r:id="rIdiuz3eyxkwmqzikse7jr4p">
+            <w:hyperlink w:history="1" r:id="rId4iwao3zeopd7dmb2delvf">
               <w:r>
                 <w:rPr>
                   <w:rFonts w:ascii="Arial" w:cs="Arial" w:eastAsia="Arial" w:hAnsi="Arial"/>
@@ -5607,7 +5607,7 @@
               <w:spacing w:after="10" w:before="0"/>
               <w:ind w:left="120"/>
             </w:pPr>
-            <w:hyperlink w:history="1" r:id="rIdzih_-z45ig_m8ohsgtxds">
+            <w:hyperlink w:history="1" r:id="rIdqpfbxswknnwbsnxjvxzzi">
               <w:r>
                 <w:rPr>
                   <w:rFonts w:ascii="Arial" w:cs="Arial" w:eastAsia="Arial" w:hAnsi="Arial"/>
@@ -5652,7 +5652,7 @@
             <w:pPr>
               <w:spacing w:after="20" w:before="0"/>
             </w:pPr>
-            <w:hyperlink w:history="1" r:id="rIdymjt1ujj-ccdesc1d0d0y">
+            <w:hyperlink w:history="1" r:id="rIdp7q2hvulxcfbgqsnj481g">
               <w:r>
                 <w:rPr>
                   <w:rFonts w:ascii="Arial" w:cs="Arial" w:eastAsia="Arial" w:hAnsi="Arial"/>
@@ -5685,7 +5685,7 @@
               <w:spacing w:after="10" w:before="0"/>
               <w:ind w:left="120"/>
             </w:pPr>
-            <w:hyperlink w:history="1" r:id="rIdvlioouq_ksk4egkanimux">
+            <w:hyperlink w:history="1" r:id="rIdypohr5sk6yltnrpkrnyaj">
               <w:r>
                 <w:rPr>
                   <w:rFonts w:ascii="Arial" w:cs="Arial" w:eastAsia="Arial" w:hAnsi="Arial"/>
@@ -5885,7 +5885,7 @@
             <w:pPr>
               <w:spacing w:after="20" w:before="0"/>
             </w:pPr>
-            <w:hyperlink w:history="1" r:id="rIdyeeakopoztrs8486_an17">
+            <w:hyperlink w:history="1" r:id="rIdwloepk0fzzk-5uiahggmy">
               <w:r>
                 <w:rPr>
                   <w:rFonts w:ascii="Arial" w:cs="Arial" w:eastAsia="Arial" w:hAnsi="Arial"/>
@@ -5918,7 +5918,7 @@
               <w:spacing w:after="10" w:before="0"/>
               <w:ind w:left="120"/>
             </w:pPr>
-            <w:hyperlink w:history="1" r:id="rIdu_ykfjob7ssi7wlrn_b5l">
+            <w:hyperlink w:history="1" r:id="rIdwss2ighpphoee1puqlblt">
               <w:r>
                 <w:rPr>
                   <w:rFonts w:ascii="Arial" w:cs="Arial" w:eastAsia="Arial" w:hAnsi="Arial"/>
@@ -5963,7 +5963,7 @@
             <w:pPr>
               <w:spacing w:after="20" w:before="0"/>
             </w:pPr>
-            <w:hyperlink w:history="1" r:id="rIdfeshbb7fh-4hsxvz-i50i">
+            <w:hyperlink w:history="1" r:id="rIdborqmyge7ke2e87javkx-">
               <w:r>
                 <w:rPr>
                   <w:rFonts w:ascii="Arial" w:cs="Arial" w:eastAsia="Arial" w:hAnsi="Arial"/>
@@ -5996,7 +5996,7 @@
               <w:spacing w:after="10" w:before="0"/>
               <w:ind w:left="120"/>
             </w:pPr>
-            <w:hyperlink w:history="1" r:id="rIddpi4ie-dvtnr75l1yoroo">
+            <w:hyperlink w:history="1" r:id="rIdyha7w9bs5spl22gkn4yxs">
               <w:r>
                 <w:rPr>
                   <w:rFonts w:ascii="Arial" w:cs="Arial" w:eastAsia="Arial" w:hAnsi="Arial"/>
@@ -6196,7 +6196,7 @@
             <w:pPr>
               <w:spacing w:after="20" w:before="0"/>
             </w:pPr>
-            <w:hyperlink w:history="1" r:id="rIdfuvzlk-_3pp08vvyi8nc6">
+            <w:hyperlink w:history="1" r:id="rId5cq1xfvpw2oszv0pbafzx">
               <w:r>
                 <w:rPr>
                   <w:rFonts w:ascii="Arial" w:cs="Arial" w:eastAsia="Arial" w:hAnsi="Arial"/>
@@ -6229,7 +6229,7 @@
               <w:spacing w:after="10" w:before="0"/>
               <w:ind w:left="120"/>
             </w:pPr>
-            <w:hyperlink w:history="1" r:id="rIdlpd792ecxoe0055nybo7n">
+            <w:hyperlink w:history="1" r:id="rId8ihwy4idrcfmk6ufdffiz">
               <w:r>
                 <w:rPr>
                   <w:rFonts w:ascii="Arial" w:cs="Arial" w:eastAsia="Arial" w:hAnsi="Arial"/>
@@ -6274,7 +6274,7 @@
             <w:pPr>
               <w:spacing w:after="20" w:before="0"/>
             </w:pPr>
-            <w:hyperlink w:history="1" r:id="rIdln_tgsix5hfnizhra1ra-">
+            <w:hyperlink w:history="1" r:id="rIdkvnfvsmlcvm7djkmg_qac">
               <w:r>
                 <w:rPr>
                   <w:rFonts w:ascii="Arial" w:cs="Arial" w:eastAsia="Arial" w:hAnsi="Arial"/>
@@ -6307,7 +6307,7 @@
               <w:spacing w:after="10" w:before="0"/>
               <w:ind w:left="120"/>
             </w:pPr>
-            <w:hyperlink w:history="1" r:id="rIdpgpbylwecubjroayk95a-">
+            <w:hyperlink w:history="1" r:id="rIdivgtye67dkylmthsvlnrm">
               <w:r>
                 <w:rPr>
                   <w:rFonts w:ascii="Arial" w:cs="Arial" w:eastAsia="Arial" w:hAnsi="Arial"/>
@@ -6507,7 +6507,7 @@
             <w:pPr>
               <w:spacing w:after="20" w:before="0"/>
             </w:pPr>
-            <w:hyperlink w:history="1" r:id="rIdm9ys3eybgiviki1k8jciv">
+            <w:hyperlink w:history="1" r:id="rIdoe6ydekhvzq8eyxvbniuy">
               <w:r>
                 <w:rPr>
                   <w:rFonts w:ascii="Arial" w:cs="Arial" w:eastAsia="Arial" w:hAnsi="Arial"/>
@@ -6540,7 +6540,7 @@
               <w:spacing w:after="10" w:before="0"/>
               <w:ind w:left="120"/>
             </w:pPr>
-            <w:hyperlink w:history="1" r:id="rIdcel8linrdsreamonzydjd">
+            <w:hyperlink w:history="1" r:id="rIdzuvuywymmpv_keh717szb">
               <w:r>
                 <w:rPr>
                   <w:rFonts w:ascii="Arial" w:cs="Arial" w:eastAsia="Arial" w:hAnsi="Arial"/>
@@ -6585,7 +6585,7 @@
             <w:pPr>
               <w:spacing w:after="20" w:before="0"/>
             </w:pPr>
-            <w:hyperlink w:history="1" r:id="rIdla6iuproh3lwk4si-uhnr">
+            <w:hyperlink w:history="1" r:id="rId_yen_4gktdhvomtyu-ugw">
               <w:r>
                 <w:rPr>
                   <w:rFonts w:ascii="Arial" w:cs="Arial" w:eastAsia="Arial" w:hAnsi="Arial"/>
@@ -6634,7 +6634,7 @@
               <w:spacing w:after="10" w:before="0"/>
               <w:ind w:left="120"/>
             </w:pPr>
-            <w:hyperlink w:history="1" r:id="rIdlssbd_-rfcekc4rv437nd">
+            <w:hyperlink w:history="1" r:id="rIdfba77kxyisjqjoyvbpse0">
               <w:r>
                 <w:rPr>
                   <w:rFonts w:ascii="Arial" w:cs="Arial" w:eastAsia="Arial" w:hAnsi="Arial"/>
@@ -6712,7 +6712,7 @@
               </w:rPr>
               <w:t xml:space="preserve">1. Say: 'Scientists and mathematicians do not just collect facts — they build models. A model is a picture of how you currently understand something. Your model today will be incomplete. That is not a problem — it is the starting point.' 2. Give 6 minutes for individual model-drawing. Play soft background music (optional) to signal focused work time. Circulate and look for: learners who create sub-regions spontaneously (strong mathematical intuition); learners who place all 10 numbers in one undifferentiated blob (need scaffolding in Lesson 2). 3. After drawing, give 3 minutes for the three written sentences. Circulate and read sentence 3 ('biggest question my diagram cannot yet answer') — these feed directly into the DQB and inform lesson planning. 4. Signal partner share: 'Turn to your partner. You have 2 minutes. Person on the left goes first. Tell your partner one thing you are confident about in your model and one thing your model cannot yet explain.' 5. After partner share, cold-call 2 pairs: 'Njeri, what was your partner confident about?' WAIT 10 seconds. 6. Close the lesson by pointing to the DQB and the two-region diagram on the board: 'These two things — your questions on the board and your model in your book — are the most important things we produced today. Everything we learn in this unit will be building toward being able to answer those questions and complete that model. Mama mboga's sufuria will be with us the whole way.' 7. Preview Lesson 2: 'Next lesson, we will give names to the two regions in our model. Those names have been used by mathematicians for over 2,000 years. And </w:t>
             </w:r>
-            <w:ins w:id="9159" w:author="Claude (AI) - proposed" w:date="2026-10-15T20:13:39Z">
+            <w:ins w:id="9159" w:author="Claude (AI) - proposed" w:date="2026-10-18T00:27:07Z">
               <w:r>
                 <w:rPr>
                   <w:rFonts w:ascii="Arial" w:cs="Arial" w:eastAsia="Arial" w:hAnsi="Arial"/>
@@ -7307,7 +7307,7 @@
         </w:rPr>
         <w:t xml:space="preserve">© 2026 SeaVuria and ARES. Aligned with KICD objectives. Developed by SeaVuria; technical implementation by ARES (with AI assistance from Claude). Licensed under </w:t>
       </w:r>
-      <w:hyperlink w:history="1" r:id="rIda2ng3kjtjntt8o-gifiul">
+      <w:hyperlink w:history="1" r:id="rIdg6zectatrerq4dwspgbbn">
         <w:r>
           <w:rPr>
             <w:rFonts w:ascii="Arial" w:cs="Arial" w:eastAsia="Arial" w:hAnsi="Arial"/>
@@ -7328,7 +7328,7 @@
         </w:rPr>
         <w:t xml:space="preserve"> (</w:t>
       </w:r>
-      <w:hyperlink w:history="1" r:id="rId2hucxagldckwupqtcozec">
+      <w:hyperlink w:history="1" r:id="rIdeoxditn9arz9vlqk3bni-">
         <w:r>
           <w:rPr>
             <w:rFonts w:ascii="Arial" w:cs="Arial" w:eastAsia="Arial" w:hAnsi="Arial"/>
@@ -7917,7 +7917,7 @@
               </w:rPr>
               <w:t xml:space="preserve">In Lesson 1, learners encountered the Ugali Pot Problem and recorded initial predictions about π. In this lesson (Lesson 2 of 8), learners formally encounter the full real number system for the first time. By sorting 20 Kenyan number cards — drawn directly from the phenomenon and from familiar Kenyan life — into self-invented and then formally guided categories, learners build the conceptual vocabulary needed to precisely answer WHY the circumference of the sufuria cannot be written exactly. The lesson </w:t>
             </w:r>
-            <w:del w:id="9160" w:author="Claude (AI) - proposed" w:date="2026-10-15T20:13:39Z">
+            <w:del w:id="9160" w:author="Claude (AI) - proposed" w:date="2026-10-18T00:27:07Z">
               <w:r>
                 <w:rPr>
                   <w:rFonts w:ascii="Arial" w:cs="Arial" w:eastAsia="Arial" w:hAnsi="Arial"/>
@@ -7932,7 +7932,7 @@
                 <w:delText xml:space="preserve">opens</w:delText>
               </w:r>
             </w:del>
-            <w:ins w:id="9161" w:author="Claude (AI) - proposed" w:date="2026-10-15T20:13:39Z">
+            <w:ins w:id="9161" w:author="Claude (AI) - proposed" w:date="2026-10-18T00:27:07Z">
               <w:r>
                 <w:rPr>
                   <w:rFonts w:ascii="Arial" w:cs="Arial" w:eastAsia="Arial" w:hAnsi="Arial"/>
@@ -7960,7 +7960,7 @@
               </w:rPr>
               <w:t xml:space="preserve"> the Driving Question Board (DQB)</w:t>
             </w:r>
-            <w:ins w:id="9162" w:author="Claude (AI) - proposed" w:date="2026-10-15T20:13:39Z">
+            <w:ins w:id="9162" w:author="Claude (AI) - proposed" w:date="2026-10-18T00:27:07Z">
               <w:r>
                 <w:rPr>
                   <w:rFonts w:ascii="Arial" w:cs="Arial" w:eastAsia="Arial" w:hAnsi="Arial"/>
@@ -8151,7 +8151,7 @@
               </w:rPr>
               <w:t xml:space="preserve">Learners are re-anchored to the Ugali Pot Problem: the mama mboga's daughter multiplied 28 × π and got 87.96459430… — a decimal that never ends and never repeats. The lesson asks: what KIND of number is π, and how does it relate to numbers like Ksh 60.50, −7°C, or 2/3 kg of unga? Working in pairs, learners receive 20 laminated Kenyan number cards and sort them using their own invented categories (Predict + early Observe). Groups share their sorting rules. The teacher then introduces the formal real number classification — ℕ ⊂ ℤ ⊂ ℚ ⊂ ℝ, with irrationals — using a projected nested Venn diagram (Explain). Learners reclassify their cards against the formal system and place selected numbers on a class number line (Observe + Explain continued). The Driving Question Board </w:t>
             </w:r>
-            <w:del w:id="9163" w:author="Claude (AI) - proposed" w:date="2026-10-15T20:13:39Z">
+            <w:del w:id="9163" w:author="Claude (AI) - proposed" w:date="2026-10-18T00:27:07Z">
               <w:r>
                 <w:rPr>
                   <w:rFonts w:ascii="Arial" w:cs="Arial" w:eastAsia="Arial" w:hAnsi="Arial"/>
@@ -8166,7 +8166,7 @@
                 <w:delText xml:space="preserve">is formally opened</w:delText>
               </w:r>
             </w:del>
-            <w:ins w:id="9164" w:author="Claude (AI) - proposed" w:date="2026-10-15T20:13:39Z">
+            <w:ins w:id="9164" w:author="Claude (AI) - proposed" w:date="2026-10-18T00:27:07Z">
               <w:r>
                 <w:rPr>
                   <w:rFonts w:ascii="Arial" w:cs="Arial" w:eastAsia="Arial" w:hAnsi="Arial"/>
@@ -8482,7 +8482,7 @@
             <w:pPr>
               <w:spacing w:after="20" w:before="0"/>
             </w:pPr>
-            <w:hyperlink w:history="1" r:id="rIdotwwuk-dff6nitzlyn22l">
+            <w:hyperlink w:history="1" r:id="rIdmxcssvah0s5xu6jcoooek">
               <w:r>
                 <w:rPr>
                   <w:rFonts w:ascii="Arial" w:cs="Arial" w:eastAsia="Arial" w:hAnsi="Arial"/>
@@ -8515,7 +8515,7 @@
               <w:spacing w:after="10" w:before="0"/>
               <w:ind w:left="120"/>
             </w:pPr>
-            <w:hyperlink w:history="1" r:id="rIdqzpttofg09fjsj43pq8pf">
+            <w:hyperlink w:history="1" r:id="rIdpybaullmujcqqggnx5idr">
               <w:r>
                 <w:rPr>
                   <w:rFonts w:ascii="Arial" w:cs="Arial" w:eastAsia="Arial" w:hAnsi="Arial"/>
@@ -8560,7 +8560,7 @@
             <w:pPr>
               <w:spacing w:after="20" w:before="0"/>
             </w:pPr>
-            <w:hyperlink w:history="1" r:id="rIdwgzh7rcngvv7wkjk6e2f5">
+            <w:hyperlink w:history="1" r:id="rIdznphqvjymk42c57q23npd">
               <w:r>
                 <w:rPr>
                   <w:rFonts w:ascii="Arial" w:cs="Arial" w:eastAsia="Arial" w:hAnsi="Arial"/>
@@ -8593,7 +8593,7 @@
               <w:spacing w:after="10" w:before="0"/>
               <w:ind w:left="120"/>
             </w:pPr>
-            <w:hyperlink w:history="1" r:id="rIdt9qomlnl1i609ef1acamp">
+            <w:hyperlink w:history="1" r:id="rIdbpfhxjecyleys-zxbylx6">
               <w:r>
                 <w:rPr>
                   <w:rFonts w:ascii="Arial" w:cs="Arial" w:eastAsia="Arial" w:hAnsi="Arial"/>
@@ -8793,7 +8793,7 @@
             <w:pPr>
               <w:spacing w:after="20" w:before="0"/>
             </w:pPr>
-            <w:hyperlink w:history="1" r:id="rIdhpvtw_yhsn0jvm2kygzhq">
+            <w:hyperlink w:history="1" r:id="rIdhnok-1e8mopc6-rvlz01b">
               <w:r>
                 <w:rPr>
                   <w:rFonts w:ascii="Arial" w:cs="Arial" w:eastAsia="Arial" w:hAnsi="Arial"/>
@@ -8826,7 +8826,7 @@
               <w:spacing w:after="10" w:before="0"/>
               <w:ind w:left="120"/>
             </w:pPr>
-            <w:hyperlink w:history="1" r:id="rId7vmif7wmshpmvvwmti8vb">
+            <w:hyperlink w:history="1" r:id="rIdx183r2autnda7k38sjpyb">
               <w:r>
                 <w:rPr>
                   <w:rFonts w:ascii="Arial" w:cs="Arial" w:eastAsia="Arial" w:hAnsi="Arial"/>
@@ -8871,7 +8871,7 @@
             <w:pPr>
               <w:spacing w:after="20" w:before="0"/>
             </w:pPr>
-            <w:hyperlink w:history="1" r:id="rIdyqy8jdmrqmtn8tdk1p13m">
+            <w:hyperlink w:history="1" r:id="rId7ozscgyuvyx2o0zwnyv86">
               <w:r>
                 <w:rPr>
                   <w:rFonts w:ascii="Arial" w:cs="Arial" w:eastAsia="Arial" w:hAnsi="Arial"/>
@@ -8904,7 +8904,7 @@
               <w:spacing w:after="10" w:before="0"/>
               <w:ind w:left="120"/>
             </w:pPr>
-            <w:hyperlink w:history="1" r:id="rIdhb-vyomwrsss1p3arlupa">
+            <w:hyperlink w:history="1" r:id="rIdmjb4u2nct703zwvhbrdl7">
               <w:r>
                 <w:rPr>
                   <w:rFonts w:ascii="Arial" w:cs="Arial" w:eastAsia="Arial" w:hAnsi="Arial"/>
@@ -9104,7 +9104,7 @@
             <w:pPr>
               <w:spacing w:after="20" w:before="0"/>
             </w:pPr>
-            <w:hyperlink w:history="1" r:id="rIdc5inf6hq9gycnc1lnz_o-">
+            <w:hyperlink w:history="1" r:id="rIdrmr-zncnlgbglknir4gii">
               <w:r>
                 <w:rPr>
                   <w:rFonts w:ascii="Arial" w:cs="Arial" w:eastAsia="Arial" w:hAnsi="Arial"/>
@@ -9137,7 +9137,7 @@
               <w:spacing w:after="10" w:before="0"/>
               <w:ind w:left="120"/>
             </w:pPr>
-            <w:hyperlink w:history="1" r:id="rIdogpyt0x7shjfqzgmg9uz4">
+            <w:hyperlink w:history="1" r:id="rIdfalzjbgscublbbzbspvpu">
               <w:r>
                 <w:rPr>
                   <w:rFonts w:ascii="Arial" w:cs="Arial" w:eastAsia="Arial" w:hAnsi="Arial"/>
@@ -9182,7 +9182,7 @@
             <w:pPr>
               <w:spacing w:after="20" w:before="0"/>
             </w:pPr>
-            <w:hyperlink w:history="1" r:id="rId02ykwuynybj8fli61jgwm">
+            <w:hyperlink w:history="1" r:id="rIdzwynlvzh0hw0zh_cnvedy">
               <w:r>
                 <w:rPr>
                   <w:rFonts w:ascii="Arial" w:cs="Arial" w:eastAsia="Arial" w:hAnsi="Arial"/>
@@ -9215,7 +9215,7 @@
               <w:spacing w:after="10" w:before="0"/>
               <w:ind w:left="120"/>
             </w:pPr>
-            <w:hyperlink w:history="1" r:id="rId8u2lonvrj-c5jxjppabf1">
+            <w:hyperlink w:history="1" r:id="rId81nog9a-nnzzqsdi5lvhz">
               <w:r>
                 <w:rPr>
                   <w:rFonts w:ascii="Arial" w:cs="Arial" w:eastAsia="Arial" w:hAnsi="Arial"/>
@@ -9260,7 +9260,7 @@
               </w:rPr>
               <w:t xml:space="preserve">The teacher projects a large nested Venn diagram of the real number system: ℕ (natural numbers) ⊂ ℤ (integers) ⊂ ℚ (rational numbers) ⊂ ℝ (real numbers), with irrational numbers shown as the region inside ℝ but outside ℚ. Each region is colour-coded and labelled in </w:t>
             </w:r>
-            <w:del w:id="9165" w:author="Claude (AI) - proposed" w:date="2026-10-15T20:13:39Z">
+            <w:del w:id="9165" w:author="Claude (AI) - proposed" w:date="2026-10-18T00:27:07Z">
               <w:r>
                 <w:rPr>
                   <w:rFonts w:ascii="Arial" w:cs="Arial" w:eastAsia="Arial" w:hAnsi="Arial"/>
@@ -9275,7 +9275,7 @@
                 <w:delText xml:space="preserve">both English and</w:delText>
               </w:r>
             </w:del>
-            <w:ins w:id="9166" w:author="Claude (AI) - proposed" w:date="2026-10-15T20:13:39Z">
+            <w:ins w:id="9166" w:author="Claude (AI) - proposed" w:date="2026-10-18T00:27:07Z">
               <w:r>
                 <w:rPr>
                   <w:rFonts w:ascii="Arial" w:cs="Arial" w:eastAsia="Arial" w:hAnsi="Arial"/>
@@ -9303,7 +9303,7 @@
               </w:rPr>
               <w:t xml:space="preserve"> with a Kenyan example</w:t>
             </w:r>
-            <w:ins w:id="9167" w:author="Claude (AI) - proposed" w:date="2026-10-15T20:13:39Z">
+            <w:ins w:id="9167" w:author="Claude (AI) - proposed" w:date="2026-10-18T00:27:07Z">
               <w:r>
                 <w:rPr>
                   <w:rFonts w:ascii="Arial" w:cs="Arial" w:eastAsia="Arial" w:hAnsi="Arial"/>
@@ -9364,7 +9364,7 @@
               </w:rPr>
               <w:t xml:space="preserve">Project the nested Venn diagram. Say: 'Mathematicians have a precise system for classifying ALL numbers. Let me walk you through it — and I want you to check whether your sorting categories match any of these official names.' Walk through each set: NATURAL NUMBERS — say: 'These are the counting numbers: 1, 2, 3… In Kenya, when a mama mboga counts her customers — 1, 2, 3 — she is using natural numbers. Which of your cards belong here?' [Wait 10 seconds. Cold-call 1 learner.]</w:t>
             </w:r>
-            <w:ins w:id="9168" w:author="Claude (AI) - proposed" w:date="2026-10-15T20:13:39Z">
+            <w:ins w:id="9168" w:author="Claude (AI) - proposed" w:date="2026-10-18T00:27:07Z">
               <w:r>
                 <w:rPr>
                   <w:rFonts w:ascii="Arial" w:cs="Arial" w:eastAsia="Arial" w:hAnsi="Arial"/>
@@ -9514,7 +9514,7 @@
             <w:pPr>
               <w:spacing w:after="20" w:before="0"/>
             </w:pPr>
-            <w:hyperlink w:history="1" r:id="rIdn4tehh0q__rr-wgygiq0h">
+            <w:hyperlink w:history="1" r:id="rIdw8jlg4msnersd320geq4c">
               <w:r>
                 <w:rPr>
                   <w:rFonts w:ascii="Arial" w:cs="Arial" w:eastAsia="Arial" w:hAnsi="Arial"/>
@@ -9547,7 +9547,7 @@
               <w:spacing w:after="10" w:before="0"/>
               <w:ind w:left="120"/>
             </w:pPr>
-            <w:hyperlink w:history="1" r:id="rIdzghvyj3el-2gksr5raghi">
+            <w:hyperlink w:history="1" r:id="rIdnwuhtzxaihzwh6j0fga_h">
               <w:r>
                 <w:rPr>
                   <w:rFonts w:ascii="Arial" w:cs="Arial" w:eastAsia="Arial" w:hAnsi="Arial"/>
@@ -9592,7 +9592,7 @@
             <w:pPr>
               <w:spacing w:after="20" w:before="0"/>
             </w:pPr>
-            <w:hyperlink w:history="1" r:id="rIdqp_iz4m1swxrpdq-zo0qs">
+            <w:hyperlink w:history="1" r:id="rId0agcgmras8wne1dkkuqcr">
               <w:r>
                 <w:rPr>
                   <w:rFonts w:ascii="Arial" w:cs="Arial" w:eastAsia="Arial" w:hAnsi="Arial"/>
@@ -9625,7 +9625,7 @@
               <w:spacing w:after="10" w:before="0"/>
               <w:ind w:left="120"/>
             </w:pPr>
-            <w:hyperlink w:history="1" r:id="rIdvdpepkqkxgvggbdns-js7">
+            <w:hyperlink w:history="1" r:id="rIdrfm6v2ixuvq9zf2lsizqt">
               <w:r>
                 <w:rPr>
                   <w:rFonts w:ascii="Arial" w:cs="Arial" w:eastAsia="Arial" w:hAnsi="Arial"/>
@@ -9825,7 +9825,7 @@
             <w:pPr>
               <w:spacing w:after="20" w:before="0"/>
             </w:pPr>
-            <w:hyperlink w:history="1" r:id="rIdblgdmq2g9npfwozq8qaf4">
+            <w:hyperlink w:history="1" r:id="rIde2imzm7pe7yxr-d4_4sjy">
               <w:r>
                 <w:rPr>
                   <w:rFonts w:ascii="Arial" w:cs="Arial" w:eastAsia="Arial" w:hAnsi="Arial"/>
@@ -9858,7 +9858,7 @@
               <w:spacing w:after="10" w:before="0"/>
               <w:ind w:left="120"/>
             </w:pPr>
-            <w:hyperlink w:history="1" r:id="rIdbgo3wh3fqexwfrb7ubmhd">
+            <w:hyperlink w:history="1" r:id="rId1naeotiesdcj1vwkz_dnn">
               <w:r>
                 <w:rPr>
                   <w:rFonts w:ascii="Arial" w:cs="Arial" w:eastAsia="Arial" w:hAnsi="Arial"/>
@@ -9903,7 +9903,7 @@
             <w:pPr>
               <w:spacing w:after="20" w:before="0"/>
             </w:pPr>
-            <w:hyperlink w:history="1" r:id="rIdcgdo4kr2vqpftg3dmcb4c">
+            <w:hyperlink w:history="1" r:id="rId_6zjy8sfd-tow7moyeecw">
               <w:r>
                 <w:rPr>
                   <w:rFonts w:ascii="Arial" w:cs="Arial" w:eastAsia="Arial" w:hAnsi="Arial"/>
@@ -9952,7 +9952,7 @@
               <w:spacing w:after="10" w:before="0"/>
               <w:ind w:left="120"/>
             </w:pPr>
-            <w:hyperlink w:history="1" r:id="rIdw-zvz5nt873hiqoy1ycp4">
+            <w:hyperlink w:history="1" r:id="rIdiwnneq9xhrq2fj3gihjy-">
               <w:r>
                 <w:rPr>
                   <w:rFonts w:ascii="Arial" w:cs="Arial" w:eastAsia="Arial" w:hAnsi="Arial"/>
@@ -10477,7 +10477,7 @@
         </w:rPr>
         <w:t xml:space="preserve">© 2026 SeaVuria and ARES. Aligned with KICD objectives. Developed by SeaVuria; technical implementation by ARES (with AI assistance from Claude). Licensed under </w:t>
       </w:r>
-      <w:hyperlink w:history="1" r:id="rIdlnjxi76dtbbykdtbwvl78">
+      <w:hyperlink w:history="1" r:id="rIdewmb8fatavgw_llzc05-3">
         <w:r>
           <w:rPr>
             <w:rFonts w:ascii="Arial" w:cs="Arial" w:eastAsia="Arial" w:hAnsi="Arial"/>
@@ -10498,7 +10498,7 @@
         </w:rPr>
         <w:t xml:space="preserve"> (</w:t>
       </w:r>
-      <w:hyperlink w:history="1" r:id="rIdeptmc-bokjet63vqt9std">
+      <w:hyperlink w:history="1" r:id="rIdvoluxgsann4jw_doynzl6">
         <w:r>
           <w:rPr>
             <w:rFonts w:ascii="Arial" w:cs="Arial" w:eastAsia="Arial" w:hAnsi="Arial"/>
@@ -11006,7 +11006,7 @@
               <w:spacing w:after="40" w:before="0"/>
               <w:jc w:val="left"/>
             </w:pPr>
-            <w:del w:id="9169" w:author="Claude (AI) - proposed" w:date="2026-10-15T20:13:39Z">
+            <w:del w:id="9169" w:author="Claude (AI) - proposed" w:date="2026-10-18T00:27:07Z">
               <w:r>
                 <w:rPr>
                   <w:rFonts w:ascii="Arial" w:cs="Arial" w:eastAsia="Arial" w:hAnsi="Arial"/>
@@ -11034,7 +11034,7 @@
               </w:rPr>
               <w:t xml:space="preserve">How do we use real numbers in day-to-day </w:t>
             </w:r>
-            <w:del w:id="9170" w:author="Claude (AI) - proposed" w:date="2026-10-15T20:13:39Z">
+            <w:del w:id="9170" w:author="Claude (AI) - proposed" w:date="2026-10-18T00:27:07Z">
               <w:r>
                 <w:rPr>
                   <w:rFonts w:ascii="Arial" w:cs="Arial" w:eastAsia="Arial" w:hAnsi="Arial"/>
@@ -11049,7 +11049,7 @@
                 <w:delText xml:space="preserve">situations</w:delText>
               </w:r>
             </w:del>
-            <w:ins w:id="9171" w:author="Claude (AI) - proposed" w:date="2026-10-15T20:13:39Z">
+            <w:ins w:id="9171" w:author="Claude (AI) - proposed" w:date="2026-10-18T00:27:07Z">
               <w:r>
                 <w:rPr>
                   <w:rFonts w:ascii="Arial" w:cs="Arial" w:eastAsia="Arial" w:hAnsi="Arial"/>
@@ -11145,7 +11145,7 @@
               </w:rPr>
               <w:t xml:space="preserve">In Lesson 1 learners were introduced to the Ugali Pot Problem and confronted the puzzle that 28 × π produces a never-ending, non-repeating decimal. In Lesson 2 learners </w:t>
             </w:r>
-            <w:del w:id="9172" w:author="Claude (AI) - proposed" w:date="2026-10-15T20:13:39Z">
+            <w:del w:id="9172" w:author="Claude (AI) - proposed" w:date="2026-10-18T00:27:07Z">
               <w:r>
                 <w:rPr>
                   <w:rFonts w:ascii="Arial" w:cs="Arial" w:eastAsia="Arial" w:hAnsi="Arial"/>
@@ -11160,7 +11160,7 @@
                 <w:delText xml:space="preserve">placed various real numbers on the number line and explored their representation</w:delText>
               </w:r>
             </w:del>
-            <w:ins w:id="9173" w:author="Claude (AI) - proposed" w:date="2026-10-15T20:13:39Z">
+            <w:ins w:id="9173" w:author="Claude (AI) - proposed" w:date="2026-10-18T00:27:07Z">
               <w:r>
                 <w:rPr>
                   <w:rFonts w:ascii="Arial" w:cs="Arial" w:eastAsia="Arial" w:hAnsi="Arial"/>
@@ -11639,7 +11639,7 @@
             <w:pPr>
               <w:spacing w:after="20" w:before="0"/>
             </w:pPr>
-            <w:hyperlink w:history="1" r:id="rIdvton1buixvz0gkc8dno0r">
+            <w:hyperlink w:history="1" r:id="rIdwpfqyrxsmuxqqifmat8ge">
               <w:r>
                 <w:rPr>
                   <w:rFonts w:ascii="Arial" w:cs="Arial" w:eastAsia="Arial" w:hAnsi="Arial"/>
@@ -11672,7 +11672,7 @@
               <w:spacing w:after="10" w:before="0"/>
               <w:ind w:left="120"/>
             </w:pPr>
-            <w:hyperlink w:history="1" r:id="rIdldlmw4hgasesh7c9ib3rq">
+            <w:hyperlink w:history="1" r:id="rIdresoftrb8qpeeubtcdeu7">
               <w:r>
                 <w:rPr>
                   <w:rFonts w:ascii="Arial" w:cs="Arial" w:eastAsia="Arial" w:hAnsi="Arial"/>
@@ -11717,7 +11717,7 @@
             <w:pPr>
               <w:spacing w:after="20" w:before="0"/>
             </w:pPr>
-            <w:hyperlink w:history="1" r:id="rIdbqm_0cqdohayjg1owlhcp">
+            <w:hyperlink w:history="1" r:id="rIddoq5ajgq3wqq2mh0veqna">
               <w:r>
                 <w:rPr>
                   <w:rFonts w:ascii="Arial" w:cs="Arial" w:eastAsia="Arial" w:hAnsi="Arial"/>
@@ -11750,7 +11750,7 @@
               <w:spacing w:after="10" w:before="0"/>
               <w:ind w:left="120"/>
             </w:pPr>
-            <w:hyperlink w:history="1" r:id="rIdjn3u1uqplwpq7fmbxehu0">
+            <w:hyperlink w:history="1" r:id="rIdf8lkdoajgf613axahe-l9">
               <w:r>
                 <w:rPr>
                   <w:rFonts w:ascii="Arial" w:cs="Arial" w:eastAsia="Arial" w:hAnsi="Arial"/>
@@ -11950,7 +11950,7 @@
             <w:pPr>
               <w:spacing w:after="20" w:before="0"/>
             </w:pPr>
-            <w:hyperlink w:history="1" r:id="rIdaszhxdffn_sdchhsarryd">
+            <w:hyperlink w:history="1" r:id="rIdp0f5zwsxr5fsu0bzmu4rk">
               <w:r>
                 <w:rPr>
                   <w:rFonts w:ascii="Arial" w:cs="Arial" w:eastAsia="Arial" w:hAnsi="Arial"/>
@@ -11983,7 +11983,7 @@
               <w:spacing w:after="10" w:before="0"/>
               <w:ind w:left="120"/>
             </w:pPr>
-            <w:hyperlink w:history="1" r:id="rIdq1gfnb0petxlvz1yw5vz4">
+            <w:hyperlink w:history="1" r:id="rIdvci5cwcegnggniqydxx3g">
               <w:r>
                 <w:rPr>
                   <w:rFonts w:ascii="Arial" w:cs="Arial" w:eastAsia="Arial" w:hAnsi="Arial"/>
@@ -12028,7 +12028,7 @@
             <w:pPr>
               <w:spacing w:after="20" w:before="0"/>
             </w:pPr>
-            <w:hyperlink w:history="1" r:id="rIde24v4sedj82u_w7tbnqbf">
+            <w:hyperlink w:history="1" r:id="rIdpii4dgbtnstkk1loasowp">
               <w:r>
                 <w:rPr>
                   <w:rFonts w:ascii="Arial" w:cs="Arial" w:eastAsia="Arial" w:hAnsi="Arial"/>
@@ -12061,7 +12061,7 @@
               <w:spacing w:after="10" w:before="0"/>
               <w:ind w:left="120"/>
             </w:pPr>
-            <w:hyperlink w:history="1" r:id="rIdts19jdat6gnyggpem-scp">
+            <w:hyperlink w:history="1" r:id="rIdfb_edm4mxhbohnsaxylny">
               <w:r>
                 <w:rPr>
                   <w:rFonts w:ascii="Arial" w:cs="Arial" w:eastAsia="Arial" w:hAnsi="Arial"/>
@@ -12139,7 +12139,7 @@
               </w:rPr>
               <w:t xml:space="preserve">Say: 'You are now going to be decimal detectives. Your job is to look very carefully at what your calculator shows and describe what you see — like a scientist recording an observation, not jumping to conclusions yet.' Allow </w:t>
             </w:r>
-            <w:del w:id="9174" w:author="Claude (AI) - proposed" w:date="2026-10-15T20:13:39Z">
+            <w:del w:id="9174" w:author="Claude (AI) - proposed" w:date="2026-10-18T00:27:07Z">
               <w:r>
                 <w:rPr>
                   <w:rFonts w:ascii="Arial" w:cs="Arial" w:eastAsia="Arial" w:hAnsi="Arial"/>
@@ -12154,7 +12154,7 @@
                 <w:delText xml:space="preserve">15</w:delText>
               </w:r>
             </w:del>
-            <w:ins w:id="9175" w:author="Claude (AI) - proposed" w:date="2026-10-15T20:13:39Z">
+            <w:ins w:id="9175" w:author="Claude (AI) - proposed" w:date="2026-10-18T00:27:07Z">
               <w:r>
                 <w:rPr>
                   <w:rFonts w:ascii="Arial" w:cs="Arial" w:eastAsia="Arial" w:hAnsi="Arial"/>
@@ -12304,7 +12304,7 @@
             <w:pPr>
               <w:spacing w:after="20" w:before="0"/>
             </w:pPr>
-            <w:hyperlink w:history="1" r:id="rIdmtysyuqwpfocs5ngf6glc">
+            <w:hyperlink w:history="1" r:id="rIdozeyt-cmxb5ek_ijoeybe">
               <w:r>
                 <w:rPr>
                   <w:rFonts w:ascii="Arial" w:cs="Arial" w:eastAsia="Arial" w:hAnsi="Arial"/>
@@ -12337,7 +12337,7 @@
               <w:spacing w:after="10" w:before="0"/>
               <w:ind w:left="120"/>
             </w:pPr>
-            <w:hyperlink w:history="1" r:id="rIdhkrplhdax34xk85jj-iu3">
+            <w:hyperlink w:history="1" r:id="rIdwesqvshec8vakzk5kwjn5">
               <w:r>
                 <w:rPr>
                   <w:rFonts w:ascii="Arial" w:cs="Arial" w:eastAsia="Arial" w:hAnsi="Arial"/>
@@ -12382,7 +12382,7 @@
             <w:pPr>
               <w:spacing w:after="20" w:before="0"/>
             </w:pPr>
-            <w:hyperlink w:history="1" r:id="rIdivuazrrupdq5qtqrj9_ls">
+            <w:hyperlink w:history="1" r:id="rIdf1m8mvfq4ambjuirzjlux">
               <w:r>
                 <w:rPr>
                   <w:rFonts w:ascii="Arial" w:cs="Arial" w:eastAsia="Arial" w:hAnsi="Arial"/>
@@ -12415,7 +12415,7 @@
               <w:spacing w:after="10" w:before="0"/>
               <w:ind w:left="120"/>
             </w:pPr>
-            <w:hyperlink w:history="1" r:id="rIdfbbb6bw43o6_6aebfw61h">
+            <w:hyperlink w:history="1" r:id="rId5tfsyk1km9mwpdwmbaywc">
               <w:r>
                 <w:rPr>
                   <w:rFonts w:ascii="Arial" w:cs="Arial" w:eastAsia="Arial" w:hAnsi="Arial"/>
@@ -12460,7 +12460,7 @@
               </w:rPr>
               <w:t xml:space="preserve">The teacher delivers a structured explanation in three blocks, each followed by a learner practice task. BLOCK 1 (</w:t>
             </w:r>
-            <w:del w:id="9176" w:author="Claude (AI) - proposed" w:date="2026-10-15T20:13:39Z">
+            <w:del w:id="9176" w:author="Claude (AI) - proposed" w:date="2026-10-18T00:27:07Z">
               <w:r>
                 <w:rPr>
                   <w:rFonts w:ascii="Arial" w:cs="Arial" w:eastAsia="Arial" w:hAnsi="Arial"/>
@@ -12475,7 +12475,7 @@
                 <w:delText xml:space="preserve">10</w:delText>
               </w:r>
             </w:del>
-            <w:ins w:id="9177" w:author="Claude (AI) - proposed" w:date="2026-10-15T20:13:39Z">
+            <w:ins w:id="9177" w:author="Claude (AI) - proposed" w:date="2026-10-18T00:27:07Z">
               <w:r>
                 <w:rPr>
                   <w:rFonts w:ascii="Arial" w:cs="Arial" w:eastAsia="Arial" w:hAnsi="Arial"/>
@@ -12658,7 +12658,7 @@
             <w:pPr>
               <w:spacing w:after="20" w:before="0"/>
             </w:pPr>
-            <w:hyperlink w:history="1" r:id="rIdjotndierm1qw9skjnpqip">
+            <w:hyperlink w:history="1" r:id="rIduomgyqc_gmmtxgtg2ncer">
               <w:r>
                 <w:rPr>
                   <w:rFonts w:ascii="Arial" w:cs="Arial" w:eastAsia="Arial" w:hAnsi="Arial"/>
@@ -12691,7 +12691,7 @@
               <w:spacing w:after="10" w:before="0"/>
               <w:ind w:left="120"/>
             </w:pPr>
-            <w:hyperlink w:history="1" r:id="rIdq79fclppc__acb8hispi0">
+            <w:hyperlink w:history="1" r:id="rIdfctywkjvp2yjrtu3vgoip">
               <w:r>
                 <w:rPr>
                   <w:rFonts w:ascii="Arial" w:cs="Arial" w:eastAsia="Arial" w:hAnsi="Arial"/>
@@ -12736,7 +12736,7 @@
             <w:pPr>
               <w:spacing w:after="20" w:before="0"/>
             </w:pPr>
-            <w:hyperlink w:history="1" r:id="rIdo2bchd96ybdp9axxpzgcr">
+            <w:hyperlink w:history="1" r:id="rIdfsiglaq7edko-u9rjwvkh">
               <w:r>
                 <w:rPr>
                   <w:rFonts w:ascii="Arial" w:cs="Arial" w:eastAsia="Arial" w:hAnsi="Arial"/>
@@ -12769,7 +12769,7 @@
               <w:spacing w:after="10" w:before="0"/>
               <w:ind w:left="120"/>
             </w:pPr>
-            <w:hyperlink w:history="1" r:id="rId2y1ouogg3so3tmxw1zztw">
+            <w:hyperlink w:history="1" r:id="rIdmqyq-hhfbbtlvmfpvtfgs">
               <w:r>
                 <w:rPr>
                   <w:rFonts w:ascii="Arial" w:cs="Arial" w:eastAsia="Arial" w:hAnsi="Arial"/>
@@ -12847,7 +12847,7 @@
               </w:rPr>
               <w:t xml:space="preserve">Say: 'It is time to update our Driving Question Board. Remember our question: why can we never write some everyday numbers down completely? You now have new evidence and new understanding. In your groups, write at least one sticky note for each column. You have 5 minutes.' Circulate and prompt groups who are stuck with: 'What was the most surprising thing your calculator showed you today?' After posting, say: 'Do a quick gallery walk — read the other groups' notes and place a star on the new question you find most mathematically interesting.' After the gallery walk, cold-call 2 learners to read the starred questions aloud. Acknowledge and say: 'These questions will drive Lessons 4 and 5 — we will </w:t>
             </w:r>
-            <w:del w:id="9178" w:author="Claude (AI) - proposed" w:date="2026-10-15T20:13:39Z">
+            <w:del w:id="9178" w:author="Claude (AI) - proposed" w:date="2026-10-18T00:27:07Z">
               <w:r>
                 <w:rPr>
                   <w:rFonts w:ascii="Arial" w:cs="Arial" w:eastAsia="Arial" w:hAnsi="Arial"/>
@@ -12862,7 +12862,7 @@
                 <w:delText xml:space="preserve">investigate surds and the</w:delText>
               </w:r>
             </w:del>
-            <w:ins w:id="9179" w:author="Claude (AI) - proposed" w:date="2026-10-15T20:13:39Z">
+            <w:ins w:id="9179" w:author="Claude (AI) - proposed" w:date="2026-10-18T00:27:07Z">
               <w:r>
                 <w:rPr>
                   <w:rFonts w:ascii="Arial" w:cs="Arial" w:eastAsia="Arial" w:hAnsi="Arial"/>
@@ -12890,7 +12890,7 @@
               </w:rPr>
               <w:t xml:space="preserve"> proof that √2 is irrational</w:t>
             </w:r>
-            <w:ins w:id="9180" w:author="Claude (AI) - proposed" w:date="2026-10-15T20:13:39Z">
+            <w:ins w:id="9180" w:author="Claude (AI) - proposed" w:date="2026-10-18T00:27:07Z">
               <w:r>
                 <w:rPr>
                   <w:rFonts w:ascii="Arial" w:cs="Arial" w:eastAsia="Arial" w:hAnsi="Arial"/>
@@ -13040,7 +13040,7 @@
             <w:pPr>
               <w:spacing w:after="20" w:before="0"/>
             </w:pPr>
-            <w:hyperlink w:history="1" r:id="rIdsklo_bvsfics9eygmpt8l">
+            <w:hyperlink w:history="1" r:id="rIdvyxqfp5xccysphr7y3rbi">
               <w:r>
                 <w:rPr>
                   <w:rFonts w:ascii="Arial" w:cs="Arial" w:eastAsia="Arial" w:hAnsi="Arial"/>
@@ -13073,7 +13073,7 @@
               <w:spacing w:after="10" w:before="0"/>
               <w:ind w:left="120"/>
             </w:pPr>
-            <w:hyperlink w:history="1" r:id="rIdba3pvhwjfvdus5rvijde2">
+            <w:hyperlink w:history="1" r:id="rIdwxrtqxzrd1g9vtsxifohy">
               <w:r>
                 <w:rPr>
                   <w:rFonts w:ascii="Arial" w:cs="Arial" w:eastAsia="Arial" w:hAnsi="Arial"/>
@@ -13118,7 +13118,7 @@
             <w:pPr>
               <w:spacing w:after="20" w:before="0"/>
             </w:pPr>
-            <w:hyperlink w:history="1" r:id="rIdzvixmilcxnhd76jpjod7a">
+            <w:hyperlink w:history="1" r:id="rIdxpedrlr-ayqltnvaq0lhn">
               <w:r>
                 <w:rPr>
                   <w:rFonts w:ascii="Arial" w:cs="Arial" w:eastAsia="Arial" w:hAnsi="Arial"/>
@@ -13151,7 +13151,7 @@
               <w:spacing w:after="10" w:before="0"/>
               <w:ind w:left="120"/>
             </w:pPr>
-            <w:hyperlink w:history="1" r:id="rIdpzaicecl8doh7n9s_1yxq">
+            <w:hyperlink w:history="1" r:id="rId8_zpyfss9ji9-yihbibyk">
               <w:r>
                 <w:rPr>
                   <w:rFonts w:ascii="Arial" w:cs="Arial" w:eastAsia="Arial" w:hAnsi="Arial"/>
@@ -13676,7 +13676,7 @@
         </w:rPr>
         <w:t xml:space="preserve">© 2026 SeaVuria and ARES. Aligned with KICD objectives. Developed by SeaVuria; technical implementation by ARES (with AI assistance from Claude). Licensed under </w:t>
       </w:r>
-      <w:hyperlink w:history="1" r:id="rId5dlov1afvhmqvl-kgzf-l">
+      <w:hyperlink w:history="1" r:id="rIdtdloqilmjsm5mpegel0-t">
         <w:r>
           <w:rPr>
             <w:rFonts w:ascii="Arial" w:cs="Arial" w:eastAsia="Arial" w:hAnsi="Arial"/>
@@ -13697,7 +13697,7 @@
         </w:rPr>
         <w:t xml:space="preserve"> (</w:t>
       </w:r>
-      <w:hyperlink w:history="1" r:id="rIdebf4hu-5nhfaddhnms6gx">
+      <w:hyperlink w:history="1" r:id="rIdl4ex9ms3u4pgvzz71fc5e">
         <w:r>
           <w:rPr>
             <w:rFonts w:ascii="Arial" w:cs="Arial" w:eastAsia="Arial" w:hAnsi="Arial"/>
@@ -14354,7 +14354,7 @@
               </w:rPr>
               <w:t xml:space="preserve">When stretching the string number line across the classroom, ensure the string is held at a safe height (below neck level, approximately waist height) and is secured at both ends before learners move around it. Scissors used to cut number cards should be handled with care. Learners with mobility difficulties should be assigned card-holding or recording roles at a fixed station.</w:t>
             </w:r>
-            <w:ins w:id="9181" w:author="Claude (AI) - proposed" w:date="2026-10-15T20:13:39Z">
+            <w:ins w:id="9181" w:author="Claude (AI) - proposed" w:date="2026-10-18T00:27:07Z">
               <w:r>
                 <w:rPr>
                   <w:rFonts w:ascii="Arial" w:cs="Arial" w:eastAsia="Arial" w:hAnsi="Arial"/>
@@ -14752,7 +14752,7 @@
             <w:pPr>
               <w:spacing w:after="20" w:before="0"/>
             </w:pPr>
-            <w:hyperlink w:history="1" r:id="rIdedknr9qhyl5pw8j-mqxxw">
+            <w:hyperlink w:history="1" r:id="rIdelvrv7ra5a2yyr3phwr-2">
               <w:r>
                 <w:rPr>
                   <w:rFonts w:ascii="Arial" w:cs="Arial" w:eastAsia="Arial" w:hAnsi="Arial"/>
@@ -14785,7 +14785,7 @@
               <w:spacing w:after="10" w:before="0"/>
               <w:ind w:left="120"/>
             </w:pPr>
-            <w:hyperlink w:history="1" r:id="rIdoi6wzkjversmt12uinvlm">
+            <w:hyperlink w:history="1" r:id="rIdhrkdojkbyns5tohmg6qus">
               <w:r>
                 <w:rPr>
                   <w:rFonts w:ascii="Arial" w:cs="Arial" w:eastAsia="Arial" w:hAnsi="Arial"/>
@@ -14830,7 +14830,7 @@
             <w:pPr>
               <w:spacing w:after="20" w:before="0"/>
             </w:pPr>
-            <w:hyperlink w:history="1" r:id="rIdyrak9xtftxc0svqgt63il">
+            <w:hyperlink w:history="1" r:id="rIdxtr9ybtk50hpmj7kfz5_q">
               <w:r>
                 <w:rPr>
                   <w:rFonts w:ascii="Arial" w:cs="Arial" w:eastAsia="Arial" w:hAnsi="Arial"/>
@@ -14863,7 +14863,7 @@
               <w:spacing w:after="10" w:before="0"/>
               <w:ind w:left="120"/>
             </w:pPr>
-            <w:hyperlink w:history="1" r:id="rIducitrcpdxn1yfeves2hkt">
+            <w:hyperlink w:history="1" r:id="rIduq8_ckx4uqel6px918bgw">
               <w:r>
                 <w:rPr>
                   <w:rFonts w:ascii="Arial" w:cs="Arial" w:eastAsia="Arial" w:hAnsi="Arial"/>
@@ -14941,7 +14941,7 @@
               </w:rPr>
               <w:t xml:space="preserve">Display the eight number cards on the board in random order. Say: 'Before we touch any string or calculator, I want your best guess for where each of these numbers lives on a number line from −5 to 5. Use what you already know — benchmarks, what you remember about π, square roots, fractions. Sketch it yourself first — 3 minutes, silent, pencils only.' Set a visible 3-minute timer. After 3 minutes: 'Now turn to your elbow partner. You have 90 seconds — find ONE number you disagree about and explain why.' After partner talk, cold-call 4 pairs (select one strong, one mid, two uncertain based on </w:t>
             </w:r>
-            <w:del w:id="9182" w:author="Claude (AI) - proposed" w:date="2026-10-15T20:13:39Z">
+            <w:del w:id="9182" w:author="Claude (AI) - proposed" w:date="2026-10-18T00:27:07Z">
               <w:r>
                 <w:rPr>
                   <w:rFonts w:ascii="Arial" w:cs="Arial" w:eastAsia="Arial" w:hAnsi="Arial"/>
@@ -14956,7 +14956,7 @@
                 <w:delText xml:space="preserve">prior lesson exit tickets</w:delText>
               </w:r>
             </w:del>
-            <w:ins w:id="9183" w:author="Claude (AI) - proposed" w:date="2026-10-15T20:13:39Z">
+            <w:ins w:id="9183" w:author="Claude (AI) - proposed" w:date="2026-10-18T00:27:07Z">
               <w:r>
                 <w:rPr>
                   <w:rFonts w:ascii="Arial" w:cs="Arial" w:eastAsia="Arial" w:hAnsi="Arial"/>
@@ -15106,7 +15106,7 @@
             <w:pPr>
               <w:spacing w:after="20" w:before="0"/>
             </w:pPr>
-            <w:hyperlink w:history="1" r:id="rIdr__9m8gzifw2c5-9_ccft">
+            <w:hyperlink w:history="1" r:id="rIdnw1epd5dvkflc4loqlwdi">
               <w:r>
                 <w:rPr>
                   <w:rFonts w:ascii="Arial" w:cs="Arial" w:eastAsia="Arial" w:hAnsi="Arial"/>
@@ -15139,7 +15139,7 @@
               <w:spacing w:after="10" w:before="0"/>
               <w:ind w:left="120"/>
             </w:pPr>
-            <w:hyperlink w:history="1" r:id="rIdevqxushvaq_e7vjbvx2ls">
+            <w:hyperlink w:history="1" r:id="rIdoxvuau3fvx2dgladppf4e">
               <w:r>
                 <w:rPr>
                   <w:rFonts w:ascii="Arial" w:cs="Arial" w:eastAsia="Arial" w:hAnsi="Arial"/>
@@ -15184,7 +15184,7 @@
             <w:pPr>
               <w:spacing w:after="20" w:before="0"/>
             </w:pPr>
-            <w:hyperlink w:history="1" r:id="rIde7imsxmlzlgtcd1btuden">
+            <w:hyperlink w:history="1" r:id="rIdie80efufpxydt15qvrj5f">
               <w:r>
                 <w:rPr>
                   <w:rFonts w:ascii="Arial" w:cs="Arial" w:eastAsia="Arial" w:hAnsi="Arial"/>
@@ -15217,7 +15217,7 @@
               <w:spacing w:after="10" w:before="0"/>
               <w:ind w:left="120"/>
             </w:pPr>
-            <w:hyperlink w:history="1" r:id="rIdaeuam8wpycqh6ksug0721">
+            <w:hyperlink w:history="1" r:id="rIdccsapi2_x2ae4yenp0rxo">
               <w:r>
                 <w:rPr>
                   <w:rFonts w:ascii="Arial" w:cs="Arial" w:eastAsia="Arial" w:hAnsi="Arial"/>
@@ -15262,7 +15262,7 @@
               </w:rPr>
               <w:t xml:space="preserve">Groups of 4 receive: a set of 8 laminated number cards, a calculator, a 'Decimal Approximation Table' worksheet (two columns: Number | Decimal approximation to 4 d.p.), and a Kericho Temperature Record card showing 7 days of temperatures (e.g. 18°C, 19.5°C, </w:t>
             </w:r>
-            <w:ins w:id="9184" w:author="Claude (AI) - proposed" w:date="2026-10-15T20:13:39Z">
+            <w:ins w:id="9184" w:author="Claude (AI) - proposed" w:date="2026-10-18T00:27:07Z">
               <w:r>
                 <w:rPr>
                   <w:rFonts w:ascii="Arial" w:cs="Arial" w:eastAsia="Arial" w:hAnsi="Arial"/>
@@ -15290,7 +15290,7 @@
               </w:rPr>
               <w:t xml:space="preserve">√5 °C above </w:t>
             </w:r>
-            <w:ins w:id="9185" w:author="Claude (AI) - proposed" w:date="2026-10-15T20:13:39Z">
+            <w:ins w:id="9185" w:author="Claude (AI) - proposed" w:date="2026-10-18T00:27:07Z">
               <w:r>
                 <w:rPr>
                   <w:rFonts w:ascii="Arial" w:cs="Arial" w:eastAsia="Arial" w:hAnsi="Arial"/>
@@ -15318,7 +15318,7 @@
               </w:rPr>
               <w:t xml:space="preserve">baseline [≈</w:t>
             </w:r>
-            <w:del w:id="9186" w:author="Claude (AI) - proposed" w:date="2026-10-15T20:13:39Z">
+            <w:del w:id="9186" w:author="Claude (AI) - proposed" w:date="2026-10-18T00:27:07Z">
               <w:r>
                 <w:rPr>
                   <w:rFonts w:ascii="Arial" w:cs="Arial" w:eastAsia="Arial" w:hAnsi="Arial"/>
@@ -15333,7 +15333,7 @@
                 <w:delText xml:space="preserve">2.236°C above</w:delText>
               </w:r>
             </w:del>
-            <w:ins w:id="9187" w:author="Claude (AI) - proposed" w:date="2026-10-15T20:13:39Z">
+            <w:ins w:id="9187" w:author="Claude (AI) - proposed" w:date="2026-10-18T00:27:07Z">
               <w:r>
                 <w:rPr>
                   <w:rFonts w:ascii="Arial" w:cs="Arial" w:eastAsia="Arial" w:hAnsi="Arial"/>
@@ -15516,7 +15516,7 @@
             <w:pPr>
               <w:spacing w:after="20" w:before="0"/>
             </w:pPr>
-            <w:hyperlink w:history="1" r:id="rId704rikgvqcaw9kxobgugw">
+            <w:hyperlink w:history="1" r:id="rIdoj8qpinokgrrlcfqmz8bq">
               <w:r>
                 <w:rPr>
                   <w:rFonts w:ascii="Arial" w:cs="Arial" w:eastAsia="Arial" w:hAnsi="Arial"/>
@@ -15549,7 +15549,7 @@
               <w:spacing w:after="10" w:before="0"/>
               <w:ind w:left="120"/>
             </w:pPr>
-            <w:hyperlink w:history="1" r:id="rIdrk3saxgxvuljg5vpdy1hz">
+            <w:hyperlink w:history="1" r:id="rIdlox8oqeuqinxzdawvfuxp">
               <w:r>
                 <w:rPr>
                   <w:rFonts w:ascii="Arial" w:cs="Arial" w:eastAsia="Arial" w:hAnsi="Arial"/>
@@ -15594,7 +15594,7 @@
             <w:pPr>
               <w:spacing w:after="20" w:before="0"/>
             </w:pPr>
-            <w:hyperlink w:history="1" r:id="rIdajb7rtr9mht0w0okp9rak">
+            <w:hyperlink w:history="1" r:id="rIdpunwt3crqxemeqqxgjkav">
               <w:r>
                 <w:rPr>
                   <w:rFonts w:ascii="Arial" w:cs="Arial" w:eastAsia="Arial" w:hAnsi="Arial"/>
@@ -15627,7 +15627,7 @@
               <w:spacing w:after="10" w:before="0"/>
               <w:ind w:left="120"/>
             </w:pPr>
-            <w:hyperlink w:history="1" r:id="rIdxqak66sgwdbqbzcuomxex">
+            <w:hyperlink w:history="1" r:id="rIdmc1k-o0srg-ovegiftnkb">
               <w:r>
                 <w:rPr>
                   <w:rFonts w:ascii="Arial" w:cs="Arial" w:eastAsia="Arial" w:hAnsi="Arial"/>
@@ -15705,7 +15705,7 @@
               </w:rPr>
               <w:t xml:space="preserve">Open Phase 3: 'We have a number line full of pegged cards. Some may be in the wrong place. We are going to hold a Mathematical Court. Each group will defend one card — then the court decides: keep it or move it, and why.' Assign cards: Group 1 → −√3; Group 2 → π − 3; Group 3 → 2.333…; Group 4 → √2; remaining cards (−1.5, 0, 2/3, 3) defended by volunteers. For each defence, prompt the defending group: 'State your decimal approximation. State two numbers it falls between. State your justification.' WAIT 12 seconds after each defence before opening to the court. Cold-call at least 2 challengers per card from different groups. For irrational placements, push with: 'You said √2 is approximately 1.4142. Can you write it exactly? If not, how do you KNOW it belongs exactly there and not one millimetre to the right?' WAIT 15 seconds — this is the key productive struggle moment. After all 8 cards are settled, transition to the phenomenon connection: 'Now think about the daughter and the sufuria. Her calculator said 87.9645… — she cut at 88. On the number line of circumferences, is 88 exactly at the irrational point π × 28? What does the tiny gap represent in real life?' Cold-call 3 learners. Validate answers: the gap is real, it matters in engineering and cooking, and it is WHY mathematicians developed approximation techniques. Close: 'For the Kericho temperatures — Analyst groups, which temperature was irrational and how did you know?' Cold-call 2 groups. Confirm that </w:t>
             </w:r>
-            <w:del w:id="9188" w:author="Claude (AI) - proposed" w:date="2026-10-15T20:13:39Z">
+            <w:del w:id="9188" w:author="Claude (AI) - proposed" w:date="2026-10-18T00:27:07Z">
               <w:r>
                 <w:rPr>
                   <w:rFonts w:ascii="Arial" w:cs="Arial" w:eastAsia="Arial" w:hAnsi="Arial"/>
@@ -15720,7 +15720,7 @@
                 <w:delText xml:space="preserve">√5 above a baseline</w:delText>
               </w:r>
             </w:del>
-            <w:ins w:id="9189" w:author="Claude (AI) - proposed" w:date="2026-10-15T20:13:39Z">
+            <w:ins w:id="9189" w:author="Claude (AI) - proposed" w:date="2026-10-18T00:27:07Z">
               <w:r>
                 <w:rPr>
                   <w:rFonts w:ascii="Arial" w:cs="Arial" w:eastAsia="Arial" w:hAnsi="Arial"/>
@@ -15748,7 +15748,7 @@
               </w:rPr>
               <w:t xml:space="preserve"> is irrational because √5 is irrational, while 18</w:t>
             </w:r>
-            <w:ins w:id="9190" w:author="Claude (AI) - proposed" w:date="2026-10-15T20:13:39Z">
+            <w:ins w:id="9190" w:author="Claude (AI) - proposed" w:date="2026-10-18T00:27:07Z">
               <w:r>
                 <w:rPr>
                   <w:rFonts w:ascii="Arial" w:cs="Arial" w:eastAsia="Arial" w:hAnsi="Arial"/>
@@ -15776,7 +15776,7 @@
               </w:rPr>
               <w:t xml:space="preserve">.75, 19.5, </w:t>
             </w:r>
-            <w:del w:id="9191" w:author="Claude (AI) - proposed" w:date="2026-10-15T20:13:39Z">
+            <w:del w:id="9191" w:author="Claude (AI) - proposed" w:date="2026-10-18T00:27:07Z">
               <w:r>
                 <w:rPr>
                   <w:rFonts w:ascii="Arial" w:cs="Arial" w:eastAsia="Arial" w:hAnsi="Arial"/>
@@ -15791,7 +15791,7 @@
                 <w:delText xml:space="preserve">20,</w:delText>
               </w:r>
             </w:del>
-            <w:ins w:id="9192" w:author="Claude (AI) - proposed" w:date="2026-10-15T20:13:39Z">
+            <w:ins w:id="9192" w:author="Claude (AI) - proposed" w:date="2026-10-18T00:27:07Z">
               <w:r>
                 <w:rPr>
                   <w:rFonts w:ascii="Arial" w:cs="Arial" w:eastAsia="Arial" w:hAnsi="Arial"/>
@@ -15819,7 +15819,7 @@
               </w:rPr>
               <w:t xml:space="preserve"> 21 are all rational.</w:t>
             </w:r>
-            <w:ins w:id="9193" w:author="Claude (AI) - proposed" w:date="2026-10-15T20:13:39Z">
+            <w:ins w:id="9193" w:author="Claude (AI) - proposed" w:date="2026-10-18T00:27:07Z">
               <w:r>
                 <w:rPr>
                   <w:rFonts w:ascii="Arial" w:cs="Arial" w:eastAsia="Arial" w:hAnsi="Arial"/>
@@ -15956,7 +15956,7 @@
             <w:pPr>
               <w:spacing w:after="20" w:before="0"/>
             </w:pPr>
-            <w:hyperlink w:history="1" r:id="rIdlb4y8bxkdaibffs7toh-q">
+            <w:hyperlink w:history="1" r:id="rIdyjvzpaxduedvhdraxw6xf">
               <w:r>
                 <w:rPr>
                   <w:rFonts w:ascii="Arial" w:cs="Arial" w:eastAsia="Arial" w:hAnsi="Arial"/>
@@ -15989,7 +15989,7 @@
               <w:spacing w:after="10" w:before="0"/>
               <w:ind w:left="120"/>
             </w:pPr>
-            <w:hyperlink w:history="1" r:id="rIdqbrp1nmheo7o2kdz63zzk">
+            <w:hyperlink w:history="1" r:id="rIdjddun74zy-rlamjxlaq5g">
               <w:r>
                 <w:rPr>
                   <w:rFonts w:ascii="Arial" w:cs="Arial" w:eastAsia="Arial" w:hAnsi="Arial"/>
@@ -16034,7 +16034,7 @@
             <w:pPr>
               <w:spacing w:after="20" w:before="0"/>
             </w:pPr>
-            <w:hyperlink w:history="1" r:id="rIdfpeqndkjxaqizfowaxh_7">
+            <w:hyperlink w:history="1" r:id="rIdzkrljtuacgdgzidx4_yxv">
               <w:r>
                 <w:rPr>
                   <w:rFonts w:ascii="Arial" w:cs="Arial" w:eastAsia="Arial" w:hAnsi="Arial"/>
@@ -16067,7 +16067,7 @@
               <w:spacing w:after="10" w:before="0"/>
               <w:ind w:left="120"/>
             </w:pPr>
-            <w:hyperlink w:history="1" r:id="rIdjh9kiqvmxcplyh1i0rmvy">
+            <w:hyperlink w:history="1" r:id="rIddk4r-p5pypv8kvh2d63na">
               <w:r>
                 <w:rPr>
                   <w:rFonts w:ascii="Arial" w:cs="Arial" w:eastAsia="Arial" w:hAnsi="Arial"/>
@@ -16267,7 +16267,7 @@
             <w:pPr>
               <w:spacing w:after="20" w:before="0"/>
             </w:pPr>
-            <w:hyperlink w:history="1" r:id="rIdyt2mh99jt9ojxcuxqm_ik">
+            <w:hyperlink w:history="1" r:id="rIdpjz436jbl01i8qt_x5ic2">
               <w:r>
                 <w:rPr>
                   <w:rFonts w:ascii="Arial" w:cs="Arial" w:eastAsia="Arial" w:hAnsi="Arial"/>
@@ -16300,7 +16300,7 @@
               <w:spacing w:after="10" w:before="0"/>
               <w:ind w:left="120"/>
             </w:pPr>
-            <w:hyperlink w:history="1" r:id="rIdzmczmsz3fozh19zzglfwt">
+            <w:hyperlink w:history="1" r:id="rIdugyzn6trdgwpnbs1e3shz">
               <w:r>
                 <w:rPr>
                   <w:rFonts w:ascii="Arial" w:cs="Arial" w:eastAsia="Arial" w:hAnsi="Arial"/>
@@ -16345,7 +16345,7 @@
             <w:pPr>
               <w:spacing w:after="20" w:before="0"/>
             </w:pPr>
-            <w:hyperlink w:history="1" r:id="rIdwmqkgjzdqmb5dzqhs-duk">
+            <w:hyperlink w:history="1" r:id="rIdrvm1cioywbmxjqgbmh1yj">
               <w:r>
                 <w:rPr>
                   <w:rFonts w:ascii="Arial" w:cs="Arial" w:eastAsia="Arial" w:hAnsi="Arial"/>
@@ -16378,7 +16378,7 @@
               <w:spacing w:after="10" w:before="0"/>
               <w:ind w:left="120"/>
             </w:pPr>
-            <w:hyperlink w:history="1" r:id="rIds4xqtjm0y5nijw2hgdzqx">
+            <w:hyperlink w:history="1" r:id="rIdewqxnnt2loyjpuz0ofiyl">
               <w:r>
                 <w:rPr>
                   <w:rFonts w:ascii="Arial" w:cs="Arial" w:eastAsia="Arial" w:hAnsi="Arial"/>
@@ -16423,7 +16423,7 @@
               </w:rPr>
               <w:t xml:space="preserve">Learners return to their cumulative 'Real Number System Model' (a diagram started in Lesson 1 showing nested sets: Natural</w:t>
             </w:r>
-            <w:del w:id="9194" w:author="Claude (AI) - proposed" w:date="2026-10-15T20:13:39Z">
+            <w:del w:id="9194" w:author="Claude (AI) - proposed" w:date="2026-10-18T00:27:07Z">
               <w:r>
                 <w:rPr>
                   <w:rFonts w:ascii="Arial" w:cs="Arial" w:eastAsia="Arial" w:hAnsi="Arial"/>
@@ -16931,7 +16931,7 @@
         </w:rPr>
         <w:t xml:space="preserve">© 2026 SeaVuria and ARES. Aligned with KICD objectives. Developed by SeaVuria; technical implementation by ARES (with AI assistance from Claude). Licensed under </w:t>
       </w:r>
-      <w:hyperlink w:history="1" r:id="rIdyygzpysb-ma4id_u472v9">
+      <w:hyperlink w:history="1" r:id="rIdgtrwnreqezx4fu0smzfgq">
         <w:r>
           <w:rPr>
             <w:rFonts w:ascii="Arial" w:cs="Arial" w:eastAsia="Arial" w:hAnsi="Arial"/>
@@ -16952,7 +16952,7 @@
         </w:rPr>
         <w:t xml:space="preserve"> (</w:t>
       </w:r>
-      <w:hyperlink w:history="1" r:id="rIdbz6f8t4fijc2ws35psunt">
+      <w:hyperlink w:history="1" r:id="rIdd4f8bytyuxjph1jvf3h_-">
         <w:r>
           <w:rPr>
             <w:rFonts w:ascii="Arial" w:cs="Arial" w:eastAsia="Arial" w:hAnsi="Arial"/>
@@ -17309,7 +17309,7 @@
               </w:rPr>
               <w:t xml:space="preserve">–  The sum, difference, or product of two rationals is always rational; </w:t>
             </w:r>
-            <w:del w:id="9195" w:author="Claude (AI) - proposed" w:date="2026-10-15T20:13:39Z">
+            <w:del w:id="9195" w:author="Claude (AI) - proposed" w:date="2026-10-18T00:27:07Z">
               <w:r>
                 <w:rPr>
                   <w:rFonts w:ascii="Arial" w:cs="Arial" w:eastAsia="Arial" w:hAnsi="Arial"/>
@@ -17324,7 +17324,7 @@
                 <w:delText xml:space="preserve">combining a rational with an irrational generally produces an irrational</w:delText>
               </w:r>
             </w:del>
-            <w:ins w:id="9196" w:author="Claude (AI) - proposed" w:date="2026-10-15T20:13:39Z">
+            <w:ins w:id="9196" w:author="Claude (AI) - proposed" w:date="2026-10-18T00:27:07Z">
               <w:r>
                 <w:rPr>
                   <w:rFonts w:ascii="Arial" w:cs="Arial" w:eastAsia="Arial" w:hAnsi="Arial"/>
@@ -17636,7 +17636,7 @@
               </w:rPr>
               <w:t xml:space="preserve">How do we use real numbers in day-to-day </w:t>
             </w:r>
-            <w:del w:id="9197" w:author="Claude (AI) - proposed" w:date="2026-10-15T20:13:39Z">
+            <w:del w:id="9197" w:author="Claude (AI) - proposed" w:date="2026-10-18T00:27:07Z">
               <w:r>
                 <w:rPr>
                   <w:rFonts w:ascii="Arial" w:cs="Arial" w:eastAsia="Arial" w:hAnsi="Arial"/>
@@ -17651,7 +17651,7 @@
                 <w:delText xml:space="preserve">situations</w:delText>
               </w:r>
             </w:del>
-            <w:ins w:id="9198" w:author="Claude (AI) - proposed" w:date="2026-10-15T20:13:39Z">
+            <w:ins w:id="9198" w:author="Claude (AI) - proposed" w:date="2026-10-18T00:27:07Z">
               <w:r>
                 <w:rPr>
                   <w:rFonts w:ascii="Arial" w:cs="Arial" w:eastAsia="Arial" w:hAnsi="Arial"/>
@@ -17990,7 +17990,7 @@
               </w:rPr>
               <w:t xml:space="preserve">The lesson closes with learners revising the class model of the real number system to annotate it with operation results: arrows showing 'rational + rational = rational', '</w:t>
             </w:r>
-            <w:ins w:id="9199" w:author="Claude (AI) - proposed" w:date="2026-10-15T20:13:39Z">
+            <w:ins w:id="9199" w:author="Claude (AI) - proposed" w:date="2026-10-18T00:27:07Z">
               <w:r>
                 <w:rPr>
                   <w:rFonts w:ascii="Arial" w:cs="Arial" w:eastAsia="Arial" w:hAnsi="Arial"/>
@@ -18018,7 +18018,7 @@
               </w:rPr>
               <w:t xml:space="preserve">rational × irrational = irrational</w:t>
             </w:r>
-            <w:del w:id="9200" w:author="Claude (AI) - proposed" w:date="2026-10-15T20:13:39Z">
+            <w:del w:id="9200" w:author="Claude (AI) - proposed" w:date="2026-10-18T00:27:07Z">
               <w:r>
                 <w:rPr>
                   <w:rFonts w:ascii="Arial" w:cs="Arial" w:eastAsia="Arial" w:hAnsi="Arial"/>
@@ -18046,7 +18046,7 @@
               </w:rPr>
               <w:t xml:space="preserve">', and 'irrational × irrational = sometimes rational'. This cumulative model </w:t>
             </w:r>
-            <w:del w:id="9201" w:author="Claude (AI) - proposed" w:date="2026-10-15T20:13:39Z">
+            <w:del w:id="9201" w:author="Claude (AI) - proposed" w:date="2026-10-18T00:27:07Z">
               <w:r>
                 <w:rPr>
                   <w:rFonts w:ascii="Arial" w:cs="Arial" w:eastAsia="Arial" w:hAnsi="Arial"/>
@@ -18074,7 +18074,7 @@
               </w:rPr>
               <w:t xml:space="preserve">feeds the next lesson </w:t>
             </w:r>
-            <w:del w:id="9202" w:author="Claude (AI) - proposed" w:date="2026-10-15T20:13:39Z">
+            <w:del w:id="9202" w:author="Claude (AI) - proposed" w:date="2026-10-18T00:27:07Z">
               <w:r>
                 <w:rPr>
                   <w:rFonts w:ascii="Arial" w:cs="Arial" w:eastAsia="Arial" w:hAnsi="Arial"/>
@@ -18089,7 +18089,7 @@
                 <w:delText xml:space="preserve">on indices and standard form,</w:delText>
               </w:r>
             </w:del>
-            <w:ins w:id="9203" w:author="Claude (AI) - proposed" w:date="2026-10-15T20:13:39Z">
+            <w:ins w:id="9203" w:author="Claude (AI) - proposed" w:date="2026-10-18T00:27:07Z">
               <w:r>
                 <w:rPr>
                   <w:rFonts w:ascii="Arial" w:cs="Arial" w:eastAsia="Arial" w:hAnsi="Arial"/>
@@ -18405,7 +18405,7 @@
             <w:pPr>
               <w:spacing w:after="20" w:before="0"/>
             </w:pPr>
-            <w:hyperlink w:history="1" r:id="rIdf6phuryuyugv65e_k4wcd">
+            <w:hyperlink w:history="1" r:id="rIdzmxwec1umspm48envaqji">
               <w:r>
                 <w:rPr>
                   <w:rFonts w:ascii="Arial" w:cs="Arial" w:eastAsia="Arial" w:hAnsi="Arial"/>
@@ -18454,7 +18454,7 @@
               <w:spacing w:after="10" w:before="0"/>
               <w:ind w:left="120"/>
             </w:pPr>
-            <w:hyperlink w:history="1" r:id="rId1-t5-blzm8wbbq0aulwzh">
+            <w:hyperlink w:history="1" r:id="rIdkbt4bzcgi3cdodfxpf_fp">
               <w:r>
                 <w:rPr>
                   <w:rFonts w:ascii="Arial" w:cs="Arial" w:eastAsia="Arial" w:hAnsi="Arial"/>
@@ -18499,7 +18499,7 @@
             <w:pPr>
               <w:spacing w:after="20" w:before="0"/>
             </w:pPr>
-            <w:hyperlink w:history="1" r:id="rIdvvxftsy4vexsoye1d7fui">
+            <w:hyperlink w:history="1" r:id="rIdjr1wsdosj46xvsgxt73yv">
               <w:r>
                 <w:rPr>
                   <w:rFonts w:ascii="Arial" w:cs="Arial" w:eastAsia="Arial" w:hAnsi="Arial"/>
@@ -18532,7 +18532,7 @@
               <w:spacing w:after="10" w:before="0"/>
               <w:ind w:left="120"/>
             </w:pPr>
-            <w:hyperlink w:history="1" r:id="rIdta9aanmc-c-1h-ygoghoh">
+            <w:hyperlink w:history="1" r:id="rId69sf1ltgu1nmuagitp0sd">
               <w:r>
                 <w:rPr>
                   <w:rFonts w:ascii="Arial" w:cs="Arial" w:eastAsia="Arial" w:hAnsi="Arial"/>
@@ -18577,7 +18577,7 @@
               </w:rPr>
               <w:t xml:space="preserve">Each learner receives a half-sheet with six 'Number Pairs' drawn from Kenyan contexts (see below). Without using a calculator, they write R (rational) or I (irrational) to predict whether the result of the stated operation will be rational or irrational, then share their prediction with a partner using a Think-Pair-Share. The six pairs are: (1) 60.50 + 34.5 [price of </w:t>
             </w:r>
-            <w:del w:id="9204" w:author="Claude (AI) - proposed" w:date="2026-10-15T20:13:39Z">
+            <w:del w:id="9204" w:author="Claude (AI) - proposed" w:date="2026-10-18T00:27:07Z">
               <w:r>
                 <w:rPr>
                   <w:rFonts w:ascii="Arial" w:cs="Arial" w:eastAsia="Arial" w:hAnsi="Arial"/>
@@ -18592,7 +18592,7 @@
                 <w:delText xml:space="preserve">unga + temperature in Kisumu in °C</w:delText>
               </w:r>
             </w:del>
-            <w:ins w:id="9205" w:author="Claude (AI) - proposed" w:date="2026-10-15T20:13:39Z">
+            <w:ins w:id="9205" w:author="Claude (AI) - proposed" w:date="2026-10-18T00:27:07Z">
               <w:r>
                 <w:rPr>
                   <w:rFonts w:ascii="Arial" w:cs="Arial" w:eastAsia="Arial" w:hAnsi="Arial"/>
@@ -18653,7 +18653,7 @@
               </w:rPr>
               <w:t xml:space="preserve">Distribute the half-sheets face-down. Say: 'Before we calculate anything today, I want your gut feeling. You have </w:t>
             </w:r>
-            <w:del w:id="9206" w:author="Claude (AI) - proposed" w:date="2026-10-15T20:13:39Z">
+            <w:del w:id="9206" w:author="Claude (AI) - proposed" w:date="2026-10-18T00:27:07Z">
               <w:r>
                 <w:rPr>
                   <w:rFonts w:ascii="Arial" w:cs="Arial" w:eastAsia="Arial" w:hAnsi="Arial"/>
@@ -18668,7 +18668,7 @@
                 <w:delText xml:space="preserve">3</w:delText>
               </w:r>
             </w:del>
-            <w:ins w:id="9207" w:author="Claude (AI) - proposed" w:date="2026-10-15T20:13:39Z">
+            <w:ins w:id="9207" w:author="Claude (AI) - proposed" w:date="2026-10-18T00:27:07Z">
               <w:r>
                 <w:rPr>
                   <w:rFonts w:ascii="Arial" w:cs="Arial" w:eastAsia="Arial" w:hAnsi="Arial"/>
@@ -18696,7 +18696,7 @@
               </w:rPr>
               <w:t xml:space="preserve"> minutes — silent, individual thinking first. Flip your sheet.' [Allow </w:t>
             </w:r>
-            <w:del w:id="9208" w:author="Claude (AI) - proposed" w:date="2026-10-15T20:13:39Z">
+            <w:del w:id="9208" w:author="Claude (AI) - proposed" w:date="2026-10-18T00:27:07Z">
               <w:r>
                 <w:rPr>
                   <w:rFonts w:ascii="Arial" w:cs="Arial" w:eastAsia="Arial" w:hAnsi="Arial"/>
@@ -18711,7 +18711,7 @@
                 <w:delText xml:space="preserve">3</w:delText>
               </w:r>
             </w:del>
-            <w:ins w:id="9209" w:author="Claude (AI) - proposed" w:date="2026-10-15T20:13:39Z">
+            <w:ins w:id="9209" w:author="Claude (AI) - proposed" w:date="2026-10-18T00:27:07Z">
               <w:r>
                 <w:rPr>
                   <w:rFonts w:ascii="Arial" w:cs="Arial" w:eastAsia="Arial" w:hAnsi="Arial"/>
@@ -18739,7 +18739,7 @@
               </w:rPr>
               <w:t xml:space="preserve"> minutes of silent work.] After </w:t>
             </w:r>
-            <w:del w:id="9210" w:author="Claude (AI) - proposed" w:date="2026-10-15T20:13:39Z">
+            <w:del w:id="9210" w:author="Claude (AI) - proposed" w:date="2026-10-18T00:27:07Z">
               <w:r>
                 <w:rPr>
                   <w:rFonts w:ascii="Arial" w:cs="Arial" w:eastAsia="Arial" w:hAnsi="Arial"/>
@@ -18754,7 +18754,7 @@
                 <w:delText xml:space="preserve">3</w:delText>
               </w:r>
             </w:del>
-            <w:ins w:id="9211" w:author="Claude (AI) - proposed" w:date="2026-10-15T20:13:39Z">
+            <w:ins w:id="9211" w:author="Claude (AI) - proposed" w:date="2026-10-18T00:27:07Z">
               <w:r>
                 <w:rPr>
                   <w:rFonts w:ascii="Arial" w:cs="Arial" w:eastAsia="Arial" w:hAnsi="Arial"/>
@@ -18782,7 +18782,7 @@
               </w:rPr>
               <w:t xml:space="preserve"> minutes: 'Now turn to your partner — </w:t>
             </w:r>
-            <w:del w:id="9212" w:author="Claude (AI) - proposed" w:date="2026-10-15T20:13:39Z">
+            <w:del w:id="9212" w:author="Claude (AI) - proposed" w:date="2026-10-18T00:27:07Z">
               <w:r>
                 <w:rPr>
                   <w:rFonts w:ascii="Arial" w:cs="Arial" w:eastAsia="Arial" w:hAnsi="Arial"/>
@@ -18797,7 +18797,7 @@
                 <w:delText xml:space="preserve">90 seconds</w:delText>
               </w:r>
             </w:del>
-            <w:ins w:id="9213" w:author="Claude (AI) - proposed" w:date="2026-10-15T20:13:39Z">
+            <w:ins w:id="9213" w:author="Claude (AI) - proposed" w:date="2026-10-18T00:27:07Z">
               <w:r>
                 <w:rPr>
                   <w:rFonts w:ascii="Arial" w:cs="Arial" w:eastAsia="Arial" w:hAnsi="Arial"/>
@@ -18825,7 +18825,7 @@
               </w:rPr>
               <w:t xml:space="preserve"> each to compare answers. If you disagree, write down WHY you disagree.' [Allow </w:t>
             </w:r>
-            <w:del w:id="9214" w:author="Claude (AI) - proposed" w:date="2026-10-15T20:13:39Z">
+            <w:del w:id="9214" w:author="Claude (AI) - proposed" w:date="2026-10-18T00:27:07Z">
               <w:r>
                 <w:rPr>
                   <w:rFonts w:ascii="Arial" w:cs="Arial" w:eastAsia="Arial" w:hAnsi="Arial"/>
@@ -18840,7 +18840,7 @@
                 <w:delText xml:space="preserve">3</w:delText>
               </w:r>
             </w:del>
-            <w:ins w:id="9215" w:author="Claude (AI) - proposed" w:date="2026-10-15T20:13:39Z">
+            <w:ins w:id="9215" w:author="Claude (AI) - proposed" w:date="2026-10-18T00:27:07Z">
               <w:r>
                 <w:rPr>
                   <w:rFonts w:ascii="Arial" w:cs="Arial" w:eastAsia="Arial" w:hAnsi="Arial"/>
@@ -18868,7 +18868,7 @@
               </w:rPr>
               <w:t xml:space="preserve"> minutes pair discussion.] Cold-call </w:t>
             </w:r>
-            <w:del w:id="9216" w:author="Claude (AI) - proposed" w:date="2026-10-15T20:13:39Z">
+            <w:del w:id="9216" w:author="Claude (AI) - proposed" w:date="2026-10-18T00:27:07Z">
               <w:r>
                 <w:rPr>
                   <w:rFonts w:ascii="Arial" w:cs="Arial" w:eastAsia="Arial" w:hAnsi="Arial"/>
@@ -18883,7 +18883,7 @@
                 <w:delText xml:space="preserve">4</w:delText>
               </w:r>
             </w:del>
-            <w:ins w:id="9217" w:author="Claude (AI) - proposed" w:date="2026-10-15T20:13:39Z">
+            <w:ins w:id="9217" w:author="Claude (AI) - proposed" w:date="2026-10-18T00:27:07Z">
               <w:r>
                 <w:rPr>
                   <w:rFonts w:ascii="Arial" w:cs="Arial" w:eastAsia="Arial" w:hAnsi="Arial"/>
@@ -19033,7 +19033,7 @@
             <w:pPr>
               <w:spacing w:after="20" w:before="0"/>
             </w:pPr>
-            <w:hyperlink w:history="1" r:id="rIduh0e3k6yl4wivkthrrsqf">
+            <w:hyperlink w:history="1" r:id="rIdm-1fdkrxg2dues9n9f_my">
               <w:r>
                 <w:rPr>
                   <w:rFonts w:ascii="Arial" w:cs="Arial" w:eastAsia="Arial" w:hAnsi="Arial"/>
@@ -19082,7 +19082,7 @@
               <w:spacing w:after="10" w:before="0"/>
               <w:ind w:left="120"/>
             </w:pPr>
-            <w:hyperlink w:history="1" r:id="rIdu3wbkndnmmgm_ypiiib8p">
+            <w:hyperlink w:history="1" r:id="rIdbk-ijl3fobkwpqekoee-q">
               <w:r>
                 <w:rPr>
                   <w:rFonts w:ascii="Arial" w:cs="Arial" w:eastAsia="Arial" w:hAnsi="Arial"/>
@@ -19127,7 +19127,7 @@
             <w:pPr>
               <w:spacing w:after="20" w:before="0"/>
             </w:pPr>
-            <w:hyperlink w:history="1" r:id="rIddj4immrc1ook71koedt1o">
+            <w:hyperlink w:history="1" r:id="rIdewcilqgyelftbvq_vymtg">
               <w:r>
                 <w:rPr>
                   <w:rFonts w:ascii="Arial" w:cs="Arial" w:eastAsia="Arial" w:hAnsi="Arial"/>
@@ -19160,7 +19160,7 @@
               <w:spacing w:after="10" w:before="0"/>
               <w:ind w:left="120"/>
             </w:pPr>
-            <w:hyperlink w:history="1" r:id="rIdpxrs4-vfkh-ivsjf6xuwx">
+            <w:hyperlink w:history="1" r:id="rIdjfjeoy6uw4jmzc6doaohr">
               <w:r>
                 <w:rPr>
                   <w:rFonts w:ascii="Arial" w:cs="Arial" w:eastAsia="Arial" w:hAnsi="Arial"/>
@@ -19205,7 +19205,7 @@
               </w:rPr>
               <w:t xml:space="preserve">Learners work in groups of 4 on a structured 'Calculation Station' worksheet with three sections. Section A (BODMAS warm-up, </w:t>
             </w:r>
-            <w:del w:id="9218" w:author="Claude (AI) - proposed" w:date="2026-10-15T20:13:39Z">
+            <w:del w:id="9218" w:author="Claude (AI) - proposed" w:date="2026-10-18T00:27:07Z">
               <w:r>
                 <w:rPr>
                   <w:rFonts w:ascii="Arial" w:cs="Arial" w:eastAsia="Arial" w:hAnsi="Arial"/>
@@ -19220,7 +19220,7 @@
                 <w:delText xml:space="preserve">3</w:delText>
               </w:r>
             </w:del>
-            <w:ins w:id="9219" w:author="Claude (AI) - proposed" w:date="2026-10-15T20:13:39Z">
+            <w:ins w:id="9219" w:author="Claude (AI) - proposed" w:date="2026-10-18T00:27:07Z">
               <w:r>
                 <w:rPr>
                   <w:rFonts w:ascii="Arial" w:cs="Arial" w:eastAsia="Arial" w:hAnsi="Arial"/>
@@ -19281,7 +19281,7 @@
               </w:rPr>
               <w:t xml:space="preserve">Distribute worksheets. Say: 'Section A is a BODMAS workout — show every step, no steps skipped. Section B is the investigation: write both the exact form AND the decimal. Section C is your detective work — what pattern do you see?' [Allow </w:t>
             </w:r>
-            <w:del w:id="9220" w:author="Claude (AI) - proposed" w:date="2026-10-15T20:13:39Z">
+            <w:del w:id="9220" w:author="Claude (AI) - proposed" w:date="2026-10-18T00:27:07Z">
               <w:r>
                 <w:rPr>
                   <w:rFonts w:ascii="Arial" w:cs="Arial" w:eastAsia="Arial" w:hAnsi="Arial"/>
@@ -19296,7 +19296,7 @@
                 <w:delText xml:space="preserve">12</w:delText>
               </w:r>
             </w:del>
-            <w:ins w:id="9221" w:author="Claude (AI) - proposed" w:date="2026-10-15T20:13:39Z">
+            <w:ins w:id="9221" w:author="Claude (AI) - proposed" w:date="2026-10-18T00:27:07Z">
               <w:r>
                 <w:rPr>
                   <w:rFonts w:ascii="Arial" w:cs="Arial" w:eastAsia="Arial" w:hAnsi="Arial"/>
@@ -19446,7 +19446,7 @@
             <w:pPr>
               <w:spacing w:after="20" w:before="0"/>
             </w:pPr>
-            <w:hyperlink w:history="1" r:id="rIdjw3rmmawnl5sap3r_yv1f">
+            <w:hyperlink w:history="1" r:id="rIdsfvngjbicdm7ybzbwclz7">
               <w:r>
                 <w:rPr>
                   <w:rFonts w:ascii="Arial" w:cs="Arial" w:eastAsia="Arial" w:hAnsi="Arial"/>
@@ -19495,7 +19495,7 @@
               <w:spacing w:after="10" w:before="0"/>
               <w:ind w:left="120"/>
             </w:pPr>
-            <w:hyperlink w:history="1" r:id="rIdddcoo-jkll7zjvyq-ghbo">
+            <w:hyperlink w:history="1" r:id="rIdvkz0z5gvcftebu55lfoom">
               <w:r>
                 <w:rPr>
                   <w:rFonts w:ascii="Arial" w:cs="Arial" w:eastAsia="Arial" w:hAnsi="Arial"/>
@@ -19540,7 +19540,7 @@
             <w:pPr>
               <w:spacing w:after="20" w:before="0"/>
             </w:pPr>
-            <w:hyperlink w:history="1" r:id="rId4mvrovfgi3mr9-nh-1ove">
+            <w:hyperlink w:history="1" r:id="rIdhz2eewpywbcxogjtz0g_o">
               <w:r>
                 <w:rPr>
                   <w:rFonts w:ascii="Arial" w:cs="Arial" w:eastAsia="Arial" w:hAnsi="Arial"/>
@@ -19573,7 +19573,7 @@
               <w:spacing w:after="10" w:before="0"/>
               <w:ind w:left="120"/>
             </w:pPr>
-            <w:hyperlink w:history="1" r:id="rId19m5udpvcgovnskfj8m09">
+            <w:hyperlink w:history="1" r:id="rId05cdszuf-0iznd1rmrpog">
               <w:r>
                 <w:rPr>
                   <w:rFonts w:ascii="Arial" w:cs="Arial" w:eastAsia="Arial" w:hAnsi="Arial"/>
@@ -19651,7 +19651,7 @@
               </w:rPr>
               <w:t xml:space="preserve">Post the four result cards. For each: 'Group 2 — Wanjiru, read your answer for question (iii).' [WAIT TIME: 10 seconds.] 'Class — thumbs up if you agree, thumbs sideways if you're not sure, thumbs down if you disagree.' Count responses visibly. For √2 × √2 = 2: say 'This one surprises a lot of people. Let's see why it's rational.' Write on the board: √2 × √2 = (√2)² = 2. Say: 'Two irrational numbers can multiply to give a rational number. This is NOT what most of us predicted.' Pause for effect. Distribute the reference note. Read through the four rules aloud together. Then say: 'Three application problems — I want SILENT individual work for </w:t>
             </w:r>
-            <w:del w:id="9222" w:author="Claude (AI) - proposed" w:date="2026-10-15T20:13:39Z">
+            <w:del w:id="9222" w:author="Claude (AI) - proposed" w:date="2026-10-18T00:27:07Z">
               <w:r>
                 <w:rPr>
                   <w:rFonts w:ascii="Arial" w:cs="Arial" w:eastAsia="Arial" w:hAnsi="Arial"/>
@@ -19666,7 +19666,7 @@
                 <w:delText xml:space="preserve">4</w:delText>
               </w:r>
             </w:del>
-            <w:ins w:id="9223" w:author="Claude (AI) - proposed" w:date="2026-10-15T20:13:39Z">
+            <w:ins w:id="9223" w:author="Claude (AI) - proposed" w:date="2026-10-18T00:27:07Z">
               <w:r>
                 <w:rPr>
                   <w:rFonts w:ascii="Arial" w:cs="Arial" w:eastAsia="Arial" w:hAnsi="Arial"/>
@@ -19694,7 +19694,7 @@
               </w:rPr>
               <w:t xml:space="preserve"> minutes first, then you compare with your partner</w:t>
             </w:r>
-            <w:ins w:id="9224" w:author="Claude (AI) - proposed" w:date="2026-10-15T20:13:39Z">
+            <w:ins w:id="9224" w:author="Claude (AI) - proposed" w:date="2026-10-18T00:27:07Z">
               <w:r>
                 <w:rPr>
                   <w:rFonts w:ascii="Arial" w:cs="Arial" w:eastAsia="Arial" w:hAnsi="Arial"/>
@@ -19722,7 +19722,7 @@
               </w:rPr>
               <w:t xml:space="preserve">. Go.' [</w:t>
             </w:r>
-            <w:del w:id="9225" w:author="Claude (AI) - proposed" w:date="2026-10-15T20:13:39Z">
+            <w:del w:id="9225" w:author="Claude (AI) - proposed" w:date="2026-10-18T00:27:07Z">
               <w:r>
                 <w:rPr>
                   <w:rFonts w:ascii="Arial" w:cs="Arial" w:eastAsia="Arial" w:hAnsi="Arial"/>
@@ -19737,7 +19737,7 @@
                 <w:delText xml:space="preserve">4</w:delText>
               </w:r>
             </w:del>
-            <w:ins w:id="9226" w:author="Claude (AI) - proposed" w:date="2026-10-15T20:13:39Z">
+            <w:ins w:id="9226" w:author="Claude (AI) - proposed" w:date="2026-10-18T00:27:07Z">
               <w:r>
                 <w:rPr>
                   <w:rFonts w:ascii="Arial" w:cs="Arial" w:eastAsia="Arial" w:hAnsi="Arial"/>
@@ -19765,7 +19765,7 @@
               </w:rPr>
               <w:t xml:space="preserve"> minutes silent, then </w:t>
             </w:r>
-            <w:del w:id="9227" w:author="Claude (AI) - proposed" w:date="2026-10-15T20:13:39Z">
+            <w:del w:id="9227" w:author="Claude (AI) - proposed" w:date="2026-10-18T00:27:07Z">
               <w:r>
                 <w:rPr>
                   <w:rFonts w:ascii="Arial" w:cs="Arial" w:eastAsia="Arial" w:hAnsi="Arial"/>
@@ -19780,7 +19780,7 @@
                 <w:delText xml:space="preserve">2 minutes pair comparison</w:delText>
               </w:r>
             </w:del>
-            <w:ins w:id="9228" w:author="Claude (AI) - proposed" w:date="2026-10-15T20:13:39Z">
+            <w:ins w:id="9228" w:author="Claude (AI) - proposed" w:date="2026-10-18T00:27:07Z">
               <w:r>
                 <w:rPr>
                   <w:rFonts w:ascii="Arial" w:cs="Arial" w:eastAsia="Arial" w:hAnsi="Arial"/>
@@ -19930,7 +19930,7 @@
             <w:pPr>
               <w:spacing w:after="20" w:before="0"/>
             </w:pPr>
-            <w:hyperlink w:history="1" r:id="rIdqtjbjzthezhi84hoqotki">
+            <w:hyperlink w:history="1" r:id="rId4-kxru1hp64nkrx7-kupb">
               <w:r>
                 <w:rPr>
                   <w:rFonts w:ascii="Arial" w:cs="Arial" w:eastAsia="Arial" w:hAnsi="Arial"/>
@@ -19979,7 +19979,7 @@
               <w:spacing w:after="10" w:before="0"/>
               <w:ind w:left="120"/>
             </w:pPr>
-            <w:hyperlink w:history="1" r:id="rIdebksc9irfcgbmmrovtugi">
+            <w:hyperlink w:history="1" r:id="rIdvnsp5gzqnxiy55mgcbga0">
               <w:r>
                 <w:rPr>
                   <w:rFonts w:ascii="Arial" w:cs="Arial" w:eastAsia="Arial" w:hAnsi="Arial"/>
@@ -20024,7 +20024,7 @@
             <w:pPr>
               <w:spacing w:after="20" w:before="0"/>
             </w:pPr>
-            <w:hyperlink w:history="1" r:id="rIda0wx4g3_yq4zqvszgkocj">
+            <w:hyperlink w:history="1" r:id="rIdbbn3bop956biholt4w0sp">
               <w:r>
                 <w:rPr>
                   <w:rFonts w:ascii="Arial" w:cs="Arial" w:eastAsia="Arial" w:hAnsi="Arial"/>
@@ -20057,7 +20057,7 @@
               <w:spacing w:after="10" w:before="0"/>
               <w:ind w:left="120"/>
             </w:pPr>
-            <w:hyperlink w:history="1" r:id="rIdrvrb8h0w3qzfk7ypukx2l">
+            <w:hyperlink w:history="1" r:id="rIdfihoafi01vpes5y6wy3nw">
               <w:r>
                 <w:rPr>
                   <w:rFonts w:ascii="Arial" w:cs="Arial" w:eastAsia="Arial" w:hAnsi="Arial"/>
@@ -20102,7 +20102,7 @@
               </w:rPr>
               <w:t xml:space="preserve">Each group receives two sticky notes of different colours: one ORANGE ('Something we can now answer about the driving question') and one BLUE ('A new question this lesson raised for us'). Groups discuss for </w:t>
             </w:r>
-            <w:del w:id="9229" w:author="Claude (AI) - proposed" w:date="2026-10-15T20:13:39Z">
+            <w:del w:id="9229" w:author="Claude (AI) - proposed" w:date="2026-10-18T00:27:07Z">
               <w:r>
                 <w:rPr>
                   <w:rFonts w:ascii="Arial" w:cs="Arial" w:eastAsia="Arial" w:hAnsi="Arial"/>
@@ -20117,7 +20117,7 @@
                 <w:delText xml:space="preserve">90</w:delText>
               </w:r>
             </w:del>
-            <w:ins w:id="9230" w:author="Claude (AI) - proposed" w:date="2026-10-15T20:13:39Z">
+            <w:ins w:id="9230" w:author="Claude (AI) - proposed" w:date="2026-10-18T00:27:07Z">
               <w:r>
                 <w:rPr>
                   <w:rFonts w:ascii="Arial" w:cs="Arial" w:eastAsia="Arial" w:hAnsi="Arial"/>
@@ -20145,7 +20145,7 @@
               </w:rPr>
               <w:t xml:space="preserve"> seconds, then a representative posts both notes on the class DQB under the driving question banner: 'Why can we never write some everyday numbers down completely — and how do mathematicians and Kenyan professionals work accurately with numbers that go on forever?' The class does a </w:t>
             </w:r>
-            <w:del w:id="9231" w:author="Claude (AI) - proposed" w:date="2026-10-15T20:13:39Z">
+            <w:del w:id="9231" w:author="Claude (AI) - proposed" w:date="2026-10-18T00:27:07Z">
               <w:r>
                 <w:rPr>
                   <w:rFonts w:ascii="Arial" w:cs="Arial" w:eastAsia="Arial" w:hAnsi="Arial"/>
@@ -20160,7 +20160,7 @@
                 <w:delText xml:space="preserve">2</w:delText>
               </w:r>
             </w:del>
-            <w:ins w:id="9232" w:author="Claude (AI) - proposed" w:date="2026-10-15T20:13:39Z">
+            <w:ins w:id="9232" w:author="Claude (AI) - proposed" w:date="2026-10-18T00:27:07Z">
               <w:r>
                 <w:rPr>
                   <w:rFonts w:ascii="Arial" w:cs="Arial" w:eastAsia="Arial" w:hAnsi="Arial"/>
@@ -20221,7 +20221,7 @@
               </w:rPr>
               <w:t xml:space="preserve">Hand out sticky notes. Say: 'Orange note: what can we NOW answer about our big question that we couldn't before today? Blue note: what new question did today's lesson raise for you? You have </w:t>
             </w:r>
-            <w:del w:id="9233" w:author="Claude (AI) - proposed" w:date="2026-10-15T20:13:39Z">
+            <w:del w:id="9233" w:author="Claude (AI) - proposed" w:date="2026-10-18T00:27:07Z">
               <w:r>
                 <w:rPr>
                   <w:rFonts w:ascii="Arial" w:cs="Arial" w:eastAsia="Arial" w:hAnsi="Arial"/>
@@ -20236,7 +20236,7 @@
                 <w:delText xml:space="preserve">90</w:delText>
               </w:r>
             </w:del>
-            <w:ins w:id="9234" w:author="Claude (AI) - proposed" w:date="2026-10-15T20:13:39Z">
+            <w:ins w:id="9234" w:author="Claude (AI) - proposed" w:date="2026-10-18T00:27:07Z">
               <w:r>
                 <w:rPr>
                   <w:rFonts w:ascii="Arial" w:cs="Arial" w:eastAsia="Arial" w:hAnsi="Arial"/>
@@ -20264,7 +20264,7 @@
               </w:rPr>
               <w:t xml:space="preserve"> seconds as a group.' [</w:t>
             </w:r>
-            <w:del w:id="9235" w:author="Claude (AI) - proposed" w:date="2026-10-15T20:13:39Z">
+            <w:del w:id="9235" w:author="Claude (AI) - proposed" w:date="2026-10-18T00:27:07Z">
               <w:r>
                 <w:rPr>
                   <w:rFonts w:ascii="Arial" w:cs="Arial" w:eastAsia="Arial" w:hAnsi="Arial"/>
@@ -20279,7 +20279,7 @@
                 <w:delText xml:space="preserve">90</w:delText>
               </w:r>
             </w:del>
-            <w:ins w:id="9236" w:author="Claude (AI) - proposed" w:date="2026-10-15T20:13:39Z">
+            <w:ins w:id="9236" w:author="Claude (AI) - proposed" w:date="2026-10-18T00:27:07Z">
               <w:r>
                 <w:rPr>
                   <w:rFonts w:ascii="Arial" w:cs="Arial" w:eastAsia="Arial" w:hAnsi="Arial"/>
@@ -20307,7 +20307,7 @@
               </w:rPr>
               <w:t xml:space="preserve"> seconds group discussion.] 'One representative — post both notes on the DQB. Everyone else: stand up and do a silent gallery walk for </w:t>
             </w:r>
-            <w:del w:id="9237" w:author="Claude (AI) - proposed" w:date="2026-10-15T20:13:39Z">
+            <w:del w:id="9237" w:author="Claude (AI) - proposed" w:date="2026-10-18T00:27:07Z">
               <w:r>
                 <w:rPr>
                   <w:rFonts w:ascii="Arial" w:cs="Arial" w:eastAsia="Arial" w:hAnsi="Arial"/>
@@ -20322,7 +20322,7 @@
                 <w:delText xml:space="preserve">2 minutes</w:delText>
               </w:r>
             </w:del>
-            <w:ins w:id="9238" w:author="Claude (AI) - proposed" w:date="2026-10-15T20:13:39Z">
+            <w:ins w:id="9238" w:author="Claude (AI) - proposed" w:date="2026-10-18T00:27:07Z">
               <w:r>
                 <w:rPr>
                   <w:rFonts w:ascii="Arial" w:cs="Arial" w:eastAsia="Arial" w:hAnsi="Arial"/>
@@ -20350,7 +20350,7 @@
               </w:rPr>
               <w:t xml:space="preserve">. Read what other groups wrote.' [</w:t>
             </w:r>
-            <w:del w:id="9239" w:author="Claude (AI) - proposed" w:date="2026-10-15T20:13:39Z">
+            <w:del w:id="9239" w:author="Claude (AI) - proposed" w:date="2026-10-18T00:27:07Z">
               <w:r>
                 <w:rPr>
                   <w:rFonts w:ascii="Arial" w:cs="Arial" w:eastAsia="Arial" w:hAnsi="Arial"/>
@@ -20365,7 +20365,7 @@
                 <w:delText xml:space="preserve">2 minutes</w:delText>
               </w:r>
             </w:del>
-            <w:ins w:id="9240" w:author="Claude (AI) - proposed" w:date="2026-10-15T20:13:39Z">
+            <w:ins w:id="9240" w:author="Claude (AI) - proposed" w:date="2026-10-18T00:27:07Z">
               <w:r>
                 <w:rPr>
                   <w:rFonts w:ascii="Arial" w:cs="Arial" w:eastAsia="Arial" w:hAnsi="Arial"/>
@@ -20515,7 +20515,7 @@
             <w:pPr>
               <w:spacing w:after="20" w:before="0"/>
             </w:pPr>
-            <w:hyperlink w:history="1" r:id="rId07qwfhedjpwtojskcfe_e">
+            <w:hyperlink w:history="1" r:id="rIdrgly7xcbe8q4enqe5lfuh">
               <w:r>
                 <w:rPr>
                   <w:rFonts w:ascii="Arial" w:cs="Arial" w:eastAsia="Arial" w:hAnsi="Arial"/>
@@ -20564,7 +20564,7 @@
               <w:spacing w:after="10" w:before="0"/>
               <w:ind w:left="120"/>
             </w:pPr>
-            <w:hyperlink w:history="1" r:id="rIdq9kavnpo28p0n327k4pib">
+            <w:hyperlink w:history="1" r:id="rIdr9zmnpehlrtn5ip5g1q1f">
               <w:r>
                 <w:rPr>
                   <w:rFonts w:ascii="Arial" w:cs="Arial" w:eastAsia="Arial" w:hAnsi="Arial"/>
@@ -20609,7 +20609,7 @@
             <w:pPr>
               <w:spacing w:after="20" w:before="0"/>
             </w:pPr>
-            <w:hyperlink w:history="1" r:id="rId2swbegpf8oii3yritssjg">
+            <w:hyperlink w:history="1" r:id="rIdskdneq9dj31xlls9eq-rg">
               <w:r>
                 <w:rPr>
                   <w:rFonts w:ascii="Arial" w:cs="Arial" w:eastAsia="Arial" w:hAnsi="Arial"/>
@@ -20642,7 +20642,7 @@
               <w:spacing w:after="10" w:before="0"/>
               <w:ind w:left="120"/>
             </w:pPr>
-            <w:hyperlink w:history="1" r:id="rId5g-o-17lcbrtiryqdmbhp">
+            <w:hyperlink w:history="1" r:id="rIdjfulhgimr1jzvoqtxcuhn">
               <w:r>
                 <w:rPr>
                   <w:rFonts w:ascii="Arial" w:cs="Arial" w:eastAsia="Arial" w:hAnsi="Arial"/>
@@ -20720,7 +20720,7 @@
               </w:rPr>
               <w:t xml:space="preserve">Say: 'Get out your personal model from your exercise book — the nested diagram we have been building since Lesson 1. Today we add the Operations Layer.' Display the class model on the board. 'I want four arrows on your diagram. Each arrow starts at two numbers — one on each side — and points to what type of number the result is. Use the rules from your reference note.' [Allow </w:t>
             </w:r>
-            <w:del w:id="9241" w:author="Claude (AI) - proposed" w:date="2026-10-15T20:13:39Z">
+            <w:del w:id="9241" w:author="Claude (AI) - proposed" w:date="2026-10-18T00:27:07Z">
               <w:r>
                 <w:rPr>
                   <w:rFonts w:ascii="Arial" w:cs="Arial" w:eastAsia="Arial" w:hAnsi="Arial"/>
@@ -20735,7 +20735,7 @@
                 <w:delText xml:space="preserve">4</w:delText>
               </w:r>
             </w:del>
-            <w:ins w:id="9242" w:author="Claude (AI) - proposed" w:date="2026-10-15T20:13:39Z">
+            <w:ins w:id="9242" w:author="Claude (AI) - proposed" w:date="2026-10-18T00:27:07Z">
               <w:r>
                 <w:rPr>
                   <w:rFonts w:ascii="Arial" w:cs="Arial" w:eastAsia="Arial" w:hAnsi="Arial"/>
@@ -20763,7 +20763,7 @@
               </w:rPr>
               <w:t xml:space="preserve"> minutes of individual model revision.] Circulate. If a learner is only writing labels without arrows, say: 'Show me the journey — where do 28 and π live in your diagram, and where does 28π land?' [WAIT TIME: 10 seconds.] After </w:t>
             </w:r>
-            <w:del w:id="9243" w:author="Claude (AI) - proposed" w:date="2026-10-15T20:13:39Z">
+            <w:del w:id="9243" w:author="Claude (AI) - proposed" w:date="2026-10-18T00:27:07Z">
               <w:r>
                 <w:rPr>
                   <w:rFonts w:ascii="Arial" w:cs="Arial" w:eastAsia="Arial" w:hAnsi="Arial"/>
@@ -20778,7 +20778,7 @@
                 <w:delText xml:space="preserve">4</w:delText>
               </w:r>
             </w:del>
-            <w:ins w:id="9244" w:author="Claude (AI) - proposed" w:date="2026-10-15T20:13:39Z">
+            <w:ins w:id="9244" w:author="Claude (AI) - proposed" w:date="2026-10-18T00:27:07Z">
               <w:r>
                 <w:rPr>
                   <w:rFonts w:ascii="Arial" w:cs="Arial" w:eastAsia="Arial" w:hAnsi="Arial"/>
@@ -20806,7 +20806,7 @@
               </w:rPr>
               <w:t xml:space="preserve"> minutes: 'Now write your one sentence at the bottom. Finish the stem: Today's lesson changes my understanding of the driving question because…' [Allow 90 seconds.] Cold-call </w:t>
             </w:r>
-            <w:del w:id="9245" w:author="Claude (AI) - proposed" w:date="2026-10-15T20:13:39Z">
+            <w:del w:id="9245" w:author="Claude (AI) - proposed" w:date="2026-10-18T00:27:07Z">
               <w:r>
                 <w:rPr>
                   <w:rFonts w:ascii="Arial" w:cs="Arial" w:eastAsia="Arial" w:hAnsi="Arial"/>
@@ -20821,7 +20821,7 @@
                 <w:delText xml:space="preserve">3</w:delText>
               </w:r>
             </w:del>
-            <w:ins w:id="9246" w:author="Claude (AI) - proposed" w:date="2026-10-15T20:13:39Z">
+            <w:ins w:id="9246" w:author="Claude (AI) - proposed" w:date="2026-10-18T00:27:07Z">
               <w:r>
                 <w:rPr>
                   <w:rFonts w:ascii="Arial" w:cs="Arial" w:eastAsia="Arial" w:hAnsi="Arial"/>
@@ -20849,7 +20849,7 @@
               </w:rPr>
               <w:t xml:space="preserve"> learners to read their sentences. [WAIT TIME: 10 seconds per learner.] After each, ask the class: 'Does anyone want to add to what Njeri said?' Close: 'Your model now shows not just the number families, but how they behave when you combine them. Next lesson, we will </w:t>
             </w:r>
-            <w:del w:id="9247" w:author="Claude (AI) - proposed" w:date="2026-10-15T20:13:39Z">
+            <w:del w:id="9247" w:author="Claude (AI) - proposed" w:date="2026-10-18T00:27:07Z">
               <w:r>
                 <w:rPr>
                   <w:rFonts w:ascii="Arial" w:cs="Arial" w:eastAsia="Arial" w:hAnsi="Arial"/>
@@ -20864,7 +20864,7 @@
                 <w:delText xml:space="preserve">zoom in on a special family of real numbers — those written as powers —</w:delText>
               </w:r>
             </w:del>
-            <w:ins w:id="9248" w:author="Claude (AI) - proposed" w:date="2026-10-15T20:13:39Z">
+            <w:ins w:id="9248" w:author="Claude (AI) - proposed" w:date="2026-10-18T00:27:07Z">
               <w:r>
                 <w:rPr>
                   <w:rFonts w:ascii="Arial" w:cs="Arial" w:eastAsia="Arial" w:hAnsi="Arial"/>
@@ -20892,7 +20892,7 @@
               </w:rPr>
               <w:t xml:space="preserve"> and see what </w:t>
             </w:r>
-            <w:del w:id="9249" w:author="Claude (AI) - proposed" w:date="2026-10-15T20:13:39Z">
+            <w:del w:id="9249" w:author="Claude (AI) - proposed" w:date="2026-10-18T00:27:07Z">
               <w:r>
                 <w:rPr>
                   <w:rFonts w:ascii="Arial" w:cs="Arial" w:eastAsia="Arial" w:hAnsi="Arial"/>
@@ -20907,7 +20907,7 @@
                 <w:delText xml:space="preserve">new tools that gives us for the sufuria problem and beyond</w:delText>
               </w:r>
             </w:del>
-            <w:ins w:id="9250" w:author="Claude (AI) - proposed" w:date="2026-10-15T20:13:39Z">
+            <w:ins w:id="9250" w:author="Claude (AI) - proposed" w:date="2026-10-18T00:27:07Z">
               <w:r>
                 <w:rPr>
                   <w:rFonts w:ascii="Arial" w:cs="Arial" w:eastAsia="Arial" w:hAnsi="Arial"/>
@@ -21374,7 +21374,7 @@
               </w:rPr>
               <w:t xml:space="preserve">The four operations on real numbers obey BODMAS. When two rationals are combined by any operation (result defined), the result is always rational. When a rational is combined with an irrational by addition or subtraction, the result is always irrational. When a </w:t>
             </w:r>
-            <w:ins w:id="9251" w:author="Claude (AI) - proposed" w:date="2026-10-15T20:13:39Z">
+            <w:ins w:id="9251" w:author="Claude (AI) - proposed" w:date="2026-10-18T00:27:07Z">
               <w:r>
                 <w:rPr>
                   <w:rFonts w:ascii="Arial" w:cs="Arial" w:eastAsia="Arial" w:hAnsi="Arial"/>
@@ -21402,7 +21402,7 @@
               </w:rPr>
               <w:t xml:space="preserve">rational is multiplied or divided by an irrational, the result is </w:t>
             </w:r>
-            <w:del w:id="9252" w:author="Claude (AI) - proposed" w:date="2026-10-15T20:13:39Z">
+            <w:del w:id="9252" w:author="Claude (AI) - proposed" w:date="2026-10-18T00:27:07Z">
               <w:r>
                 <w:rPr>
                   <w:rFonts w:ascii="Arial" w:cs="Arial" w:eastAsia="Arial" w:hAnsi="Arial"/>
@@ -21417,7 +21417,7 @@
                 <w:delText xml:space="preserve">generally irrational</w:delText>
               </w:r>
             </w:del>
-            <w:ins w:id="9253" w:author="Claude (AI) - proposed" w:date="2026-10-15T20:13:39Z">
+            <w:ins w:id="9253" w:author="Claude (AI) - proposed" w:date="2026-10-18T00:27:07Z">
               <w:r>
                 <w:rPr>
                   <w:rFonts w:ascii="Arial" w:cs="Arial" w:eastAsia="Arial" w:hAnsi="Arial"/>
@@ -21533,7 +21533,7 @@
         </w:rPr>
         <w:t xml:space="preserve">© 2026 SeaVuria and ARES. Aligned with KICD objectives. Developed by SeaVuria; technical implementation by ARES (with AI assistance from Claude). Licensed under </w:t>
       </w:r>
-      <w:hyperlink w:history="1" r:id="rId_xeeegfduafdkcefet3xd">
+      <w:hyperlink w:history="1" r:id="rId2w78pjcg18ht_ss40g9nj">
         <w:r>
           <w:rPr>
             <w:rFonts w:ascii="Arial" w:cs="Arial" w:eastAsia="Arial" w:hAnsi="Arial"/>
@@ -21554,7 +21554,7 @@
         </w:rPr>
         <w:t xml:space="preserve"> (</w:t>
       </w:r>
-      <w:hyperlink w:history="1" r:id="rIdxg_gradfj7a_9lzssbsf2">
+      <w:hyperlink w:history="1" r:id="rIdrgaxuydevhudifguppqrk">
         <w:r>
           <w:rPr>
             <w:rFonts w:ascii="Arial" w:cs="Arial" w:eastAsia="Arial" w:hAnsi="Arial"/>
@@ -21939,7 +21939,7 @@
               </w:rPr>
               <w:t xml:space="preserve">Learners can: (1) correctly apply BODMAS to multi-step expressions involving mixed numbers, decimals, fractions and irrational numbers; (2) choose an appropriate degree of approximation for a given real-life context; (3) identify and correct common operational errors through peer-marking</w:t>
             </w:r>
-            <w:ins w:id="9254" w:author="Claude (AI) - proposed" w:date="2026-10-15T20:13:39Z">
+            <w:ins w:id="9254" w:author="Claude (AI) - proposed" w:date="2026-10-18T00:27:07Z">
               <w:r>
                 <w:rPr>
                   <w:rFonts w:ascii="Arial" w:cs="Arial" w:eastAsia="Arial" w:hAnsi="Arial"/>
@@ -22103,7 +22103,7 @@
               </w:rPr>
               <w:t xml:space="preserve">How do we use real numbers in day-to-day </w:t>
             </w:r>
-            <w:del w:id="9255" w:author="Claude (AI) - proposed" w:date="2026-10-15T20:13:39Z">
+            <w:del w:id="9255" w:author="Claude (AI) - proposed" w:date="2026-10-18T00:27:07Z">
               <w:r>
                 <w:rPr>
                   <w:rFonts w:ascii="Arial" w:cs="Arial" w:eastAsia="Arial" w:hAnsi="Arial"/>
@@ -22118,7 +22118,7 @@
                 <w:delText xml:space="preserve">situations</w:delText>
               </w:r>
             </w:del>
-            <w:ins w:id="9256" w:author="Claude (AI) - proposed" w:date="2026-10-15T20:13:39Z">
+            <w:ins w:id="9256" w:author="Claude (AI) - proposed" w:date="2026-10-18T00:27:07Z">
               <w:r>
                 <w:rPr>
                   <w:rFonts w:ascii="Arial" w:cs="Arial" w:eastAsia="Arial" w:hAnsi="Arial"/>
@@ -22665,7 +22665,7 @@
             <w:pPr>
               <w:spacing w:after="20" w:before="0"/>
             </w:pPr>
-            <w:hyperlink w:history="1" r:id="rIdjfm9h7pgai_ijveb5geti">
+            <w:hyperlink w:history="1" r:id="rIdblwwb8dp6qsp-uizx5izy">
               <w:r>
                 <w:rPr>
                   <w:rFonts w:ascii="Arial" w:cs="Arial" w:eastAsia="Arial" w:hAnsi="Arial"/>
@@ -22698,7 +22698,7 @@
               <w:spacing w:after="10" w:before="0"/>
               <w:ind w:left="120"/>
             </w:pPr>
-            <w:hyperlink w:history="1" r:id="rIdxkhcjozfwncyfa1blhrne">
+            <w:hyperlink w:history="1" r:id="rIdwnznmwhtlaol4pdqilosu">
               <w:r>
                 <w:rPr>
                   <w:rFonts w:ascii="Arial" w:cs="Arial" w:eastAsia="Arial" w:hAnsi="Arial"/>
@@ -22743,7 +22743,7 @@
             <w:pPr>
               <w:spacing w:after="20" w:before="0"/>
             </w:pPr>
-            <w:hyperlink w:history="1" r:id="rIddfcg8ebjtvk5cknzrkqus">
+            <w:hyperlink w:history="1" r:id="rIdaxts4ohgkeblnpx_j0pbc">
               <w:r>
                 <w:rPr>
                   <w:rFonts w:ascii="Arial" w:cs="Arial" w:eastAsia="Arial" w:hAnsi="Arial"/>
@@ -22776,7 +22776,7 @@
               <w:spacing w:after="10" w:before="0"/>
               <w:ind w:left="120"/>
             </w:pPr>
-            <w:hyperlink w:history="1" r:id="rIdwcot6whpokuvgbldj6xvo">
+            <w:hyperlink w:history="1" r:id="rId7807zthwdl4rkhvbowkgq">
               <w:r>
                 <w:rPr>
                   <w:rFonts w:ascii="Arial" w:cs="Arial" w:eastAsia="Arial" w:hAnsi="Arial"/>
@@ -22976,7 +22976,7 @@
             <w:pPr>
               <w:spacing w:after="20" w:before="0"/>
             </w:pPr>
-            <w:hyperlink w:history="1" r:id="rIdhsj9kvvlthafu2na4x1cr">
+            <w:hyperlink w:history="1" r:id="rIdvpu6auw-xquxobsmoufgg">
               <w:r>
                 <w:rPr>
                   <w:rFonts w:ascii="Arial" w:cs="Arial" w:eastAsia="Arial" w:hAnsi="Arial"/>
@@ -23009,7 +23009,7 @@
               <w:spacing w:after="10" w:before="0"/>
               <w:ind w:left="120"/>
             </w:pPr>
-            <w:hyperlink w:history="1" r:id="rId2kta1krkbloxhopbi3xs8">
+            <w:hyperlink w:history="1" r:id="rIdyl7ybz6psi-mcckkcyd17">
               <w:r>
                 <w:rPr>
                   <w:rFonts w:ascii="Arial" w:cs="Arial" w:eastAsia="Arial" w:hAnsi="Arial"/>
@@ -23054,7 +23054,7 @@
             <w:pPr>
               <w:spacing w:after="20" w:before="0"/>
             </w:pPr>
-            <w:hyperlink w:history="1" r:id="rIdnq1hycltjq4zii2bxokeb">
+            <w:hyperlink w:history="1" r:id="rIdlwwv8xxtp6w7hyfjfkxsu">
               <w:r>
                 <w:rPr>
                   <w:rFonts w:ascii="Arial" w:cs="Arial" w:eastAsia="Arial" w:hAnsi="Arial"/>
@@ -23087,7 +23087,7 @@
               <w:spacing w:after="10" w:before="0"/>
               <w:ind w:left="120"/>
             </w:pPr>
-            <w:hyperlink w:history="1" r:id="rIdrf6d1twew7xcumhn-cciz">
+            <w:hyperlink w:history="1" r:id="rIdz7qk7vhhz35_ddrthhzj3">
               <w:r>
                 <w:rPr>
                   <w:rFonts w:ascii="Arial" w:cs="Arial" w:eastAsia="Arial" w:hAnsi="Arial"/>
@@ -23132,7 +23132,7 @@
               </w:rPr>
               <w:t xml:space="preserve">Learners work in assigned pairs. Each pair receives a worksheet titled 'Gikomba Market: Three BODMAS Challenges'. The three problems escalate in complexity: (Level 1) Evaluate (2½ × 60.50) + (3 × 15) + (8 × 5) — total market bill; (Level 2) Mama Wanjiku also buys a piece of string to go around her sufuria (diameter 28 cm). String is sold per centimetre at Ksh 0.50. Using π ≈ 3.142, evaluate 0.50 × (π × 28) and compare with 0.50 × (3.142 × 28) — discuss any difference; (Level 3) A market stall charges Ksh [4² ÷ (√16 − 1) + 2½] per 100 g of nyama choma. Evaluate the expression and find the cost of 350 g. </w:t>
             </w:r>
-            <w:del w:id="9257" w:author="Claude (AI) - proposed" w:date="2026-10-15T20:13:39Z">
+            <w:del w:id="9257" w:author="Claude (AI) - proposed" w:date="2026-10-18T00:27:07Z">
               <w:r>
                 <w:rPr>
                   <w:rFonts w:ascii="Arial" w:cs="Arial" w:eastAsia="Arial" w:hAnsi="Arial"/>
@@ -23147,7 +23147,7 @@
                 <w:delText xml:space="preserve">After 15</w:delText>
               </w:r>
             </w:del>
-            <w:ins w:id="9258" w:author="Claude (AI) - proposed" w:date="2026-10-15T20:13:39Z">
+            <w:ins w:id="9258" w:author="Claude (AI) - proposed" w:date="2026-10-18T00:27:07Z">
               <w:r>
                 <w:rPr>
                   <w:rFonts w:ascii="Arial" w:cs="Arial" w:eastAsia="Arial" w:hAnsi="Arial"/>
@@ -23208,7 +23208,7 @@
               </w:rPr>
               <w:t xml:space="preserve">Circulate during pair work. Stop at pairs who are working on Level 2 and ask: 'What happens to your answer if you round π to 3.142 before multiplying, versus rounding after? Try it both ways.' Use 12 seconds WAIT TIME. </w:t>
             </w:r>
-            <w:del w:id="9259" w:author="Claude (AI) - proposed" w:date="2026-10-15T20:13:39Z">
+            <w:del w:id="9259" w:author="Claude (AI) - proposed" w:date="2026-10-18T00:27:07Z">
               <w:r>
                 <w:rPr>
                   <w:rFonts w:ascii="Arial" w:cs="Arial" w:eastAsia="Arial" w:hAnsi="Arial"/>
@@ -23223,7 +23223,7 @@
                 <w:delText xml:space="preserve">At 15</w:delText>
               </w:r>
             </w:del>
-            <w:ins w:id="9260" w:author="Claude (AI) - proposed" w:date="2026-10-15T20:13:39Z">
+            <w:ins w:id="9260" w:author="Claude (AI) - proposed" w:date="2026-10-18T00:27:07Z">
               <w:r>
                 <w:rPr>
                   <w:rFonts w:ascii="Arial" w:cs="Arial" w:eastAsia="Arial" w:hAnsi="Arial"/>
@@ -23317,7 +23317,7 @@
               </w:rPr>
               <w:t xml:space="preserve">Collect marked worksheets at the end of the phase. Scan for: (1) Level 1 — correct total Ksh </w:t>
             </w:r>
-            <w:del w:id="9261" w:author="Claude (AI) - proposed" w:date="2026-10-15T20:13:39Z">
+            <w:del w:id="9261" w:author="Claude (AI) - proposed" w:date="2026-10-18T00:27:07Z">
               <w:r>
                 <w:rPr>
                   <w:rFonts w:ascii="Arial" w:cs="Arial" w:eastAsia="Arial" w:hAnsi="Arial"/>
@@ -23332,7 +23332,7 @@
                 <w:delText xml:space="preserve">242.25</w:delText>
               </w:r>
             </w:del>
-            <w:ins w:id="9262" w:author="Claude (AI) - proposed" w:date="2026-10-15T20:13:39Z">
+            <w:ins w:id="9262" w:author="Claude (AI) - proposed" w:date="2026-10-18T00:27:07Z">
               <w:r>
                 <w:rPr>
                   <w:rFonts w:ascii="Arial" w:cs="Arial" w:eastAsia="Arial" w:hAnsi="Arial"/>
@@ -23360,7 +23360,7 @@
               </w:rPr>
               <w:t xml:space="preserve">, change Ksh </w:t>
             </w:r>
-            <w:del w:id="9263" w:author="Claude (AI) - proposed" w:date="2026-10-15T20:13:39Z">
+            <w:del w:id="9263" w:author="Claude (AI) - proposed" w:date="2026-10-18T00:27:07Z">
               <w:r>
                 <w:rPr>
                   <w:rFonts w:ascii="Arial" w:cs="Arial" w:eastAsia="Arial" w:hAnsi="Arial"/>
@@ -23375,7 +23375,7 @@
                 <w:delText xml:space="preserve">257</w:delText>
               </w:r>
             </w:del>
-            <w:ins w:id="9264" w:author="Claude (AI) - proposed" w:date="2026-10-15T20:13:39Z">
+            <w:ins w:id="9264" w:author="Claude (AI) - proposed" w:date="2026-10-18T00:27:07Z">
               <w:r>
                 <w:rPr>
                   <w:rFonts w:ascii="Arial" w:cs="Arial" w:eastAsia="Arial" w:hAnsi="Arial"/>
@@ -23459,7 +23459,7 @@
             <w:pPr>
               <w:spacing w:after="20" w:before="0"/>
             </w:pPr>
-            <w:hyperlink w:history="1" r:id="rIdjjhhqdi6jwrzzjp4dy1nu">
+            <w:hyperlink w:history="1" r:id="rIdhyvcitor1twu8fddoej4o">
               <w:r>
                 <w:rPr>
                   <w:rFonts w:ascii="Arial" w:cs="Arial" w:eastAsia="Arial" w:hAnsi="Arial"/>
@@ -23492,7 +23492,7 @@
               <w:spacing w:after="10" w:before="0"/>
               <w:ind w:left="120"/>
             </w:pPr>
-            <w:hyperlink w:history="1" r:id="rIdwqsgws61g4z7mjzecsylz">
+            <w:hyperlink w:history="1" r:id="rIdrndyj5zqghkvkkoy-qgck">
               <w:r>
                 <w:rPr>
                   <w:rFonts w:ascii="Arial" w:cs="Arial" w:eastAsia="Arial" w:hAnsi="Arial"/>
@@ -23537,7 +23537,7 @@
             <w:pPr>
               <w:spacing w:after="20" w:before="0"/>
             </w:pPr>
-            <w:hyperlink w:history="1" r:id="rId-74vn9o8hproy35tbxwf3">
+            <w:hyperlink w:history="1" r:id="rIdgzjeuv5icuocxjdoa9v3h">
               <w:r>
                 <w:rPr>
                   <w:rFonts w:ascii="Arial" w:cs="Arial" w:eastAsia="Arial" w:hAnsi="Arial"/>
@@ -23570,7 +23570,7 @@
               <w:spacing w:after="10" w:before="0"/>
               <w:ind w:left="120"/>
             </w:pPr>
-            <w:hyperlink w:history="1" r:id="rIdqkc8k05b49kcuxnpvajv0">
+            <w:hyperlink w:history="1" r:id="rIdazaef8wmz9ghohzhvh8wj">
               <w:r>
                 <w:rPr>
                   <w:rFonts w:ascii="Arial" w:cs="Arial" w:eastAsia="Arial" w:hAnsi="Arial"/>
@@ -23770,7 +23770,7 @@
             <w:pPr>
               <w:spacing w:after="20" w:before="0"/>
             </w:pPr>
-            <w:hyperlink w:history="1" r:id="rIdc2iijp3v69phsa3ahthiz">
+            <w:hyperlink w:history="1" r:id="rIdv0bkrh8cq2kgaerkge01c">
               <w:r>
                 <w:rPr>
                   <w:rFonts w:ascii="Arial" w:cs="Arial" w:eastAsia="Arial" w:hAnsi="Arial"/>
@@ -23803,7 +23803,7 @@
               <w:spacing w:after="10" w:before="0"/>
               <w:ind w:left="120"/>
             </w:pPr>
-            <w:hyperlink w:history="1" r:id="rIdkw7hrxiiudcih7bft4k6v">
+            <w:hyperlink w:history="1" r:id="rIdqfcz4jdpq_3s2eekwzg0d">
               <w:r>
                 <w:rPr>
                   <w:rFonts w:ascii="Arial" w:cs="Arial" w:eastAsia="Arial" w:hAnsi="Arial"/>
@@ -23848,7 +23848,7 @@
             <w:pPr>
               <w:spacing w:after="20" w:before="0"/>
             </w:pPr>
-            <w:hyperlink w:history="1" r:id="rIdenigwwbiwj9su8a8zxczp">
+            <w:hyperlink w:history="1" r:id="rIdnekktlor00knpzwicqduj">
               <w:r>
                 <w:rPr>
                   <w:rFonts w:ascii="Arial" w:cs="Arial" w:eastAsia="Arial" w:hAnsi="Arial"/>
@@ -23881,7 +23881,7 @@
               <w:spacing w:after="10" w:before="0"/>
               <w:ind w:left="120"/>
             </w:pPr>
-            <w:hyperlink w:history="1" r:id="rIdnly3idgcypubcts8hhwf8">
+            <w:hyperlink w:history="1" r:id="rIdvv5gu3tx220s9iikjfrpg">
               <w:r>
                 <w:rPr>
                   <w:rFonts w:ascii="Arial" w:cs="Arial" w:eastAsia="Arial" w:hAnsi="Arial"/>
@@ -24081,7 +24081,7 @@
             <w:pPr>
               <w:spacing w:after="20" w:before="0"/>
             </w:pPr>
-            <w:hyperlink w:history="1" r:id="rIdsh8k5ondlik37ydfrexsb">
+            <w:hyperlink w:history="1" r:id="rIdhgy-uyerdt8im0x_4xuw5">
               <w:r>
                 <w:rPr>
                   <w:rFonts w:ascii="Arial" w:cs="Arial" w:eastAsia="Arial" w:hAnsi="Arial"/>
@@ -24114,7 +24114,7 @@
               <w:spacing w:after="10" w:before="0"/>
               <w:ind w:left="120"/>
             </w:pPr>
-            <w:hyperlink w:history="1" r:id="rId3bglfjfmcbp0zawxousfc">
+            <w:hyperlink w:history="1" r:id="rIdhau2yjofgsjn0gncqabyt">
               <w:r>
                 <w:rPr>
                   <w:rFonts w:ascii="Arial" w:cs="Arial" w:eastAsia="Arial" w:hAnsi="Arial"/>
@@ -24159,7 +24159,7 @@
             <w:pPr>
               <w:spacing w:after="20" w:before="0"/>
             </w:pPr>
-            <w:hyperlink w:history="1" r:id="rIddhdrbn-pd3wxshp777iqn">
+            <w:hyperlink w:history="1" r:id="rIdgctjolgy2h1ypswr7ai3s">
               <w:r>
                 <w:rPr>
                   <w:rFonts w:ascii="Arial" w:cs="Arial" w:eastAsia="Arial" w:hAnsi="Arial"/>
@@ -24192,7 +24192,7 @@
               <w:spacing w:after="10" w:before="0"/>
               <w:ind w:left="120"/>
             </w:pPr>
-            <w:hyperlink w:history="1" r:id="rIdbzf0rgrq5svsrgq_5mhjg">
+            <w:hyperlink w:history="1" r:id="rIdihkf722a62zqc8psjb9do">
               <w:r>
                 <w:rPr>
                   <w:rFonts w:ascii="Arial" w:cs="Arial" w:eastAsia="Arial" w:hAnsi="Arial"/>
@@ -24270,7 +24270,7 @@
               </w:rPr>
               <w:t xml:space="preserve">Say: 'Open your real-number models. Today you discovered something new about how we operate on real numbers. Update your model to show this — you have </w:t>
             </w:r>
-            <w:del w:id="9265" w:author="Claude (AI) - proposed" w:date="2026-10-15T20:13:39Z">
+            <w:del w:id="9265" w:author="Claude (AI) - proposed" w:date="2026-10-18T00:27:07Z">
               <w:r>
                 <w:rPr>
                   <w:rFonts w:ascii="Arial" w:cs="Arial" w:eastAsia="Arial" w:hAnsi="Arial"/>
@@ -24285,7 +24285,7 @@
                 <w:delText xml:space="preserve">12</w:delText>
               </w:r>
             </w:del>
-            <w:ins w:id="9266" w:author="Claude (AI) - proposed" w:date="2026-10-15T20:13:39Z">
+            <w:ins w:id="9266" w:author="Claude (AI) - proposed" w:date="2026-10-18T00:27:07Z">
               <w:r>
                 <w:rPr>
                   <w:rFonts w:ascii="Arial" w:cs="Arial" w:eastAsia="Arial" w:hAnsi="Arial"/>
@@ -24313,7 +24313,7 @@
               </w:rPr>
               <w:t xml:space="preserve"> minutes.' Circulate and look for models. Prompt struggling learners: 'Where did you write rational and irrational numbers? Can you draw an arrow from both to a box labelled BODMAS to show that the same rules apply?' After </w:t>
             </w:r>
-            <w:del w:id="9267" w:author="Claude (AI) - proposed" w:date="2026-10-15T20:13:39Z">
+            <w:del w:id="9267" w:author="Claude (AI) - proposed" w:date="2026-10-18T00:27:07Z">
               <w:r>
                 <w:rPr>
                   <w:rFonts w:ascii="Arial" w:cs="Arial" w:eastAsia="Arial" w:hAnsi="Arial"/>
@@ -24328,7 +24328,7 @@
                 <w:delText xml:space="preserve">12</w:delText>
               </w:r>
             </w:del>
-            <w:ins w:id="9268" w:author="Claude (AI) - proposed" w:date="2026-10-15T20:13:39Z">
+            <w:ins w:id="9268" w:author="Claude (AI) - proposed" w:date="2026-10-18T00:27:07Z">
               <w:r>
                 <w:rPr>
                   <w:rFonts w:ascii="Arial" w:cs="Arial" w:eastAsia="Arial" w:hAnsi="Arial"/>
@@ -24356,7 +24356,7 @@
               </w:rPr>
               <w:t xml:space="preserve"> minutes, ask 2 learners to share their updated model under the visualiser or by holding it up. For each, say to the class: 'One thing you notice, one thing you would add — discuss with your partner for 30 seconds.' Close with: 'Next lesson we will </w:t>
             </w:r>
-            <w:del w:id="9269" w:author="Claude (AI) - proposed" w:date="2026-10-15T20:13:39Z">
+            <w:del w:id="9269" w:author="Claude (AI) - proposed" w:date="2026-10-18T00:27:07Z">
               <w:r>
                 <w:rPr>
                   <w:rFonts w:ascii="Arial" w:cs="Arial" w:eastAsia="Arial" w:hAnsi="Arial"/>
@@ -24371,7 +24371,7 @@
                 <w:delText xml:space="preserve">explore a special type of real number — how indices and surds let us write irrational numbers exactly, without approximating at all</w:delText>
               </w:r>
             </w:del>
-            <w:ins w:id="9270" w:author="Claude (AI) - proposed" w:date="2026-10-15T20:13:39Z">
+            <w:ins w:id="9270" w:author="Claude (AI) - proposed" w:date="2026-10-18T00:27:07Z">
               <w:r>
                 <w:rPr>
                   <w:rFonts w:ascii="Arial" w:cs="Arial" w:eastAsia="Arial" w:hAnsi="Arial"/>
@@ -24758,7 +24758,7 @@
               </w:rPr>
               <w:t xml:space="preserve">The order of operations (BODMAS) governs the evaluation of expressions involving ALL real numbers — both rational (prices, weights, distances) and irrational (π, √2). Rounding an irrational number before completing all operations introduces avoidable approximation error; the most accurate strategy is to carry the irrational value symbolically (or to maximum decimal places) and round only at the final step.</w:t>
             </w:r>
-            <w:ins w:id="9271" w:author="Claude (AI) - proposed" w:date="2026-10-15T20:13:39Z">
+            <w:ins w:id="9271" w:author="Claude (AI) - proposed" w:date="2026-10-18T00:27:07Z">
               <w:r>
                 <w:rPr>
                   <w:rFonts w:ascii="Arial" w:cs="Arial" w:eastAsia="Arial" w:hAnsi="Arial"/>
@@ -24861,7 +24861,7 @@
         </w:rPr>
         <w:t xml:space="preserve">© 2026 SeaVuria and ARES. Aligned with KICD objectives. Developed by SeaVuria; technical implementation by ARES (with AI assistance from Claude). Licensed under </w:t>
       </w:r>
-      <w:hyperlink w:history="1" r:id="rId1w9xhjrmne3hginyxityn">
+      <w:hyperlink w:history="1" r:id="rIdbslxmmrtxumipc2yvj4wr">
         <w:r>
           <w:rPr>
             <w:rFonts w:ascii="Arial" w:cs="Arial" w:eastAsia="Arial" w:hAnsi="Arial"/>
@@ -24882,7 +24882,7 @@
         </w:rPr>
         <w:t xml:space="preserve"> (</w:t>
       </w:r>
-      <w:hyperlink w:history="1" r:id="rIddohkkavnv2shlul1me6b_">
+      <w:hyperlink w:history="1" r:id="rIdeso7ksxvqysvtew5arrkm">
         <w:r>
           <w:rPr>
             <w:rFonts w:ascii="Arial" w:cs="Arial" w:eastAsia="Arial" w:hAnsi="Arial"/>
@@ -25503,7 +25503,7 @@
               </w:rPr>
               <w:t xml:space="preserve">How do we use real numbers in day-to-day </w:t>
             </w:r>
-            <w:del w:id="9272" w:author="Claude (AI) - proposed" w:date="2026-10-15T20:13:39Z">
+            <w:del w:id="9272" w:author="Claude (AI) - proposed" w:date="2026-10-18T00:27:07Z">
               <w:r>
                 <w:rPr>
                   <w:rFonts w:ascii="Arial" w:cs="Arial" w:eastAsia="Arial" w:hAnsi="Arial"/>
@@ -25518,7 +25518,7 @@
                 <w:delText xml:space="preserve">situations</w:delText>
               </w:r>
             </w:del>
-            <w:ins w:id="9273" w:author="Claude (AI) - proposed" w:date="2026-10-15T20:13:39Z">
+            <w:ins w:id="9273" w:author="Claude (AI) - proposed" w:date="2026-10-18T00:27:07Z">
               <w:r>
                 <w:rPr>
                   <w:rFonts w:ascii="Arial" w:cs="Arial" w:eastAsia="Arial" w:hAnsi="Arial"/>
@@ -26145,7 +26145,7 @@
             <w:pPr>
               <w:spacing w:after="20" w:before="0"/>
             </w:pPr>
-            <w:hyperlink w:history="1" r:id="rIddf86ap3gimvmqgofy1wgb">
+            <w:hyperlink w:history="1" r:id="rIdojivpy3ncfktl8xvmt-wx">
               <w:r>
                 <w:rPr>
                   <w:rFonts w:ascii="Arial" w:cs="Arial" w:eastAsia="Arial" w:hAnsi="Arial"/>
@@ -26178,7 +26178,7 @@
               <w:spacing w:after="10" w:before="0"/>
               <w:ind w:left="120"/>
             </w:pPr>
-            <w:hyperlink w:history="1" r:id="rIdfkkekjrohubpvejge8_wx">
+            <w:hyperlink w:history="1" r:id="rIdlzhlxu6f9a5qa3in5ojg2">
               <w:r>
                 <w:rPr>
                   <w:rFonts w:ascii="Arial" w:cs="Arial" w:eastAsia="Arial" w:hAnsi="Arial"/>
@@ -26223,7 +26223,7 @@
             <w:pPr>
               <w:spacing w:after="20" w:before="0"/>
             </w:pPr>
-            <w:hyperlink w:history="1" r:id="rIdh410o3k07pqcg8vweahtw">
+            <w:hyperlink w:history="1" r:id="rIdp49drwjuatimaamruzprx">
               <w:r>
                 <w:rPr>
                   <w:rFonts w:ascii="Arial" w:cs="Arial" w:eastAsia="Arial" w:hAnsi="Arial"/>
@@ -26256,7 +26256,7 @@
               <w:spacing w:after="10" w:before="0"/>
               <w:ind w:left="120"/>
             </w:pPr>
-            <w:hyperlink w:history="1" r:id="rIdtxocbairpyjirame-o1du">
+            <w:hyperlink w:history="1" r:id="rIdmg9ctf2pljuyzcn3iicjp">
               <w:r>
                 <w:rPr>
                   <w:rFonts w:ascii="Arial" w:cs="Arial" w:eastAsia="Arial" w:hAnsi="Arial"/>
@@ -26456,7 +26456,7 @@
             <w:pPr>
               <w:spacing w:after="20" w:before="0"/>
             </w:pPr>
-            <w:hyperlink w:history="1" r:id="rIdco82fwipj91rzz08khn7-">
+            <w:hyperlink w:history="1" r:id="rIdrmucopkpb6w1_iva4uafl">
               <w:r>
                 <w:rPr>
                   <w:rFonts w:ascii="Arial" w:cs="Arial" w:eastAsia="Arial" w:hAnsi="Arial"/>
@@ -26489,7 +26489,7 @@
               <w:spacing w:after="10" w:before="0"/>
               <w:ind w:left="120"/>
             </w:pPr>
-            <w:hyperlink w:history="1" r:id="rIdoqn-46vnwatrkuj49fn1a">
+            <w:hyperlink w:history="1" r:id="rIdvp66s_y9fzb92kbefxryw">
               <w:r>
                 <w:rPr>
                   <w:rFonts w:ascii="Arial" w:cs="Arial" w:eastAsia="Arial" w:hAnsi="Arial"/>
@@ -26534,7 +26534,7 @@
             <w:pPr>
               <w:spacing w:after="20" w:before="0"/>
             </w:pPr>
-            <w:hyperlink w:history="1" r:id="rIduxvlmtmxb2cjonjspsgzs">
+            <w:hyperlink w:history="1" r:id="rId6auc1a9v_3bz_pn2whx0u">
               <w:r>
                 <w:rPr>
                   <w:rFonts w:ascii="Arial" w:cs="Arial" w:eastAsia="Arial" w:hAnsi="Arial"/>
@@ -26567,7 +26567,7 @@
               <w:spacing w:after="10" w:before="0"/>
               <w:ind w:left="120"/>
             </w:pPr>
-            <w:hyperlink w:history="1" r:id="rIdcoipws24q0xzvpywsd0bi">
+            <w:hyperlink w:history="1" r:id="rId-utxarohfgepgfh94gqfs">
               <w:r>
                 <w:rPr>
                   <w:rFonts w:ascii="Arial" w:cs="Arial" w:eastAsia="Arial" w:hAnsi="Arial"/>
@@ -26645,7 +26645,7 @@
               </w:rPr>
               <w:t xml:space="preserve">Distribute the printed or board-displayed Evidence Table. Say: 'Work with your partner. For every expression, first decide: is the number inside the absolute value sign positive, negative, or zero? That decision tells you the rule to use. You have </w:t>
             </w:r>
-            <w:del w:id="9274" w:author="Claude (AI) - proposed" w:date="2026-10-15T20:13:39Z">
+            <w:del w:id="9274" w:author="Claude (AI) - proposed" w:date="2026-10-18T00:27:07Z">
               <w:r>
                 <w:rPr>
                   <w:rFonts w:ascii="Arial" w:cs="Arial" w:eastAsia="Arial" w:hAnsi="Arial"/>
@@ -26660,7 +26660,7 @@
                 <w:delText xml:space="preserve">8</w:delText>
               </w:r>
             </w:del>
-            <w:ins w:id="9275" w:author="Claude (AI) - proposed" w:date="2026-10-15T20:13:39Z">
+            <w:ins w:id="9275" w:author="Claude (AI) - proposed" w:date="2026-10-18T00:27:07Z">
               <w:r>
                 <w:rPr>
                   <w:rFonts w:ascii="Arial" w:cs="Arial" w:eastAsia="Arial" w:hAnsi="Arial"/>
@@ -26688,7 +26688,7 @@
               </w:rPr>
               <w:t xml:space="preserve"> minutes.' [Circulate, observe pair work. Do not give answers. When a pair is stuck on |π − 3|, prompt: 'Use your calculator or the value we have been using all term. Is 3.14159 minus 3 a positive or negative number?'] After </w:t>
             </w:r>
-            <w:del w:id="9276" w:author="Claude (AI) - proposed" w:date="2026-10-15T20:13:39Z">
+            <w:del w:id="9276" w:author="Claude (AI) - proposed" w:date="2026-10-18T00:27:07Z">
               <w:r>
                 <w:rPr>
                   <w:rFonts w:ascii="Arial" w:cs="Arial" w:eastAsia="Arial" w:hAnsi="Arial"/>
@@ -26703,7 +26703,7 @@
                 <w:delText xml:space="preserve">8</w:delText>
               </w:r>
             </w:del>
-            <w:ins w:id="9277" w:author="Claude (AI) - proposed" w:date="2026-10-15T20:13:39Z">
+            <w:ins w:id="9277" w:author="Claude (AI) - proposed" w:date="2026-10-18T00:27:07Z">
               <w:r>
                 <w:rPr>
                   <w:rFonts w:ascii="Arial" w:cs="Arial" w:eastAsia="Arial" w:hAnsi="Arial"/>
@@ -26731,7 +26731,7 @@
               </w:rPr>
               <w:t xml:space="preserve"> minutes, bring the class together. Write a blank version of the table on the board. Cold-call </w:t>
             </w:r>
-            <w:del w:id="9278" w:author="Claude (AI) - proposed" w:date="2026-10-15T20:13:39Z">
+            <w:del w:id="9278" w:author="Claude (AI) - proposed" w:date="2026-10-18T00:27:07Z">
               <w:r>
                 <w:rPr>
                   <w:rFonts w:ascii="Arial" w:cs="Arial" w:eastAsia="Arial" w:hAnsi="Arial"/>
@@ -26746,7 +26746,7 @@
                 <w:delText xml:space="preserve">5</w:delText>
               </w:r>
             </w:del>
-            <w:ins w:id="9279" w:author="Claude (AI) - proposed" w:date="2026-10-15T20:13:39Z">
+            <w:ins w:id="9279" w:author="Claude (AI) - proposed" w:date="2026-10-18T00:27:07Z">
               <w:r>
                 <w:rPr>
                   <w:rFonts w:ascii="Arial" w:cs="Arial" w:eastAsia="Arial" w:hAnsi="Arial"/>
@@ -26774,7 +26774,7 @@
               </w:rPr>
               <w:t xml:space="preserve"> different pairs — </w:t>
             </w:r>
-            <w:del w:id="9280" w:author="Claude (AI) - proposed" w:date="2026-10-15T20:13:39Z">
+            <w:del w:id="9280" w:author="Claude (AI) - proposed" w:date="2026-10-18T00:27:07Z">
               <w:r>
                 <w:rPr>
                   <w:rFonts w:ascii="Arial" w:cs="Arial" w:eastAsia="Arial" w:hAnsi="Arial"/>
@@ -26789,7 +26789,7 @@
                 <w:delText xml:space="preserve">one per row</w:delText>
               </w:r>
             </w:del>
-            <w:ins w:id="9281" w:author="Claude (AI) - proposed" w:date="2026-10-15T20:13:39Z">
+            <w:ins w:id="9281" w:author="Claude (AI) - proposed" w:date="2026-10-18T00:27:07Z">
               <w:r>
                 <w:rPr>
                   <w:rFonts w:ascii="Arial" w:cs="Arial" w:eastAsia="Arial" w:hAnsi="Arial"/>
@@ -26939,7 +26939,7 @@
             <w:pPr>
               <w:spacing w:after="20" w:before="0"/>
             </w:pPr>
-            <w:hyperlink w:history="1" r:id="rId7-h220bmwsk56czrugsax">
+            <w:hyperlink w:history="1" r:id="rIdiokcjwkv0uziu7xkyxig0">
               <w:r>
                 <w:rPr>
                   <w:rFonts w:ascii="Arial" w:cs="Arial" w:eastAsia="Arial" w:hAnsi="Arial"/>
@@ -26972,7 +26972,7 @@
               <w:spacing w:after="10" w:before="0"/>
               <w:ind w:left="120"/>
             </w:pPr>
-            <w:hyperlink w:history="1" r:id="rIdqxl6qc8i2_gjoatitu0yk">
+            <w:hyperlink w:history="1" r:id="rId5dn70vvmq6s5w_q2tpmhv">
               <w:r>
                 <w:rPr>
                   <w:rFonts w:ascii="Arial" w:cs="Arial" w:eastAsia="Arial" w:hAnsi="Arial"/>
@@ -27017,7 +27017,7 @@
             <w:pPr>
               <w:spacing w:after="20" w:before="0"/>
             </w:pPr>
-            <w:hyperlink w:history="1" r:id="rIdzfnxoj7xdpin3thrluotu">
+            <w:hyperlink w:history="1" r:id="rIdkshvn8rzmtn0d_nnzykk4">
               <w:r>
                 <w:rPr>
                   <w:rFonts w:ascii="Arial" w:cs="Arial" w:eastAsia="Arial" w:hAnsi="Arial"/>
@@ -27066,7 +27066,7 @@
               <w:spacing w:after="10" w:before="0"/>
               <w:ind w:left="120"/>
             </w:pPr>
-            <w:hyperlink w:history="1" r:id="rId71vr02tykfqeolmuuo-kv">
+            <w:hyperlink w:history="1" r:id="rId1cdfhee1htzyhbiqfvylg">
               <w:r>
                 <w:rPr>
                   <w:rFonts w:ascii="Arial" w:cs="Arial" w:eastAsia="Arial" w:hAnsi="Arial"/>
@@ -27111,7 +27111,7 @@
               </w:rPr>
               <w:t xml:space="preserve">The teacher formally introduces the piecewise definition of absolute value: |x| = x if x ≥ 0; |x| = −x if x &lt; 0. Learners copy this into their notes and immediately apply it to verify three entries from their Evidence Table. They then work a set of four contextualised 'error' problems in their books</w:t>
             </w:r>
-            <w:ins w:id="9282" w:author="Claude (AI) - proposed" w:date="2026-10-15T20:13:39Z">
+            <w:ins w:id="9282" w:author="Claude (AI) - proposed" w:date="2026-10-18T00:27:07Z">
               <w:r>
                 <w:rPr>
                   <w:rFonts w:ascii="Arial" w:cs="Arial" w:eastAsia="Arial" w:hAnsi="Arial"/>
@@ -27139,7 +27139,7 @@
               </w:rPr>
               <w:t xml:space="preserve">: (1) A maize trader in Eldoret Market weighs a bag and reads 49.7 kg; the true mass is 50 kg. What is the error |50 − 49.7|? (2) A civil engineer in Thika specifies a steel rod of length √5 m ≈ 2.236 m; the manufactured rod is 2.</w:t>
             </w:r>
-            <w:del w:id="9283" w:author="Claude (AI) - proposed" w:date="2026-10-15T20:13:39Z">
+            <w:del w:id="9283" w:author="Claude (AI) - proposed" w:date="2026-10-18T00:27:07Z">
               <w:r>
                 <w:rPr>
                   <w:rFonts w:ascii="Arial" w:cs="Arial" w:eastAsia="Arial" w:hAnsi="Arial"/>
@@ -27154,7 +27154,7 @@
                 <w:delText xml:space="preserve">24</w:delText>
               </w:r>
             </w:del>
-            <w:ins w:id="9284" w:author="Claude (AI) - proposed" w:date="2026-10-15T20:13:39Z">
+            <w:ins w:id="9284" w:author="Claude (AI) - proposed" w:date="2026-10-18T00:27:07Z">
               <w:r>
                 <w:rPr>
                   <w:rFonts w:ascii="Arial" w:cs="Arial" w:eastAsia="Arial" w:hAnsi="Arial"/>
@@ -27182,7 +27182,7 @@
               </w:rPr>
               <w:t xml:space="preserve"> m. What is |2.</w:t>
             </w:r>
-            <w:del w:id="9285" w:author="Claude (AI) - proposed" w:date="2026-10-15T20:13:39Z">
+            <w:del w:id="9285" w:author="Claude (AI) - proposed" w:date="2026-10-18T00:27:07Z">
               <w:r>
                 <w:rPr>
                   <w:rFonts w:ascii="Arial" w:cs="Arial" w:eastAsia="Arial" w:hAnsi="Arial"/>
@@ -27197,7 +27197,7 @@
                 <w:delText xml:space="preserve">24</w:delText>
               </w:r>
             </w:del>
-            <w:ins w:id="9286" w:author="Claude (AI) - proposed" w:date="2026-10-15T20:13:39Z">
+            <w:ins w:id="9286" w:author="Claude (AI) - proposed" w:date="2026-10-18T00:27:07Z">
               <w:r>
                 <w:rPr>
                   <w:rFonts w:ascii="Arial" w:cs="Arial" w:eastAsia="Arial" w:hAnsi="Arial"/>
@@ -27258,7 +27258,7 @@
               </w:rPr>
               <w:t xml:space="preserve">Write the piecewise definition on the board in coloured chalk — one colour for x ≥ 0, another for x &lt; 0. Say: 'This definition tells us: absolute value is just distance from zero — and distance is never negative. Let us check it against our Evidence Table. Pick any two entries and verify the definition gives the same answer you found.' [Allow 2 minutes.] Then say: 'Now I want to show you why this matters outside school. Every Kenyan professional who works with measurements uses this idea, even if they do not call it absolute value.' Work through the Eldoret maize problem aloud as a model, narrating every step. Then say: 'Problems </w:t>
             </w:r>
-            <w:del w:id="9287" w:author="Claude (AI) - proposed" w:date="2026-10-15T20:13:39Z">
+            <w:del w:id="9287" w:author="Claude (AI) - proposed" w:date="2026-10-18T00:27:07Z">
               <w:r>
                 <w:rPr>
                   <w:rFonts w:ascii="Arial" w:cs="Arial" w:eastAsia="Arial" w:hAnsi="Arial"/>
@@ -27273,7 +27273,7 @@
                 <w:delText xml:space="preserve">2, 3,</w:delText>
               </w:r>
             </w:del>
-            <w:ins w:id="9288" w:author="Claude (AI) - proposed" w:date="2026-10-15T20:13:39Z">
+            <w:ins w:id="9288" w:author="Claude (AI) - proposed" w:date="2026-10-18T00:27:07Z">
               <w:r>
                 <w:rPr>
                   <w:rFonts w:ascii="Arial" w:cs="Arial" w:eastAsia="Arial" w:hAnsi="Arial"/>
@@ -27301,7 +27301,7 @@
               </w:rPr>
               <w:t xml:space="preserve"> and 4 are yours</w:t>
             </w:r>
-            <w:ins w:id="9289" w:author="Claude (AI) - proposed" w:date="2026-10-15T20:13:39Z">
+            <w:ins w:id="9289" w:author="Claude (AI) - proposed" w:date="2026-10-18T00:27:07Z">
               <w:r>
                 <w:rPr>
                   <w:rFonts w:ascii="Arial" w:cs="Arial" w:eastAsia="Arial" w:hAnsi="Arial"/>
@@ -27329,7 +27329,7 @@
               </w:rPr>
               <w:t xml:space="preserve">. You have </w:t>
             </w:r>
-            <w:del w:id="9290" w:author="Claude (AI) - proposed" w:date="2026-10-15T20:13:39Z">
+            <w:del w:id="9290" w:author="Claude (AI) - proposed" w:date="2026-10-18T00:27:07Z">
               <w:r>
                 <w:rPr>
                   <w:rFonts w:ascii="Arial" w:cs="Arial" w:eastAsia="Arial" w:hAnsi="Arial"/>
@@ -27344,7 +27344,7 @@
                 <w:delText xml:space="preserve">6</w:delText>
               </w:r>
             </w:del>
-            <w:ins w:id="9291" w:author="Claude (AI) - proposed" w:date="2026-10-15T20:13:39Z">
+            <w:ins w:id="9291" w:author="Claude (AI) - proposed" w:date="2026-10-18T00:27:07Z">
               <w:r>
                 <w:rPr>
                   <w:rFonts w:ascii="Arial" w:cs="Arial" w:eastAsia="Arial" w:hAnsi="Arial"/>
@@ -27372,7 +27372,7 @@
               </w:rPr>
               <w:t xml:space="preserve"> minutes. For problem 4, I want a symbolic exact answer AND a decimal answer. Bonus challenge: is the exact error for problem 2 rational or irrational?' [Circulate; targeted questioning for struggling learners: 'Is √5 bigger or smaller than 2.</w:t>
             </w:r>
-            <w:del w:id="9292" w:author="Claude (AI) - proposed" w:date="2026-10-15T20:13:39Z">
+            <w:del w:id="9292" w:author="Claude (AI) - proposed" w:date="2026-10-18T00:27:07Z">
               <w:r>
                 <w:rPr>
                   <w:rFonts w:ascii="Arial" w:cs="Arial" w:eastAsia="Arial" w:hAnsi="Arial"/>
@@ -27387,7 +27387,7 @@
                 <w:delText xml:space="preserve">24</w:delText>
               </w:r>
             </w:del>
-            <w:ins w:id="9293" w:author="Claude (AI) - proposed" w:date="2026-10-15T20:13:39Z">
+            <w:ins w:id="9293" w:author="Claude (AI) - proposed" w:date="2026-10-18T00:27:07Z">
               <w:r>
                 <w:rPr>
                   <w:rFonts w:ascii="Arial" w:cs="Arial" w:eastAsia="Arial" w:hAnsi="Arial"/>
@@ -27415,7 +27415,7 @@
               </w:rPr>
               <w:t xml:space="preserve">? So is 2.</w:t>
             </w:r>
-            <w:del w:id="9294" w:author="Claude (AI) - proposed" w:date="2026-10-15T20:13:39Z">
+            <w:del w:id="9294" w:author="Claude (AI) - proposed" w:date="2026-10-18T00:27:07Z">
               <w:r>
                 <w:rPr>
                   <w:rFonts w:ascii="Arial" w:cs="Arial" w:eastAsia="Arial" w:hAnsi="Arial"/>
@@ -27430,7 +27430,7 @@
                 <w:delText xml:space="preserve">24</w:delText>
               </w:r>
             </w:del>
-            <w:ins w:id="9295" w:author="Claude (AI) - proposed" w:date="2026-10-15T20:13:39Z">
+            <w:ins w:id="9295" w:author="Claude (AI) - proposed" w:date="2026-10-18T00:27:07Z">
               <w:r>
                 <w:rPr>
                   <w:rFonts w:ascii="Arial" w:cs="Arial" w:eastAsia="Arial" w:hAnsi="Arial"/>
@@ -27458,7 +27458,7 @@
               </w:rPr>
               <w:t xml:space="preserve"> − √5 positive or negative? What does the definition say to do then?'] After </w:t>
             </w:r>
-            <w:del w:id="9296" w:author="Claude (AI) - proposed" w:date="2026-10-15T20:13:39Z">
+            <w:del w:id="9296" w:author="Claude (AI) - proposed" w:date="2026-10-18T00:27:07Z">
               <w:r>
                 <w:rPr>
                   <w:rFonts w:ascii="Arial" w:cs="Arial" w:eastAsia="Arial" w:hAnsi="Arial"/>
@@ -27473,7 +27473,7 @@
                 <w:delText xml:space="preserve">6</w:delText>
               </w:r>
             </w:del>
-            <w:ins w:id="9297" w:author="Claude (AI) - proposed" w:date="2026-10-15T20:13:39Z">
+            <w:ins w:id="9297" w:author="Claude (AI) - proposed" w:date="2026-10-18T00:27:07Z">
               <w:r>
                 <w:rPr>
                   <w:rFonts w:ascii="Arial" w:cs="Arial" w:eastAsia="Arial" w:hAnsi="Arial"/>
@@ -27501,7 +27501,7 @@
               </w:rPr>
               <w:t xml:space="preserve"> minutes, cold-call </w:t>
             </w:r>
-            <w:del w:id="9298" w:author="Claude (AI) - proposed" w:date="2026-10-15T20:13:39Z">
+            <w:del w:id="9298" w:author="Claude (AI) - proposed" w:date="2026-10-18T00:27:07Z">
               <w:r>
                 <w:rPr>
                   <w:rFonts w:ascii="Arial" w:cs="Arial" w:eastAsia="Arial" w:hAnsi="Arial"/>
@@ -27516,7 +27516,7 @@
                 <w:delText xml:space="preserve">4</w:delText>
               </w:r>
             </w:del>
-            <w:ins w:id="9299" w:author="Claude (AI) - proposed" w:date="2026-10-15T20:13:39Z">
+            <w:ins w:id="9299" w:author="Claude (AI) - proposed" w:date="2026-10-18T00:27:07Z">
               <w:r>
                 <w:rPr>
                   <w:rFonts w:ascii="Arial" w:cs="Arial" w:eastAsia="Arial" w:hAnsi="Arial"/>
@@ -27610,7 +27610,7 @@
               </w:rPr>
               <w:t xml:space="preserve">Teacher checks that: (1) learners correctly apply the piecewise rule — particularly for |2.</w:t>
             </w:r>
-            <w:del w:id="9300" w:author="Claude (AI) - proposed" w:date="2026-10-15T20:13:39Z">
+            <w:del w:id="9300" w:author="Claude (AI) - proposed" w:date="2026-10-18T00:27:07Z">
               <w:r>
                 <w:rPr>
                   <w:rFonts w:ascii="Arial" w:cs="Arial" w:eastAsia="Arial" w:hAnsi="Arial"/>
@@ -27625,7 +27625,7 @@
                 <w:delText xml:space="preserve">24</w:delText>
               </w:r>
             </w:del>
-            <w:ins w:id="9301" w:author="Claude (AI) - proposed" w:date="2026-10-15T20:13:39Z">
+            <w:ins w:id="9301" w:author="Claude (AI) - proposed" w:date="2026-10-18T00:27:07Z">
               <w:r>
                 <w:rPr>
                   <w:rFonts w:ascii="Arial" w:cs="Arial" w:eastAsia="Arial" w:hAnsi="Arial"/>
@@ -27653,7 +27653,7 @@
               </w:rPr>
               <w:t xml:space="preserve"> − √5| where 2.</w:t>
             </w:r>
-            <w:del w:id="9302" w:author="Claude (AI) - proposed" w:date="2026-10-15T20:13:39Z">
+            <w:del w:id="9302" w:author="Claude (AI) - proposed" w:date="2026-10-18T00:27:07Z">
               <w:r>
                 <w:rPr>
                   <w:rFonts w:ascii="Arial" w:cs="Arial" w:eastAsia="Arial" w:hAnsi="Arial"/>
@@ -27668,7 +27668,7 @@
                 <w:delText xml:space="preserve">24</w:delText>
               </w:r>
             </w:del>
-            <w:ins w:id="9303" w:author="Claude (AI) - proposed" w:date="2026-10-15T20:13:39Z">
+            <w:ins w:id="9303" w:author="Claude (AI) - proposed" w:date="2026-10-18T00:27:07Z">
               <w:r>
                 <w:rPr>
                   <w:rFonts w:ascii="Arial" w:cs="Arial" w:eastAsia="Arial" w:hAnsi="Arial"/>
@@ -27696,7 +27696,7 @@
               </w:rPr>
               <w:t xml:space="preserve"> &lt; √5 </w:t>
             </w:r>
-            <w:del w:id="9304" w:author="Claude (AI) - proposed" w:date="2026-10-15T20:13:39Z">
+            <w:del w:id="9304" w:author="Claude (AI) - proposed" w:date="2026-10-18T00:27:07Z">
               <w:r>
                 <w:rPr>
                   <w:rFonts w:ascii="Arial" w:cs="Arial" w:eastAsia="Arial" w:hAnsi="Arial"/>
@@ -27711,7 +27711,7 @@
                 <w:delText xml:space="preserve">so the answer requires negating (</w:delText>
               </w:r>
             </w:del>
-            <w:ins w:id="9305" w:author="Claude (AI) - proposed" w:date="2026-10-15T20:13:39Z">
+            <w:ins w:id="9305" w:author="Claude (AI) - proposed" w:date="2026-10-18T00:27:07Z">
               <w:r>
                 <w:rPr>
                   <w:rFonts w:ascii="Arial" w:cs="Arial" w:eastAsia="Arial" w:hAnsi="Arial"/>
@@ -27739,7 +27739,7 @@
               </w:rPr>
               <w:t xml:space="preserve">√5 − 2.</w:t>
             </w:r>
-            <w:del w:id="9306" w:author="Claude (AI) - proposed" w:date="2026-10-15T20:13:39Z">
+            <w:del w:id="9306" w:author="Claude (AI) - proposed" w:date="2026-10-18T00:27:07Z">
               <w:r>
                 <w:rPr>
                   <w:rFonts w:ascii="Arial" w:cs="Arial" w:eastAsia="Arial" w:hAnsi="Arial"/>
@@ -27754,7 +27754,7 @@
                 <w:delText xml:space="preserve">24)</w:delText>
               </w:r>
             </w:del>
-            <w:ins w:id="9307" w:author="Claude (AI) - proposed" w:date="2026-10-15T20:13:39Z">
+            <w:ins w:id="9307" w:author="Claude (AI) - proposed" w:date="2026-10-18T00:27:07Z">
               <w:r>
                 <w:rPr>
                   <w:rFonts w:ascii="Arial" w:cs="Arial" w:eastAsia="Arial" w:hAnsi="Arial"/>
@@ -27838,7 +27838,7 @@
             <w:pPr>
               <w:spacing w:after="20" w:before="0"/>
             </w:pPr>
-            <w:hyperlink w:history="1" r:id="rIdqfunylpgfkqka_qltbynm">
+            <w:hyperlink w:history="1" r:id="rIdgdukiv2otfbjib6_ocke0">
               <w:r>
                 <w:rPr>
                   <w:rFonts w:ascii="Arial" w:cs="Arial" w:eastAsia="Arial" w:hAnsi="Arial"/>
@@ -27871,7 +27871,7 @@
               <w:spacing w:after="10" w:before="0"/>
               <w:ind w:left="120"/>
             </w:pPr>
-            <w:hyperlink w:history="1" r:id="rIdl3pt08eknabya6z9cpnhx">
+            <w:hyperlink w:history="1" r:id="rIdxb19dk0zw73cjsg3jtdmb">
               <w:r>
                 <w:rPr>
                   <w:rFonts w:ascii="Arial" w:cs="Arial" w:eastAsia="Arial" w:hAnsi="Arial"/>
@@ -27916,7 +27916,7 @@
             <w:pPr>
               <w:spacing w:after="20" w:before="0"/>
             </w:pPr>
-            <w:hyperlink w:history="1" r:id="rIdpn6p2pdu-r84yvgkxfn5q">
+            <w:hyperlink w:history="1" r:id="rIdki6myqwa3ibzls0yjlpku">
               <w:r>
                 <w:rPr>
                   <w:rFonts w:ascii="Arial" w:cs="Arial" w:eastAsia="Arial" w:hAnsi="Arial"/>
@@ -27965,7 +27965,7 @@
               <w:spacing w:after="10" w:before="0"/>
               <w:ind w:left="120"/>
             </w:pPr>
-            <w:hyperlink w:history="1" r:id="rIdfecmcug674y3imj2lhgut">
+            <w:hyperlink w:history="1" r:id="rIdcg78pbnkh-xbzweku-jmm">
               <w:r>
                 <w:rPr>
                   <w:rFonts w:ascii="Arial" w:cs="Arial" w:eastAsia="Arial" w:hAnsi="Arial"/>
@@ -28043,7 +28043,7 @@
               </w:rPr>
               <w:t xml:space="preserve">Point to the DQB and say: 'Look at what we added in Lessons 1 through 6. Today we added something new — we can now MEASURE the error. Take </w:t>
             </w:r>
-            <w:del w:id="9308" w:author="Claude (AI) - proposed" w:date="2026-10-15T20:13:39Z">
+            <w:del w:id="9308" w:author="Claude (AI) - proposed" w:date="2026-10-18T00:27:07Z">
               <w:r>
                 <w:rPr>
                   <w:rFonts w:ascii="Arial" w:cs="Arial" w:eastAsia="Arial" w:hAnsi="Arial"/>
@@ -28058,7 +28058,7 @@
                 <w:delText xml:space="preserve">3</w:delText>
               </w:r>
             </w:del>
-            <w:ins w:id="9309" w:author="Claude (AI) - proposed" w:date="2026-10-15T20:13:39Z">
+            <w:ins w:id="9309" w:author="Claude (AI) - proposed" w:date="2026-10-18T00:27:07Z">
               <w:r>
                 <w:rPr>
                   <w:rFonts w:ascii="Arial" w:cs="Arial" w:eastAsia="Arial" w:hAnsi="Arial"/>
@@ -28086,7 +28086,7 @@
               </w:rPr>
               <w:t xml:space="preserve"> minutes with your partner and write: first, one thing that Lesson 7 has changed or sharpened in your answer to the driving question; second, one question you still have.' Distribute cards or sticky notes. [Allow </w:t>
             </w:r>
-            <w:del w:id="9310" w:author="Claude (AI) - proposed" w:date="2026-10-15T20:13:39Z">
+            <w:del w:id="9310" w:author="Claude (AI) - proposed" w:date="2026-10-18T00:27:07Z">
               <w:r>
                 <w:rPr>
                   <w:rFonts w:ascii="Arial" w:cs="Arial" w:eastAsia="Arial" w:hAnsi="Arial"/>
@@ -28101,7 +28101,7 @@
                 <w:delText xml:space="preserve">3</w:delText>
               </w:r>
             </w:del>
-            <w:ins w:id="9311" w:author="Claude (AI) - proposed" w:date="2026-10-15T20:13:39Z">
+            <w:ins w:id="9311" w:author="Claude (AI) - proposed" w:date="2026-10-18T00:27:07Z">
               <w:r>
                 <w:rPr>
                   <w:rFonts w:ascii="Arial" w:cs="Arial" w:eastAsia="Arial" w:hAnsi="Arial"/>
@@ -28129,7 +28129,7 @@
               </w:rPr>
               <w:t xml:space="preserve"> minutes.] Invite </w:t>
             </w:r>
-            <w:del w:id="9312" w:author="Claude (AI) - proposed" w:date="2026-10-15T20:13:39Z">
+            <w:del w:id="9312" w:author="Claude (AI) - proposed" w:date="2026-10-18T00:27:07Z">
               <w:r>
                 <w:rPr>
                   <w:rFonts w:ascii="Arial" w:cs="Arial" w:eastAsia="Arial" w:hAnsi="Arial"/>
@@ -28144,7 +28144,7 @@
                 <w:delText xml:space="preserve">3</w:delText>
               </w:r>
             </w:del>
-            <w:ins w:id="9313" w:author="Claude (AI) - proposed" w:date="2026-10-15T20:13:39Z">
+            <w:ins w:id="9313" w:author="Claude (AI) - proposed" w:date="2026-10-18T00:27:07Z">
               <w:r>
                 <w:rPr>
                   <w:rFonts w:ascii="Arial" w:cs="Arial" w:eastAsia="Arial" w:hAnsi="Arial"/>
@@ -28294,7 +28294,7 @@
             <w:pPr>
               <w:spacing w:after="20" w:before="0"/>
             </w:pPr>
-            <w:hyperlink w:history="1" r:id="rIdy-ri77udqfek0ymayu_xy">
+            <w:hyperlink w:history="1" r:id="rIdkatjjfmkjhe78a81vbjil">
               <w:r>
                 <w:rPr>
                   <w:rFonts w:ascii="Arial" w:cs="Arial" w:eastAsia="Arial" w:hAnsi="Arial"/>
@@ -28327,7 +28327,7 @@
               <w:spacing w:after="10" w:before="0"/>
               <w:ind w:left="120"/>
             </w:pPr>
-            <w:hyperlink w:history="1" r:id="rIdy_stfn7sopnzva-xxw1gv">
+            <w:hyperlink w:history="1" r:id="rIdyv-llpn0bunmdjqaeasxq">
               <w:r>
                 <w:rPr>
                   <w:rFonts w:ascii="Arial" w:cs="Arial" w:eastAsia="Arial" w:hAnsi="Arial"/>
@@ -28372,7 +28372,7 @@
             <w:pPr>
               <w:spacing w:after="20" w:before="0"/>
             </w:pPr>
-            <w:hyperlink w:history="1" r:id="rIdfwqxa_9xl4gll0ntxg7d_">
+            <w:hyperlink w:history="1" r:id="rIds2mguf9qslx0jgijf1zjw">
               <w:r>
                 <w:rPr>
                   <w:rFonts w:ascii="Arial" w:cs="Arial" w:eastAsia="Arial" w:hAnsi="Arial"/>
@@ -28421,7 +28421,7 @@
               <w:spacing w:after="10" w:before="0"/>
               <w:ind w:left="120"/>
             </w:pPr>
-            <w:hyperlink w:history="1" r:id="rIdvnoloodpo4e11qcqkae_e">
+            <w:hyperlink w:history="1" r:id="rIdwcsqcgjyjpqcti3ghz5a8">
               <w:r>
                 <w:rPr>
                   <w:rFonts w:ascii="Arial" w:cs="Arial" w:eastAsia="Arial" w:hAnsi="Arial"/>
@@ -28466,7 +28466,7 @@
               </w:rPr>
               <w:t xml:space="preserve">Learners individually update their cumulative Real Numbers Model — a structured diagram they have been building since Lesson 1. Today's addition is a new annotation layer titled 'Absolute Value &amp; Error.' On their model, learners: (1) draw a number line segment showing 28π and 88 as two distinct points, labelling the gap as |88 − 28π| = 88 − 28π ≈ 0.035 cm (since 28π &lt; 88 — they mark 88 slightly to the right of 28π); (2) write the exact symbolic form of the error and classify it (irrational); (3) add an 'Absolute Value Rule' box: |x| = x if x ≥ 0; |x| = −x if x &lt; 0; (4) write one sentence connecting absolute value to the driving question. Learners who finish early add a second example: the error |2.</w:t>
             </w:r>
-            <w:del w:id="9314" w:author="Claude (AI) - proposed" w:date="2026-10-15T20:13:39Z">
+            <w:del w:id="9314" w:author="Claude (AI) - proposed" w:date="2026-10-18T00:27:07Z">
               <w:r>
                 <w:rPr>
                   <w:rFonts w:ascii="Arial" w:cs="Arial" w:eastAsia="Arial" w:hAnsi="Arial"/>
@@ -28481,7 +28481,7 @@
                 <w:delText xml:space="preserve">24</w:delText>
               </w:r>
             </w:del>
-            <w:ins w:id="9315" w:author="Claude (AI) - proposed" w:date="2026-10-15T20:13:39Z">
+            <w:ins w:id="9315" w:author="Claude (AI) - proposed" w:date="2026-10-18T00:27:07Z">
               <w:r>
                 <w:rPr>
                   <w:rFonts w:ascii="Arial" w:cs="Arial" w:eastAsia="Arial" w:hAnsi="Arial"/>
@@ -28542,7 +28542,7 @@
               </w:rPr>
               <w:t xml:space="preserve">Say: 'Open your Real Numbers Model. We are adding the seventh layer — Absolute Value and Error. Follow these four steps.' Display the four steps on the board. [Allow </w:t>
             </w:r>
-            <w:del w:id="9316" w:author="Claude (AI) - proposed" w:date="2026-10-15T20:13:39Z">
+            <w:del w:id="9316" w:author="Claude (AI) - proposed" w:date="2026-10-18T00:27:07Z">
               <w:r>
                 <w:rPr>
                   <w:rFonts w:ascii="Arial" w:cs="Arial" w:eastAsia="Arial" w:hAnsi="Arial"/>
@@ -28557,7 +28557,7 @@
                 <w:delText xml:space="preserve">5</w:delText>
               </w:r>
             </w:del>
-            <w:ins w:id="9317" w:author="Claude (AI) - proposed" w:date="2026-10-15T20:13:39Z">
+            <w:ins w:id="9317" w:author="Claude (AI) - proposed" w:date="2026-10-18T00:27:07Z">
               <w:r>
                 <w:rPr>
                   <w:rFonts w:ascii="Arial" w:cs="Arial" w:eastAsia="Arial" w:hAnsi="Arial"/>
@@ -29112,7 +29112,7 @@
         </w:rPr>
         <w:t xml:space="preserve">© 2026 SeaVuria and ARES. Aligned with KICD objectives. Developed by SeaVuria; technical implementation by ARES (with AI assistance from Claude). Licensed under </w:t>
       </w:r>
-      <w:hyperlink w:history="1" r:id="rIdraacmqyubmfzhzkpnv1pa">
+      <w:hyperlink w:history="1" r:id="rIdt8jrp7mfgikjqpnxf3njn">
         <w:r>
           <w:rPr>
             <w:rFonts w:ascii="Arial" w:cs="Arial" w:eastAsia="Arial" w:hAnsi="Arial"/>
@@ -29133,7 +29133,7 @@
         </w:rPr>
         <w:t xml:space="preserve"> (</w:t>
       </w:r>
-      <w:hyperlink w:history="1" r:id="rIdqofpzw2_rabb8wzhdimt3">
+      <w:hyperlink w:history="1" r:id="rIdszvpusdvrajacfy_r1bev">
         <w:r>
           <w:rPr>
             <w:rFonts w:ascii="Arial" w:cs="Arial" w:eastAsia="Arial" w:hAnsi="Arial"/>
@@ -29450,7 +29450,7 @@
               </w:rPr>
               <w:t xml:space="preserve">Learners will know: (1) the formal definition of absolute value |x| as the distance of x from zero on the number line; (2) that absolute value is always non-negative; (3) that absolute value can be applied to both rational and irrational real numbers; (4) how to evaluate absolute value expressions including those involving temperature changes, profit/loss in shillings, and circumference approximations; (5) the complete classification of real numbers (natural, </w:t>
             </w:r>
-            <w:del w:id="9318" w:author="Claude (AI) - proposed" w:date="2026-10-15T20:13:39Z">
+            <w:del w:id="9318" w:author="Claude (AI) - proposed" w:date="2026-10-18T00:27:07Z">
               <w:r>
                 <w:rPr>
                   <w:rFonts w:ascii="Arial" w:cs="Arial" w:eastAsia="Arial" w:hAnsi="Arial"/>
@@ -29478,7 +29478,7 @@
               </w:rPr>
               <w:t xml:space="preserve">integer, rational, irrational</w:t>
             </w:r>
-            <w:ins w:id="9319" w:author="Claude (AI) - proposed" w:date="2026-10-15T20:13:39Z">
+            <w:ins w:id="9319" w:author="Claude (AI) - proposed" w:date="2026-10-18T00:27:07Z">
               <w:r>
                 <w:rPr>
                   <w:rFonts w:ascii="Arial" w:cs="Arial" w:eastAsia="Arial" w:hAnsi="Arial"/>
@@ -29697,7 +29697,7 @@
               <w:spacing w:after="40" w:before="0"/>
               <w:jc w:val="left"/>
             </w:pPr>
-            <w:del w:id="9320" w:author="Claude (AI) - proposed" w:date="2026-10-15T20:13:39Z">
+            <w:del w:id="9320" w:author="Claude (AI) - proposed" w:date="2026-10-18T00:27:07Z">
               <w:r>
                 <w:rPr>
                   <w:rFonts w:ascii="Arial" w:cs="Arial" w:eastAsia="Arial" w:hAnsi="Arial"/>
@@ -29725,7 +29725,7 @@
               </w:rPr>
               <w:t xml:space="preserve">How do we use real numbers in day-to-day </w:t>
             </w:r>
-            <w:del w:id="9321" w:author="Claude (AI) - proposed" w:date="2026-10-15T20:13:39Z">
+            <w:del w:id="9321" w:author="Claude (AI) - proposed" w:date="2026-10-18T00:27:07Z">
               <w:r>
                 <w:rPr>
                   <w:rFonts w:ascii="Arial" w:cs="Arial" w:eastAsia="Arial" w:hAnsi="Arial"/>
@@ -29740,7 +29740,7 @@
                 <w:delText xml:space="preserve">situations</w:delText>
               </w:r>
             </w:del>
-            <w:ins w:id="9322" w:author="Claude (AI) - proposed" w:date="2026-10-15T20:13:39Z">
+            <w:ins w:id="9322" w:author="Claude (AI) - proposed" w:date="2026-10-18T00:27:07Z">
               <w:r>
                 <w:rPr>
                   <w:rFonts w:ascii="Arial" w:cs="Arial" w:eastAsia="Arial" w:hAnsi="Arial"/>
@@ -29836,7 +29836,7 @@
               </w:rPr>
               <w:t xml:space="preserve">This is the final lesson of the sub-strand. The Kericho temperature supporting phenomenon is revisited — learners determine which day had the largest temperature swing away from zero, </w:t>
             </w:r>
-            <w:del w:id="9323" w:author="Claude (AI) - proposed" w:date="2026-10-15T20:13:39Z">
+            <w:del w:id="9323" w:author="Claude (AI) - proposed" w:date="2026-10-18T00:27:07Z">
               <w:r>
                 <w:rPr>
                   <w:rFonts w:ascii="Arial" w:cs="Arial" w:eastAsia="Arial" w:hAnsi="Arial"/>
@@ -29851,7 +29851,7 @@
                 <w:delText xml:space="preserve">discovering absolute value</w:delText>
               </w:r>
             </w:del>
-            <w:ins w:id="9324" w:author="Claude (AI) - proposed" w:date="2026-10-15T20:13:39Z">
+            <w:ins w:id="9324" w:author="Claude (AI) - proposed" w:date="2026-10-18T00:27:07Z">
               <w:r>
                 <w:rPr>
                   <w:rFonts w:ascii="Arial" w:cs="Arial" w:eastAsia="Arial" w:hAnsi="Arial"/>
@@ -30042,7 +30042,7 @@
               </w:rPr>
               <w:t xml:space="preserve">Lesson 8 is the capstone lesson for Sub-Strand 1.1: Real Numbers. It opens by revisiting the Kericho temperature data supporting phenomenon (daily high/low temperatures recorded over a week) to </w:t>
             </w:r>
-            <w:del w:id="9325" w:author="Claude (AI) - proposed" w:date="2026-10-15T20:13:39Z">
+            <w:del w:id="9325" w:author="Claude (AI) - proposed" w:date="2026-10-18T00:27:07Z">
               <w:r>
                 <w:rPr>
                   <w:rFonts w:ascii="Arial" w:cs="Arial" w:eastAsia="Arial" w:hAnsi="Arial"/>
@@ -30057,7 +30057,7 @@
                 <w:delText xml:space="preserve">motivate absolute value</w:delText>
               </w:r>
             </w:del>
-            <w:ins w:id="9326" w:author="Claude (AI) - proposed" w:date="2026-10-15T20:13:39Z">
+            <w:ins w:id="9326" w:author="Claude (AI) - proposed" w:date="2026-10-18T00:27:07Z">
               <w:r>
                 <w:rPr>
                   <w:rFonts w:ascii="Arial" w:cs="Arial" w:eastAsia="Arial" w:hAnsi="Arial"/>
@@ -30373,7 +30373,7 @@
             <w:pPr>
               <w:spacing w:after="20" w:before="0"/>
             </w:pPr>
-            <w:hyperlink w:history="1" r:id="rIdz5kuf9w77lswbiwkxgrea">
+            <w:hyperlink w:history="1" r:id="rId1ij8w0gxc5o8gwtvpaxmz">
               <w:r>
                 <w:rPr>
                   <w:rFonts w:ascii="Arial" w:cs="Arial" w:eastAsia="Arial" w:hAnsi="Arial"/>
@@ -30406,7 +30406,7 @@
               <w:spacing w:after="10" w:before="0"/>
               <w:ind w:left="120"/>
             </w:pPr>
-            <w:hyperlink w:history="1" r:id="rIdromecpzrvzuo-udkzgbmx">
+            <w:hyperlink w:history="1" r:id="rIdrkb0-qcfcme8bvp30ohjs">
               <w:r>
                 <w:rPr>
                   <w:rFonts w:ascii="Arial" w:cs="Arial" w:eastAsia="Arial" w:hAnsi="Arial"/>
@@ -30451,7 +30451,7 @@
             <w:pPr>
               <w:spacing w:after="20" w:before="0"/>
             </w:pPr>
-            <w:hyperlink w:history="1" r:id="rIdobunvyymni1umsd8kgxzj">
+            <w:hyperlink w:history="1" r:id="rIdqwlqfjxy4tyk4lj5dnsz6">
               <w:r>
                 <w:rPr>
                   <w:rFonts w:ascii="Arial" w:cs="Arial" w:eastAsia="Arial" w:hAnsi="Arial"/>
@@ -30484,7 +30484,7 @@
               <w:spacing w:after="10" w:before="0"/>
               <w:ind w:left="120"/>
             </w:pPr>
-            <w:hyperlink w:history="1" r:id="rIdcjkpvj6c99_9gw2rmfzpm">
+            <w:hyperlink w:history="1" r:id="rIdfwgslobr7zqedw1wwyjqo">
               <w:r>
                 <w:rPr>
                   <w:rFonts w:ascii="Arial" w:cs="Arial" w:eastAsia="Arial" w:hAnsi="Arial"/>
@@ -30684,7 +30684,7 @@
             <w:pPr>
               <w:spacing w:after="20" w:before="0"/>
             </w:pPr>
-            <w:hyperlink w:history="1" r:id="rId_2e2hz2-idedhh-iledrt">
+            <w:hyperlink w:history="1" r:id="rIdscvir8yi-xms4-jxsfbcf">
               <w:r>
                 <w:rPr>
                   <w:rFonts w:ascii="Arial" w:cs="Arial" w:eastAsia="Arial" w:hAnsi="Arial"/>
@@ -30717,7 +30717,7 @@
               <w:spacing w:after="10" w:before="0"/>
               <w:ind w:left="120"/>
             </w:pPr>
-            <w:hyperlink w:history="1" r:id="rIdptoqyn35zyfqwrhhlnxux">
+            <w:hyperlink w:history="1" r:id="rIduhvptgnzsttkbmsxawptn">
               <w:r>
                 <w:rPr>
                   <w:rFonts w:ascii="Arial" w:cs="Arial" w:eastAsia="Arial" w:hAnsi="Arial"/>
@@ -30762,7 +30762,7 @@
             <w:pPr>
               <w:spacing w:after="20" w:before="0"/>
             </w:pPr>
-            <w:hyperlink w:history="1" r:id="rIdntu1kimu-pi9gbym3itsk">
+            <w:hyperlink w:history="1" r:id="rIdj1bpakegysf4ry3xypqcc">
               <w:r>
                 <w:rPr>
                   <w:rFonts w:ascii="Arial" w:cs="Arial" w:eastAsia="Arial" w:hAnsi="Arial"/>
@@ -30795,7 +30795,7 @@
               <w:spacing w:after="10" w:before="0"/>
               <w:ind w:left="120"/>
             </w:pPr>
-            <w:hyperlink w:history="1" r:id="rIdo0sxa4mjspmkjynxhbnp6">
+            <w:hyperlink w:history="1" r:id="rIdqdpqr9ouadx-0zq9fecia">
               <w:r>
                 <w:rPr>
                   <w:rFonts w:ascii="Arial" w:cs="Arial" w:eastAsia="Arial" w:hAnsi="Arial"/>
@@ -30840,7 +30840,7 @@
               </w:rPr>
               <w:t xml:space="preserve">Learners engage in a structured data analysis activity using the Kericho temperature dataset. In groups of 4, they: (a) plot </w:t>
             </w:r>
-            <w:del w:id="9327" w:author="Claude (AI) - proposed" w:date="2026-10-15T20:13:39Z">
+            <w:del w:id="9327" w:author="Claude (AI) - proposed" w:date="2026-10-18T00:27:07Z">
               <w:r>
                 <w:rPr>
                   <w:rFonts w:ascii="Arial" w:cs="Arial" w:eastAsia="Arial" w:hAnsi="Arial"/>
@@ -30855,7 +30855,7 @@
                 <w:delText xml:space="preserve">all 14 temperature values (7 mornings + 7 afternoons</w:delText>
               </w:r>
             </w:del>
-            <w:ins w:id="9328" w:author="Claude (AI) - proposed" w:date="2026-10-15T20:13:39Z">
+            <w:ins w:id="9328" w:author="Claude (AI) - proposed" w:date="2026-10-18T00:27:07Z">
               <w:r>
                 <w:rPr>
                   <w:rFonts w:ascii="Arial" w:cs="Arial" w:eastAsia="Arial" w:hAnsi="Arial"/>
@@ -30883,7 +30883,7 @@
               </w:rPr>
               <w:t xml:space="preserve">) on a shared number line drawn on A4 paper, marking each value with a dot and labelling it; (b) draw arrows from zero to each value and measure the arrow length (distance from zero), recording results in a table; (c) notice that −3.5 and +3.5 are the SAME distance from zero; (d) use their calculators to compute |28 − 0| = 28 and |−3.5 − 0| = 3.5 and compare. Then individually, learners complete an Observation Recording Sheet with three columns: 'Temperature value', 'Distance from zero (arrow length)', 'Which is bigger: the morning low distance or the afternoon high distance?' </w:t>
             </w:r>
-            <w:del w:id="9329" w:author="Claude (AI) - proposed" w:date="2026-10-15T20:13:39Z">
+            <w:del w:id="9329" w:author="Claude (AI) - proposed" w:date="2026-10-18T00:27:07Z">
               <w:r>
                 <w:rPr>
                   <w:rFonts w:ascii="Arial" w:cs="Arial" w:eastAsia="Arial" w:hAnsi="Arial"/>
@@ -30898,7 +30898,7 @@
                 <w:delText xml:space="preserve">Finally</w:delText>
               </w:r>
             </w:del>
-            <w:ins w:id="9330" w:author="Claude (AI) - proposed" w:date="2026-10-15T20:13:39Z">
+            <w:ins w:id="9330" w:author="Claude (AI) - proposed" w:date="2026-10-18T00:27:07Z">
               <w:r>
                 <w:rPr>
                   <w:rFonts w:ascii="Arial" w:cs="Arial" w:eastAsia="Arial" w:hAnsi="Arial"/>
@@ -30959,7 +30959,7 @@
               </w:rPr>
               <w:t xml:space="preserve">1. Distribute A4 number line sheets (pre-printed with a number line from −30 to +30 in steps of 5). Say: 'In your groups, plot every temperature value from the table onto this number line. Take </w:t>
             </w:r>
-            <w:del w:id="9331" w:author="Claude (AI) - proposed" w:date="2026-10-15T20:13:39Z">
+            <w:del w:id="9331" w:author="Claude (AI) - proposed" w:date="2026-10-18T00:27:07Z">
               <w:r>
                 <w:rPr>
                   <w:rFonts w:ascii="Arial" w:cs="Arial" w:eastAsia="Arial" w:hAnsi="Arial"/>
@@ -30974,7 +30974,7 @@
                 <w:delText xml:space="preserve">5</w:delText>
               </w:r>
             </w:del>
-            <w:ins w:id="9332" w:author="Claude (AI) - proposed" w:date="2026-10-15T20:13:39Z">
+            <w:ins w:id="9332" w:author="Claude (AI) - proposed" w:date="2026-10-18T00:27:07Z">
               <w:r>
                 <w:rPr>
                   <w:rFonts w:ascii="Arial" w:cs="Arial" w:eastAsia="Arial" w:hAnsi="Arial"/>
@@ -31002,7 +31002,7 @@
               </w:rPr>
               <w:t xml:space="preserve"> minutes. Every member must plot at least two values.' Circulate — check that negative values are placed correctly to the left of zero. 2. After plotting, say: 'Now draw an arrow from zero to each dot. The LENGTH of that arrow is the DISTANCE from zero. Measure it by counting steps. Record it in your table.' Allow </w:t>
             </w:r>
-            <w:del w:id="9333" w:author="Claude (AI) - proposed" w:date="2026-10-15T20:13:39Z">
+            <w:del w:id="9333" w:author="Claude (AI) - proposed" w:date="2026-10-18T00:27:07Z">
               <w:r>
                 <w:rPr>
                   <w:rFonts w:ascii="Arial" w:cs="Arial" w:eastAsia="Arial" w:hAnsi="Arial"/>
@@ -31017,7 +31017,7 @@
                 <w:delText xml:space="preserve">4</w:delText>
               </w:r>
             </w:del>
-            <w:ins w:id="9334" w:author="Claude (AI) - proposed" w:date="2026-10-15T20:13:39Z">
+            <w:ins w:id="9334" w:author="Claude (AI) - proposed" w:date="2026-10-18T00:27:07Z">
               <w:r>
                 <w:rPr>
                   <w:rFonts w:ascii="Arial" w:cs="Arial" w:eastAsia="Arial" w:hAnsi="Arial"/>
@@ -31045,7 +31045,7 @@
               </w:rPr>
               <w:t xml:space="preserve"> minutes. 3. Ask the whole class: 'What do you notice about −3.5 and +3.5 on your number line?' Wait 10 seconds. Cold-call 2 groups. Target the response: 'They are the same distance from zero.' If not offered, prompt: 'Look at the arrows — are they the same length or different?' 4. Write on the board: 'Distance from zero = |x|. We call this the ABSOLUTE VALUE of x.' Say: 'The vertical bars mean: ignore the sign — only keep the size.' 5. Demonstrate: |−3.5| = 3.5, |28| = 28, |0| = 0. Ask learners to verify with their arrows. 6. </w:t>
             </w:r>
-            <w:ins w:id="9335" w:author="Claude (AI) - proposed" w:date="2026-10-15T20:13:39Z">
+            <w:ins w:id="9335" w:author="Claude (AI) - proposed" w:date="2026-10-18T00:27:07Z">
               <w:r>
                 <w:rPr>
                   <w:rFonts w:ascii="Arial" w:cs="Arial" w:eastAsia="Arial" w:hAnsi="Arial"/>
@@ -31195,7 +31195,7 @@
             <w:pPr>
               <w:spacing w:after="20" w:before="0"/>
             </w:pPr>
-            <w:hyperlink w:history="1" r:id="rId-mrzokct0x3d1uztjf9ll">
+            <w:hyperlink w:history="1" r:id="rIdbsj9ikc7jry4rdjmmovkl">
               <w:r>
                 <w:rPr>
                   <w:rFonts w:ascii="Arial" w:cs="Arial" w:eastAsia="Arial" w:hAnsi="Arial"/>
@@ -31228,7 +31228,7 @@
               <w:spacing w:after="10" w:before="0"/>
               <w:ind w:left="120"/>
             </w:pPr>
-            <w:hyperlink w:history="1" r:id="rIdpe17tme6unfds6q0sfunk">
+            <w:hyperlink w:history="1" r:id="rIdlmcnvq8lztsabafk3-mrh">
               <w:r>
                 <w:rPr>
                   <w:rFonts w:ascii="Arial" w:cs="Arial" w:eastAsia="Arial" w:hAnsi="Arial"/>
@@ -31273,7 +31273,7 @@
             <w:pPr>
               <w:spacing w:after="20" w:before="0"/>
             </w:pPr>
-            <w:hyperlink w:history="1" r:id="rIdsgndxbwxdygltxl16mv54">
+            <w:hyperlink w:history="1" r:id="rIdyhahvgj3hqibzmukvyk45">
               <w:r>
                 <w:rPr>
                   <w:rFonts w:ascii="Arial" w:cs="Arial" w:eastAsia="Arial" w:hAnsi="Arial"/>
@@ -31306,7 +31306,7 @@
               <w:spacing w:after="10" w:before="0"/>
               <w:ind w:left="120"/>
             </w:pPr>
-            <w:hyperlink w:history="1" r:id="rIde-mtvns5swwvbgsl1mazq">
+            <w:hyperlink w:history="1" r:id="rIdpl_hjctu4zub5te77kktb">
               <w:r>
                 <w:rPr>
                   <w:rFonts w:ascii="Arial" w:cs="Arial" w:eastAsia="Arial" w:hAnsi="Arial"/>
@@ -31351,7 +31351,7 @@
               </w:rPr>
               <w:t xml:space="preserve">Learners work through a structured sensemaking sequence in three parts. PART A — Formal Definition and Cases: Learners copy and complete a structured note: 'The absolute value of a real number x, written |x|, is its distance from zero on the number line. Formally: |x| = x if x ≥ 0, and |x| = −x if x &lt; 0.' They verify this definition with six examples: |7|, |−12|, |0|, |−√2|, |3/4|, |−Ksh 120|. PART B — Application Problems in Kenyan Context: Learners solve five contextualised problems</w:t>
             </w:r>
-            <w:ins w:id="9336" w:author="Claude (AI) - proposed" w:date="2026-10-15T20:13:39Z">
+            <w:ins w:id="9336" w:author="Claude (AI) - proposed" w:date="2026-10-18T00:27:07Z">
               <w:r>
                 <w:rPr>
                   <w:rFonts w:ascii="Arial" w:cs="Arial" w:eastAsia="Arial" w:hAnsi="Arial"/>
@@ -31412,7 +31412,7 @@
               </w:rPr>
               <w:t xml:space="preserve">1. PART A: Write the formal definition on the board in full. Say: 'Copy this definition exactly — it is the formal mathematical language. Then verify it works for </w:t>
             </w:r>
-            <w:del w:id="9337" w:author="Claude (AI) - proposed" w:date="2026-10-15T20:13:39Z">
+            <w:del w:id="9337" w:author="Claude (AI) - proposed" w:date="2026-10-18T00:27:07Z">
               <w:r>
                 <w:rPr>
                   <w:rFonts w:ascii="Arial" w:cs="Arial" w:eastAsia="Arial" w:hAnsi="Arial"/>
@@ -31427,7 +31427,7 @@
                 <w:delText xml:space="preserve">each</w:delText>
               </w:r>
             </w:del>
-            <w:ins w:id="9338" w:author="Claude (AI) - proposed" w:date="2026-10-15T20:13:39Z">
+            <w:ins w:id="9338" w:author="Claude (AI) - proposed" w:date="2026-10-18T00:27:07Z">
               <w:r>
                 <w:rPr>
                   <w:rFonts w:ascii="Arial" w:cs="Arial" w:eastAsia="Arial" w:hAnsi="Arial"/>
@@ -31455,7 +31455,7 @@
               </w:rPr>
               <w:t xml:space="preserve"> of my six examples</w:t>
             </w:r>
-            <w:ins w:id="9339" w:author="Claude (AI) - proposed" w:date="2026-10-15T20:13:39Z">
+            <w:ins w:id="9339" w:author="Claude (AI) - proposed" w:date="2026-10-18T00:27:07Z">
               <w:r>
                 <w:rPr>
                   <w:rFonts w:ascii="Arial" w:cs="Arial" w:eastAsia="Arial" w:hAnsi="Arial"/>
@@ -31483,7 +31483,7 @@
               </w:rPr>
               <w:t xml:space="preserve">. You have </w:t>
             </w:r>
-            <w:del w:id="9340" w:author="Claude (AI) - proposed" w:date="2026-10-15T20:13:39Z">
+            <w:del w:id="9340" w:author="Claude (AI) - proposed" w:date="2026-10-18T00:27:07Z">
               <w:r>
                 <w:rPr>
                   <w:rFonts w:ascii="Arial" w:cs="Arial" w:eastAsia="Arial" w:hAnsi="Arial"/>
@@ -31498,7 +31498,7 @@
                 <w:delText xml:space="preserve">5</w:delText>
               </w:r>
             </w:del>
-            <w:ins w:id="9341" w:author="Claude (AI) - proposed" w:date="2026-10-15T20:13:39Z">
+            <w:ins w:id="9341" w:author="Claude (AI) - proposed" w:date="2026-10-18T00:27:07Z">
               <w:r>
                 <w:rPr>
                   <w:rFonts w:ascii="Arial" w:cs="Arial" w:eastAsia="Arial" w:hAnsi="Arial"/>
@@ -31526,7 +31526,7 @@
               </w:rPr>
               <w:t xml:space="preserve"> minutes.' After 5 minutes, cold-call 2 learners to read their answers for |−√2| and |3/4|. Wait 10 seconds each. Correct any errors immediately with: 'What is the distance from zero to −√2 on the number line? Draw the arrow if you are unsure.' 2. PART B: Say: 'Now we use absolute value in real Kenyan situations. Work individually. </w:t>
             </w:r>
-            <w:del w:id="9342" w:author="Claude (AI) - proposed" w:date="2026-10-15T20:13:39Z">
+            <w:del w:id="9342" w:author="Claude (AI) - proposed" w:date="2026-10-18T00:27:07Z">
               <w:r>
                 <w:rPr>
                   <w:rFonts w:ascii="Arial" w:cs="Arial" w:eastAsia="Arial" w:hAnsi="Arial"/>
@@ -31541,7 +31541,7 @@
                 <w:delText xml:space="preserve">You have 10 minutes for all five problems</w:delText>
               </w:r>
             </w:del>
-            <w:ins w:id="9343" w:author="Claude (AI) - proposed" w:date="2026-10-15T20:13:39Z">
+            <w:ins w:id="9343" w:author="Claude (AI) - proposed" w:date="2026-10-18T00:27:07Z">
               <w:r>
                 <w:rPr>
                   <w:rFonts w:ascii="Arial" w:cs="Arial" w:eastAsia="Arial" w:hAnsi="Arial"/>
@@ -31691,7 +31691,7 @@
             <w:pPr>
               <w:spacing w:after="20" w:before="0"/>
             </w:pPr>
-            <w:hyperlink w:history="1" r:id="rId6f5ycu3pfr8sy9jycw1m3">
+            <w:hyperlink w:history="1" r:id="rIdlnfprnugbdpb2f4sgiobh">
               <w:r>
                 <w:rPr>
                   <w:rFonts w:ascii="Arial" w:cs="Arial" w:eastAsia="Arial" w:hAnsi="Arial"/>
@@ -31724,7 +31724,7 @@
               <w:spacing w:after="10" w:before="0"/>
               <w:ind w:left="120"/>
             </w:pPr>
-            <w:hyperlink w:history="1" r:id="rIdv972or2nwzfbtvmrooq37">
+            <w:hyperlink w:history="1" r:id="rIdwbegvrc92fmq-o3c_ijma">
               <w:r>
                 <w:rPr>
                   <w:rFonts w:ascii="Arial" w:cs="Arial" w:eastAsia="Arial" w:hAnsi="Arial"/>
@@ -31769,7 +31769,7 @@
             <w:pPr>
               <w:spacing w:after="20" w:before="0"/>
             </w:pPr>
-            <w:hyperlink w:history="1" r:id="rId2ukbl50tmnlmayu2iunnj">
+            <w:hyperlink w:history="1" r:id="rIdkscvupan1nxayilkh1lv9">
               <w:r>
                 <w:rPr>
                   <w:rFonts w:ascii="Arial" w:cs="Arial" w:eastAsia="Arial" w:hAnsi="Arial"/>
@@ -31802,7 +31802,7 @@
               <w:spacing w:after="10" w:before="0"/>
               <w:ind w:left="120"/>
             </w:pPr>
-            <w:hyperlink w:history="1" r:id="rId51wjwxhpesda9-q3iq1hc">
+            <w:hyperlink w:history="1" r:id="rIdcytc7i1sshnphgjbsuiiz">
               <w:r>
                 <w:rPr>
                   <w:rFonts w:ascii="Arial" w:cs="Arial" w:eastAsia="Arial" w:hAnsi="Arial"/>
@@ -32002,7 +32002,7 @@
             <w:pPr>
               <w:spacing w:after="20" w:before="0"/>
             </w:pPr>
-            <w:hyperlink w:history="1" r:id="rIdbuhrybq99qbluyvkaldee">
+            <w:hyperlink w:history="1" r:id="rIdanlksrus-q1gx0-ut9xj3">
               <w:r>
                 <w:rPr>
                   <w:rFonts w:ascii="Arial" w:cs="Arial" w:eastAsia="Arial" w:hAnsi="Arial"/>
@@ -32035,7 +32035,7 @@
               <w:spacing w:after="10" w:before="0"/>
               <w:ind w:left="120"/>
             </w:pPr>
-            <w:hyperlink w:history="1" r:id="rIda7zzh5zq0hvbw5lb-flbj">
+            <w:hyperlink w:history="1" r:id="rIdpdpbegho7wlzj3g5r5co8">
               <w:r>
                 <w:rPr>
                   <w:rFonts w:ascii="Arial" w:cs="Arial" w:eastAsia="Arial" w:hAnsi="Arial"/>
@@ -32080,7 +32080,7 @@
             <w:pPr>
               <w:spacing w:after="20" w:before="0"/>
             </w:pPr>
-            <w:hyperlink w:history="1" r:id="rId_l3x_svsgyxlfukcia9db">
+            <w:hyperlink w:history="1" r:id="rId_dasoflkuv3vt9acofpwy">
               <w:r>
                 <w:rPr>
                   <w:rFonts w:ascii="Arial" w:cs="Arial" w:eastAsia="Arial" w:hAnsi="Arial"/>
@@ -32113,7 +32113,7 @@
               <w:spacing w:after="10" w:before="0"/>
               <w:ind w:left="120"/>
             </w:pPr>
-            <w:hyperlink w:history="1" r:id="rIdm08a2u_oeeumsd91kt5di">
+            <w:hyperlink w:history="1" r:id="rIdm9h9hey8k75mgydavba8c">
               <w:r>
                 <w:rPr>
                   <w:rFonts w:ascii="Arial" w:cs="Arial" w:eastAsia="Arial" w:hAnsi="Arial"/>
@@ -32158,7 +32158,7 @@
               </w:rPr>
               <w:t xml:space="preserve">Learners individually draw their final, revised model of the real number system in their exercise books. The model must include: (a) all five number sets nested correctly (Natural</w:t>
             </w:r>
-            <w:del w:id="9344" w:author="Claude (AI) - proposed" w:date="2026-10-15T20:13:39Z">
+            <w:del w:id="9344" w:author="Claude (AI) - proposed" w:date="2026-10-18T00:27:07Z">
               <w:r>
                 <w:rPr>
                   <w:rFonts w:ascii="Arial" w:cs="Arial" w:eastAsia="Arial" w:hAnsi="Arial"/>
@@ -32186,7 +32186,7 @@
               </w:rPr>
               <w:t xml:space="preserve"> ⊂ Integer ⊂ Rational; Irrational ∪ Rational = Real); (b) at least two Kenyan examples in each set (e.g., Natural: 28 cm diameter of sufuria, 160 km Nairobi–Nakuru; Integer: −</w:t>
             </w:r>
-            <w:del w:id="9345" w:author="Claude (AI) - proposed" w:date="2026-10-15T20:13:39Z">
+            <w:del w:id="9345" w:author="Claude (AI) - proposed" w:date="2026-10-18T00:27:07Z">
               <w:r>
                 <w:rPr>
                   <w:rFonts w:ascii="Arial" w:cs="Arial" w:eastAsia="Arial" w:hAnsi="Arial"/>
@@ -32201,7 +32201,7 @@
                 <w:delText xml:space="preserve">3.5°C Kericho morning rounded to −4</w:delText>
               </w:r>
             </w:del>
-            <w:ins w:id="9346" w:author="Claude (AI) - proposed" w:date="2026-10-15T20:13:39Z">
+            <w:ins w:id="9346" w:author="Claude (AI) - proposed" w:date="2026-10-18T00:27:07Z">
               <w:r>
                 <w:rPr>
                   <w:rFonts w:ascii="Arial" w:cs="Arial" w:eastAsia="Arial" w:hAnsi="Arial"/>
@@ -32262,7 +32262,7 @@
               </w:rPr>
               <w:t xml:space="preserve">1. Say: 'This is your final model — make it your best work. Use the poster, the DQB, and your notes. You have </w:t>
             </w:r>
-            <w:del w:id="9347" w:author="Claude (AI) - proposed" w:date="2026-10-15T20:13:39Z">
+            <w:del w:id="9347" w:author="Claude (AI) - proposed" w:date="2026-10-18T00:27:07Z">
               <w:r>
                 <w:rPr>
                   <w:rFonts w:ascii="Arial" w:cs="Arial" w:eastAsia="Arial" w:hAnsi="Arial"/>
@@ -32277,7 +32277,7 @@
                 <w:delText xml:space="preserve">10</w:delText>
               </w:r>
             </w:del>
-            <w:ins w:id="9348" w:author="Claude (AI) - proposed" w:date="2026-10-15T20:13:39Z">
+            <w:ins w:id="9348" w:author="Claude (AI) - proposed" w:date="2026-10-18T00:27:07Z">
               <w:r>
                 <w:rPr>
                   <w:rFonts w:ascii="Arial" w:cs="Arial" w:eastAsia="Arial" w:hAnsi="Arial"/>
@@ -32305,7 +32305,7 @@
               </w:rPr>
               <w:t xml:space="preserve"> minutes. Every part of the checklist must appear.' Write the five checklist items on the board. Circulate and check: (a) Are nested sets correctly drawn? (b) Are Kenyan examples specific and correct? (c) Is the number line labelled with absolute value arrows? (d) Is the absolute value sentence present? 2. After 10 minutes, cold-call 2 learners to share their models under the document camera (or hold up for class to see). Ask each: 'Where did you place 28π on your model? Why?' Wait 10 seconds. 3. Say: 'Now complete your 3-2-1 Exit Ticket. Be specific — I should be able to read this and know exactly what YOU understand.' Allow </w:t>
             </w:r>
-            <w:del w:id="9349" w:author="Claude (AI) - proposed" w:date="2026-10-15T20:13:39Z">
+            <w:del w:id="9349" w:author="Claude (AI) - proposed" w:date="2026-10-18T00:27:07Z">
               <w:r>
                 <w:rPr>
                   <w:rFonts w:ascii="Arial" w:cs="Arial" w:eastAsia="Arial" w:hAnsi="Arial"/>
@@ -32320,7 +32320,7 @@
                 <w:delText xml:space="preserve">5</w:delText>
               </w:r>
             </w:del>
-            <w:ins w:id="9350" w:author="Claude (AI) - proposed" w:date="2026-10-15T20:13:39Z">
+            <w:ins w:id="9350" w:author="Claude (AI) - proposed" w:date="2026-10-18T00:27:07Z">
               <w:r>
                 <w:rPr>
                   <w:rFonts w:ascii="Arial" w:cs="Arial" w:eastAsia="Arial" w:hAnsi="Arial"/>
@@ -32348,7 +32348,7 @@
               </w:rPr>
               <w:t xml:space="preserve"> minutes. Collect all exit tickets. 4. Final close: Return to the phenomenon one last time. Say: 'The daughter at Gikomba cut 88 cm of string. The exact value is 28π cm. She will always have a tiny gap</w:t>
             </w:r>
-            <w:ins w:id="9351" w:author="Claude (AI) - proposed" w:date="2026-10-15T20:13:39Z">
+            <w:ins w:id="9351" w:author="Claude (AI) - proposed" w:date="2026-10-18T00:27:07Z">
               <w:r>
                 <w:rPr>
                   <w:rFonts w:ascii="Arial" w:cs="Arial" w:eastAsia="Arial" w:hAnsi="Arial"/>
@@ -32376,7 +32376,7 @@
               </w:rPr>
               <w:t xml:space="preserve">. Now you can say: the </w:t>
             </w:r>
-            <w:del w:id="9352" w:author="Claude (AI) - proposed" w:date="2026-10-15T20:13:39Z">
+            <w:del w:id="9352" w:author="Claude (AI) - proposed" w:date="2026-10-18T00:27:07Z">
               <w:r>
                 <w:rPr>
                   <w:rFonts w:ascii="Arial" w:cs="Arial" w:eastAsia="Arial" w:hAnsi="Arial"/>
@@ -32391,7 +32391,7 @@
                 <w:delText xml:space="preserve">gap</w:delText>
               </w:r>
             </w:del>
-            <w:ins w:id="9353" w:author="Claude (AI) - proposed" w:date="2026-10-15T20:13:39Z">
+            <w:ins w:id="9353" w:author="Claude (AI) - proposed" w:date="2026-10-18T00:27:07Z">
               <w:r>
                 <w:rPr>
                   <w:rFonts w:ascii="Arial" w:cs="Arial" w:eastAsia="Arial" w:hAnsi="Arial"/>
@@ -32419,7 +32419,7 @@
               </w:rPr>
               <w:t xml:space="preserve"> is |88 − 28π| ≈ 0.035 cm — </w:t>
             </w:r>
-            <w:del w:id="9354" w:author="Claude (AI) - proposed" w:date="2026-10-15T20:13:39Z">
+            <w:del w:id="9354" w:author="Claude (AI) - proposed" w:date="2026-10-18T00:27:07Z">
               <w:r>
                 <w:rPr>
                   <w:rFonts w:ascii="Arial" w:cs="Arial" w:eastAsia="Arial" w:hAnsi="Arial"/>
@@ -32434,7 +32434,7 @@
                 <w:delText xml:space="preserve">a RATIONAL number that approximates an IRRATIONAL error</w:delText>
               </w:r>
             </w:del>
-            <w:ins w:id="9355" w:author="Claude (AI) - proposed" w:date="2026-10-15T20:13:39Z">
+            <w:ins w:id="9355" w:author="Claude (AI) - proposed" w:date="2026-10-18T00:27:07Z">
               <w:r>
                 <w:rPr>
                   <w:rFonts w:ascii="Arial" w:cs="Arial" w:eastAsia="Arial" w:hAnsi="Arial"/>
@@ -32528,7 +32528,7 @@
               </w:rPr>
               <w:t xml:space="preserve">Observable indicators: (1) Final models show correct nesting (Natural</w:t>
             </w:r>
-            <w:del w:id="9356" w:author="Claude (AI) - proposed" w:date="2026-10-15T20:13:39Z">
+            <w:del w:id="9356" w:author="Claude (AI) - proposed" w:date="2026-10-18T00:27:07Z">
               <w:r>
                 <w:rPr>
                   <w:rFonts w:ascii="Arial" w:cs="Arial" w:eastAsia="Arial" w:hAnsi="Arial"/>
@@ -32937,7 +32937,7 @@
         </w:rPr>
         <w:t xml:space="preserve">© 2026 SeaVuria and ARES. Aligned with KICD objectives. Developed by SeaVuria; technical implementation by ARES (with AI assistance from Claude). Licensed under </w:t>
       </w:r>
-      <w:hyperlink w:history="1" r:id="rIdarvyzmqk8p_rgsbkaoj9z">
+      <w:hyperlink w:history="1" r:id="rIdofhe1yvnmb782jqiuut3i">
         <w:r>
           <w:rPr>
             <w:rFonts w:ascii="Arial" w:cs="Arial" w:eastAsia="Arial" w:hAnsi="Arial"/>
@@ -32958,7 +32958,7 @@
         </w:rPr>
         <w:t xml:space="preserve"> (</w:t>
       </w:r>
-      <w:hyperlink w:history="1" r:id="rIdv7uleso3vpgxayhxmiphk">
+      <w:hyperlink w:history="1" r:id="rIdxnzbqfj0fnysdvpwnbuci">
         <w:r>
           <w:rPr>
             <w:rFonts w:ascii="Arial" w:cs="Arial" w:eastAsia="Arial" w:hAnsi="Arial"/>
